--- a/09_MANUALES/ES/WORD/09_Manual_De_Usuario.docx
+++ b/09_MANUALES/ES/WORD/09_Manual_De_Usuario.docx
@@ -2,7 +2,7 @@
 <file path=word/document.xml><?xml version="1.0" encoding="utf-8"?>
 <w:document xmlns:w="http://schemas.openxmlformats.org/wordprocessingml/2006/main" xmlns:m="http://schemas.openxmlformats.org/officeDocument/2006/math" xmlns:r="http://schemas.openxmlformats.org/officeDocument/2006/relationships" xmlns:o="urn:schemas-microsoft-com:office:office" xmlns:v="urn:schemas-microsoft-com:vml" xmlns:w10="urn:schemas-microsoft-com:office:word" xmlns:a="http://schemas.openxmlformats.org/drawingml/2006/main" xmlns:pic="http://schemas.openxmlformats.org/drawingml/2006/picture" xmlns:wp="http://schemas.openxmlformats.org/drawingml/2006/wordprocessingDrawing">
   <w:body>
-    <w:bookmarkStart w:id="88" w:name="manual-de-usuario"/>
+    <w:bookmarkStart w:id="184" w:name="manual-de-usuario"/>
     <w:p>
       <w:pPr>
         <w:pStyle w:val="Heading1"/>
@@ -64,15 +64,15 @@
         <w:pStyle w:val="BodyText"/>
       </w:pPr>
       <w:r>
-        <w:t xml:space="preserve">9 de octubre de 2026</w:t>
-      </w:r>
-    </w:p>
-    <w:p>
-      <w:pPr>
-        <w:pStyle w:val="BodyText"/>
-      </w:pPr>
-      <w:r>
-        <w:t xml:space="preserve">Tipo de manual: Manual de usuario (roles Cliente y Operario) · Versión 3.1</w:t>
+        <w:t xml:space="preserve">16 de octubre de 2026</w:t>
+      </w:r>
+    </w:p>
+    <w:p>
+      <w:pPr>
+        <w:pStyle w:val="BodyText"/>
+      </w:pPr>
+      <w:r>
+        <w:t xml:space="preserve">Tipo de manual: Manual de usuario (roles Cliente y Operario) · Versión 4.0</w:t>
       </w:r>
     </w:p>
     <w:bookmarkStart w:id="20" w:name="control-de-versiones"/>
@@ -361,6 +361,52 @@
           </w:p>
         </w:tc>
       </w:tr>
+      <w:tr>
+        <w:tc>
+          <w:tcPr/>
+          <w:p>
+            <w:pPr>
+              <w:pStyle w:val="Compact"/>
+            </w:pPr>
+            <w:r>
+              <w:t xml:space="preserve">4.0</w:t>
+            </w:r>
+          </w:p>
+        </w:tc>
+        <w:tc>
+          <w:tcPr/>
+          <w:p>
+            <w:pPr>
+              <w:pStyle w:val="Compact"/>
+            </w:pPr>
+            <w:r>
+              <w:t xml:space="preserve">2026-10-16</w:t>
+            </w:r>
+          </w:p>
+        </w:tc>
+        <w:tc>
+          <w:tcPr/>
+          <w:p>
+            <w:pPr>
+              <w:pStyle w:val="Compact"/>
+            </w:pPr>
+            <w:r>
+              <w:t xml:space="preserve">Revisión contra el código del 16 de octubre de 2026. Las figuras pasaron de marcadores a capturas reales del sistema funcionando con datos de prueba. Se agregaron: elección opcional del operario al reservar y asignación automática de uno libre, bloqueo de la cuenta por 15 minutos después de cinco intentos fallidos, mensajes que explican por qué una hora no se puede reservar, inicio del servicio desde 15 minutos antes de la hora reservada, descarga de la aplicación Android desde la web, dirección del perfil guardada en la cuenta y la opción Desactivar mi cuenta, que antes se llamaba Eliminar cuenta. Se retiró el botón Reportar progreso, que ya no existe en la pantalla del operario.</w:t>
+            </w:r>
+          </w:p>
+        </w:tc>
+        <w:tc>
+          <w:tcPr/>
+          <w:p>
+            <w:pPr>
+              <w:pStyle w:val="Compact"/>
+            </w:pPr>
+            <w:r>
+              <w:t xml:space="preserve">Equipo de desarrollo</w:t>
+            </w:r>
+          </w:p>
+        </w:tc>
+      </w:tr>
     </w:tbl>
     <w:p>
       <w:pPr>
@@ -908,12 +954,12 @@
           <w:numId w:val="1009"/>
         </w:numPr>
       </w:pPr>
-      <w:hyperlink w:anchor="Xa12ce862f6a7bc5bdaffd0b37b667e261a3fce0">
+      <w:hyperlink w:anchor="anexo-a-origen-de-las-capturas">
         <w:r>
           <w:rPr>
             <w:rStyle w:val="Hyperlink"/>
           </w:rPr>
-          <w:t xml:space="preserve">Anexo A. Lista de Figuras Pendientes de Captura</w:t>
+          <w:t xml:space="preserve">Anexo A. Origen de las Capturas</w:t>
         </w:r>
       </w:hyperlink>
     </w:p>
@@ -1032,7 +1078,20 @@
         <w:t xml:space="preserve"> </w:t>
       </w:r>
       <w:r>
-        <w:t xml:space="preserve">de la aplicación web al 9 de octubre de 2026. Los nombres de botones, menús y mensajes se escriben en</w:t>
+        <w:t xml:space="preserve">de la aplicación web al 16 de octubre de 2026. En la interfaz el sistema aparece con su nombre comercial,</w:t>
+      </w:r>
+      <w:r>
+        <w:t xml:space="preserve"> </w:t>
+      </w:r>
+      <w:r>
+        <w:rPr>
+          <w:b/>
+          <w:bCs/>
+        </w:rPr>
+        <w:t xml:space="preserve">LavaRápido</w:t>
+      </w:r>
+      <w:r>
+        <w:t xml:space="preserve">. Los nombres de botones, menús y mensajes se escriben en</w:t>
       </w:r>
       <w:r>
         <w:t xml:space="preserve"> </w:t>
@@ -1334,7 +1393,7 @@
         </w:numPr>
       </w:pPr>
       <w:r>
-        <w:t xml:space="preserve">La aplicación móvil Android (React Native con Expo), que ofrece módulos equivalentes para los tres roles pero sigue en desarrollo; este manual documenta solo la versión web.</w:t>
+        <w:t xml:space="preserve">La aplicación móvil Android (React Native con Expo), que ofrece módulos equivalentes para los tres roles. Se descarga desde la página de inicio de la web con el botón de descarga o el código QR; este manual documenta solo la versión web.</w:t>
       </w:r>
     </w:p>
     <w:p>
@@ -1376,12 +1435,12 @@
         <w:pStyle w:val="FirstParagraph"/>
       </w:pPr>
       <w:r>
-        <w:t xml:space="preserve">Las figuras de este manual son marcadores que indican la pantalla y los elementos que debe mostrar cada captura. Antes de la entrega final, el equipo debe reemplazar cada marcador por una captura real de la versión final del software, con buena resolución y ordenada según el flujo de uso (Anexo A).</w:t>
+        <w:t xml:space="preserve">Las figuras de este manual son capturas reales del sistema funcionando en el entorno local, tomadas el 16 de octubre de 2026 con cuentas y datos de prueba. Están ordenadas según el flujo de uso y su origen se explica en el Anexo A.</w:t>
       </w:r>
     </w:p>
     <w:bookmarkEnd w:id="29"/>
     <w:bookmarkEnd w:id="30"/>
-    <w:bookmarkStart w:id="34" w:name="X4a04b710249dcc70593d8c63498b48dcde27b6f"/>
+    <w:bookmarkStart w:id="37" w:name="X4a04b710249dcc70593d8c63498b48dcde27b6f"/>
     <w:p>
       <w:pPr>
         <w:pStyle w:val="Heading2"/>
@@ -1940,7 +1999,7 @@
       </w:r>
     </w:p>
     <w:bookmarkEnd w:id="32"/>
-    <w:bookmarkStart w:id="33" w:name="X5dd249e705fc78592f74300e1a6f569c8e51d85"/>
+    <w:bookmarkStart w:id="36" w:name="X5dd249e705fc78592f74300e1a6f569c8e51d85"/>
     <w:p>
       <w:pPr>
         <w:pStyle w:val="Heading3"/>
@@ -2093,64 +2152,54 @@
     </w:p>
     <w:p>
       <w:pPr>
-        <w:pStyle w:val="BlockText"/>
-      </w:pPr>
-      <w:r>
-        <w:rPr>
-          <w:b/>
-          <w:bCs/>
-        </w:rPr>
-        <w:t xml:space="preserve">Captura por insertar.</w:t>
-      </w:r>
-      <w:r>
-        <w:t xml:space="preserve"> </w:t>
-      </w:r>
-      <w:r>
-        <w:rPr>
-          <w:b/>
-          <w:bCs/>
-        </w:rPr>
-        <w:t xml:space="preserve">Pantalla:</w:t>
-      </w:r>
-      <w:r>
-        <w:t xml:space="preserve"> </w:t>
-      </w:r>
-      <w:r>
-        <w:t xml:space="preserve">dirección principal del sistema (ruta</w:t>
-      </w:r>
-      <w:r>
-        <w:t xml:space="preserve"> </w:t>
-      </w:r>
-      <w:r>
-        <w:rPr>
-          <w:i/>
-          <w:iCs/>
-        </w:rPr>
-        <w:t xml:space="preserve">/</w:t>
-      </w:r>
-      <w:r>
-        <w:t xml:space="preserve">), sin sesión iniciada.</w:t>
-      </w:r>
-      <w:r>
-        <w:t xml:space="preserve"> </w:t>
-      </w:r>
-      <w:r>
-        <w:rPr>
-          <w:b/>
-          <w:bCs/>
-        </w:rPr>
-        <w:t xml:space="preserve">Contenido:</w:t>
-      </w:r>
-      <w:r>
-        <w:t xml:space="preserve"> </w:t>
-      </w:r>
-      <w:r>
-        <w:t xml:space="preserve">vista completa con la barra superior (logo, Inicio, Nosotros, Servicios, selector de idioma, Iniciar Sesión y Registrarse), el bloque principal con los botones Comenzar ahora y Ya tengo cuenta, y las tarjetas de servicios.</w:t>
-      </w:r>
-    </w:p>
-    <w:p>
-      <w:pPr>
-        <w:pStyle w:val="FirstParagraph"/>
+        <w:pStyle w:val="BodyText"/>
+      </w:pPr>
+      <w:r>
+        <w:drawing>
+          <wp:inline>
+            <wp:extent cx="5334000" cy="13030423"/>
+            <wp:effectExtent b="0" l="0" r="0" t="0"/>
+            <wp:docPr descr="Pantalla de Bienvenida del Sistema" title="" id="34" name="Picture"/>
+            <a:graphic>
+              <a:graphicData uri="http://schemas.openxmlformats.org/drawingml/2006/picture">
+                <pic:pic>
+                  <pic:nvPicPr>
+                    <pic:cNvPr descr="capturas/usuario-01-pantalla-de-bienvenida-del-sistema.jpg" id="35" name="Picture"/>
+                    <pic:cNvPicPr>
+                      <a:picLocks noChangeArrowheads="1" noChangeAspect="1"/>
+                    </pic:cNvPicPr>
+                  </pic:nvPicPr>
+                  <pic:blipFill>
+                    <a:blip r:embed="rId33"/>
+                    <a:stretch>
+                      <a:fillRect/>
+                    </a:stretch>
+                  </pic:blipFill>
+                  <pic:spPr bwMode="auto">
+                    <a:xfrm>
+                      <a:off x="0" y="0"/>
+                      <a:ext cx="5334000" cy="13030423"/>
+                    </a:xfrm>
+                    <a:prstGeom prst="rect">
+                      <a:avLst/>
+                    </a:prstGeom>
+                    <a:noFill/>
+                    <a:ln w="9525">
+                      <a:noFill/>
+                      <a:headEnd/>
+                      <a:tailEnd/>
+                    </a:ln>
+                  </pic:spPr>
+                </pic:pic>
+              </a:graphicData>
+            </a:graphic>
+          </wp:inline>
+        </w:drawing>
+      </w:r>
+    </w:p>
+    <w:p>
+      <w:pPr>
+        <w:pStyle w:val="BodyText"/>
       </w:pPr>
       <w:r>
         <w:rPr>
@@ -2428,9 +2477,9 @@
         <w:t xml:space="preserve">(sección 10.1.9).</w:t>
       </w:r>
     </w:p>
-    <w:bookmarkEnd w:id="33"/>
-    <w:bookmarkEnd w:id="34"/>
-    <w:bookmarkStart w:id="38" w:name="Xdd35d4ccf792b9e8cf80910e004bfe19ecf9309"/>
+    <w:bookmarkEnd w:id="36"/>
+    <w:bookmarkEnd w:id="37"/>
+    <w:bookmarkStart w:id="62" w:name="Xdd35d4ccf792b9e8cf80910e004bfe19ecf9309"/>
     <w:p>
       <w:pPr>
         <w:pStyle w:val="Heading2"/>
@@ -2447,7 +2496,7 @@
         <w:t xml:space="preserve">Toda persona debe tener una cuenta para usar las funciones del sistema. Los clientes crean su propia cuenta mediante el registro; los operarios reciben su cuenta del administrador del negocio, con una contraseña temporal que deben cambiar después del primer ingreso.</w:t>
       </w:r>
     </w:p>
-    <w:bookmarkStart w:id="35" w:name="Xe71d07231a8c8a113c3d8b579e98891e345ec38"/>
+    <w:bookmarkStart w:id="44" w:name="Xe71d07231a8c8a113c3d8b579e98891e345ec38"/>
     <w:p>
       <w:pPr>
         <w:pStyle w:val="Heading3"/>
@@ -2967,89 +3016,138 @@
     </w:p>
     <w:p>
       <w:pPr>
-        <w:pStyle w:val="BlockText"/>
-      </w:pPr>
-      <w:r>
-        <w:rPr>
-          <w:b/>
-          <w:bCs/>
-        </w:rPr>
-        <w:t xml:space="preserve">Captura por insertar.</w:t>
-      </w:r>
-      <w:r>
-        <w:t xml:space="preserve"> </w:t>
-      </w:r>
-      <w:r>
-        <w:rPr>
-          <w:b/>
-          <w:bCs/>
-        </w:rPr>
-        <w:t xml:space="preserve">Pantalla:</w:t>
-      </w:r>
-      <w:r>
-        <w:t xml:space="preserve"> </w:t>
-      </w:r>
-      <w:r>
-        <w:t xml:space="preserve">"Crear Cuenta" (ruta</w:t>
-      </w:r>
-      <w:r>
-        <w:t xml:space="preserve"> </w:t>
-      </w:r>
+        <w:pStyle w:val="BodyText"/>
+      </w:pPr>
+      <w:r>
+        <w:drawing>
+          <wp:inline>
+            <wp:extent cx="5334000" cy="5076281"/>
+            <wp:effectExtent b="0" l="0" r="0" t="0"/>
+            <wp:docPr descr="Formulario de Registro de Clientes" title="" id="39" name="Picture"/>
+            <a:graphic>
+              <a:graphicData uri="http://schemas.openxmlformats.org/drawingml/2006/picture">
+                <pic:pic>
+                  <pic:nvPicPr>
+                    <pic:cNvPr descr="capturas/usuario-02-formulario-de-registro-de-clientes.jpg" id="40" name="Picture"/>
+                    <pic:cNvPicPr>
+                      <a:picLocks noChangeArrowheads="1" noChangeAspect="1"/>
+                    </pic:cNvPicPr>
+                  </pic:nvPicPr>
+                  <pic:blipFill>
+                    <a:blip r:embed="rId38"/>
+                    <a:stretch>
+                      <a:fillRect/>
+                    </a:stretch>
+                  </pic:blipFill>
+                  <pic:spPr bwMode="auto">
+                    <a:xfrm>
+                      <a:off x="0" y="0"/>
+                      <a:ext cx="5334000" cy="5076281"/>
+                    </a:xfrm>
+                    <a:prstGeom prst="rect">
+                      <a:avLst/>
+                    </a:prstGeom>
+                    <a:noFill/>
+                    <a:ln w="9525">
+                      <a:noFill/>
+                      <a:headEnd/>
+                      <a:tailEnd/>
+                    </a:ln>
+                  </pic:spPr>
+                </pic:pic>
+              </a:graphicData>
+            </a:graphic>
+          </wp:inline>
+        </w:drawing>
+      </w:r>
+    </w:p>
+    <w:p>
+      <w:pPr>
+        <w:pStyle w:val="BodyText"/>
+      </w:pPr>
       <w:r>
         <w:rPr>
           <w:i/>
           <w:iCs/>
         </w:rPr>
-        <w:t xml:space="preserve">/auth/register</w:t>
-      </w:r>
-      <w:r>
-        <w:t xml:space="preserve">).</w:t>
-      </w:r>
-      <w:r>
-        <w:t xml:space="preserve"> </w:t>
-      </w:r>
-      <w:r>
-        <w:rPr>
-          <w:b/>
-          <w:bCs/>
-        </w:rPr>
-        <w:t xml:space="preserve">Contenido:</w:t>
-      </w:r>
-      <w:r>
-        <w:t xml:space="preserve"> </w:t>
-      </w:r>
-      <w:r>
-        <w:t xml:space="preserve">formulario con los campos Número de Documento, Nombres, Apellidos, Correo Electrónico, Teléfono, Contraseña (con la lista de requisitos) y Confirmar Contraseña, las dos casillas de aceptación y el botón Registrarse, diligenciado con datos de prueba.</w:t>
-      </w:r>
-    </w:p>
-    <w:p>
-      <w:pPr>
-        <w:pStyle w:val="FirstParagraph"/>
+        <w:t xml:space="preserve">Nota.</w:t>
+      </w:r>
+      <w:r>
+        <w:t xml:space="preserve"> </w:t>
+      </w:r>
+      <w:r>
+        <w:t xml:space="preserve">En la captura no debe aparecer información personal real.</w:t>
+      </w:r>
+    </w:p>
+    <w:p>
+      <w:pPr>
+        <w:pStyle w:val="BodyText"/>
+      </w:pPr>
+      <w:r>
+        <w:rPr>
+          <w:b/>
+          <w:bCs/>
+        </w:rPr>
+        <w:t xml:space="preserve">Figura 3</w:t>
+      </w:r>
+    </w:p>
+    <w:p>
+      <w:pPr>
+        <w:pStyle w:val="BodyText"/>
       </w:pPr>
       <w:r>
         <w:rPr>
           <w:i/>
           <w:iCs/>
         </w:rPr>
-        <w:t xml:space="preserve">Nota.</w:t>
-      </w:r>
-      <w:r>
-        <w:t xml:space="preserve"> </w:t>
-      </w:r>
-      <w:r>
-        <w:t xml:space="preserve">En la captura no debe aparecer información personal real.</w:t>
-      </w:r>
-    </w:p>
-    <w:p>
-      <w:pPr>
-        <w:pStyle w:val="BodyText"/>
-      </w:pPr>
-      <w:r>
-        <w:rPr>
-          <w:b/>
-          <w:bCs/>
-        </w:rPr>
-        <w:t xml:space="preserve">Figura 3</w:t>
+        <w:t xml:space="preserve">Mensajes de Validación en el Registro</w:t>
+      </w:r>
+    </w:p>
+    <w:p>
+      <w:pPr>
+        <w:pStyle w:val="BodyText"/>
+      </w:pPr>
+      <w:r>
+        <w:drawing>
+          <wp:inline>
+            <wp:extent cx="5334000" cy="5076281"/>
+            <wp:effectExtent b="0" l="0" r="0" t="0"/>
+            <wp:docPr descr="Mensajes de Validación en el Registro" title="" id="42" name="Picture"/>
+            <a:graphic>
+              <a:graphicData uri="http://schemas.openxmlformats.org/drawingml/2006/picture">
+                <pic:pic>
+                  <pic:nvPicPr>
+                    <pic:cNvPr descr="capturas/usuario-03-mensajes-de-validacion-en-el-registro.jpg" id="43" name="Picture"/>
+                    <pic:cNvPicPr>
+                      <a:picLocks noChangeArrowheads="1" noChangeAspect="1"/>
+                    </pic:cNvPicPr>
+                  </pic:nvPicPr>
+                  <pic:blipFill>
+                    <a:blip r:embed="rId41"/>
+                    <a:stretch>
+                      <a:fillRect/>
+                    </a:stretch>
+                  </pic:blipFill>
+                  <pic:spPr bwMode="auto">
+                    <a:xfrm>
+                      <a:off x="0" y="0"/>
+                      <a:ext cx="5334000" cy="5076281"/>
+                    </a:xfrm>
+                    <a:prstGeom prst="rect">
+                      <a:avLst/>
+                    </a:prstGeom>
+                    <a:noFill/>
+                    <a:ln w="9525">
+                      <a:noFill/>
+                      <a:headEnd/>
+                      <a:tailEnd/>
+                    </a:ln>
+                  </pic:spPr>
+                </pic:pic>
+              </a:graphicData>
+            </a:graphic>
+          </wp:inline>
+        </w:drawing>
       </w:r>
     </w:p>
     <w:p>
@@ -3061,75 +3159,6 @@
           <w:i/>
           <w:iCs/>
         </w:rPr>
-        <w:t xml:space="preserve">Mensajes de Validación en el Registro</w:t>
-      </w:r>
-    </w:p>
-    <w:p>
-      <w:pPr>
-        <w:pStyle w:val="BlockText"/>
-      </w:pPr>
-      <w:r>
-        <w:rPr>
-          <w:b/>
-          <w:bCs/>
-        </w:rPr>
-        <w:t xml:space="preserve">Captura por insertar.</w:t>
-      </w:r>
-      <w:r>
-        <w:t xml:space="preserve"> </w:t>
-      </w:r>
-      <w:r>
-        <w:rPr>
-          <w:b/>
-          <w:bCs/>
-        </w:rPr>
-        <w:t xml:space="preserve">Pantalla:</w:t>
-      </w:r>
-      <w:r>
-        <w:t xml:space="preserve"> </w:t>
-      </w:r>
-      <w:r>
-        <w:t xml:space="preserve">"Crear Cuenta" (ruta</w:t>
-      </w:r>
-      <w:r>
-        <w:t xml:space="preserve"> </w:t>
-      </w:r>
-      <w:r>
-        <w:rPr>
-          <w:i/>
-          <w:iCs/>
-        </w:rPr>
-        <w:t xml:space="preserve">/auth/register</w:t>
-      </w:r>
-      <w:r>
-        <w:t xml:space="preserve">).</w:t>
-      </w:r>
-      <w:r>
-        <w:t xml:space="preserve"> </w:t>
-      </w:r>
-      <w:r>
-        <w:rPr>
-          <w:b/>
-          <w:bCs/>
-        </w:rPr>
-        <w:t xml:space="preserve">Contenido:</w:t>
-      </w:r>
-      <w:r>
-        <w:t xml:space="preserve"> </w:t>
-      </w:r>
-      <w:r>
-        <w:t xml:space="preserve">formulario con al menos dos campos en estado de error (borde rojo y mensaje debajo del campo), por ejemplo un correo que no termina en @gmail.com y contraseñas que no coinciden.</w:t>
-      </w:r>
-    </w:p>
-    <w:p>
-      <w:pPr>
-        <w:pStyle w:val="FirstParagraph"/>
-      </w:pPr>
-      <w:r>
-        <w:rPr>
-          <w:i/>
-          <w:iCs/>
-        </w:rPr>
         <w:t xml:space="preserve">Nota.</w:t>
       </w:r>
       <w:r>
@@ -3139,8 +3168,8 @@
         <w:t xml:space="preserve">Apoya la Tabla 11 de la sección 11.</w:t>
       </w:r>
     </w:p>
-    <w:bookmarkEnd w:id="35"/>
-    <w:bookmarkStart w:id="36" w:name="Xda6f3285596dc13b8cea15600dacb6e35e47220"/>
+    <w:bookmarkEnd w:id="44"/>
+    <w:bookmarkStart w:id="48" w:name="Xda6f3285596dc13b8cea15600dacb6e35e47220"/>
     <w:p>
       <w:pPr>
         <w:pStyle w:val="Heading3"/>
@@ -3458,7 +3487,7 @@
         <w:t xml:space="preserve"> </w:t>
       </w:r>
       <w:r>
-        <w:t xml:space="preserve">Si el correo o la contraseña son incorrectos, el sistema muestra "Correo o contraseña incorrectos" y no revela cuál de los dos falló. El sistema no bloquea la cuenta después de intentos fallidos, por lo que la persona puede intentarlo de nuevo o usar la recuperación de la contraseña. La sesión dura una hora; al vencerse, el sistema vuelve a la pantalla de inicio de sesión con el mensaje "Tu sesión expiró. Inicia sesión de nuevo." Una cuenta desactivada no puede ingresar y recibe el mensaje "Tu cuenta está desactivada. Contacta al administrador."</w:t>
+        <w:t xml:space="preserve">Si el correo o la contraseña son incorrectos, el sistema muestra "Correo o contraseña incorrectos" y no revela cuál de los dos falló. Después de cinco intentos fallidos en menos de 15 minutos, la cuenta queda bloqueada durante 15 minutos y el sistema muestra "Demasiados intentos fallidos. Tu cuenta quedó bloqueada 15 minutos; espera o usa "¿Olvidaste tu contraseña?" para entrar ya." Si la persona restablece la contraseña, puede entrar de inmediato. La sesión dura una hora; al vencerse, el sistema vuelve a la pantalla de inicio de sesión con el mensaje "Tu sesión expiró. Inicia sesión de nuevo." Una cuenta desactivada no puede ingresar y recibe el mensaje "Tu cuenta está desactivada. Contacta al administrador."</w:t>
       </w:r>
     </w:p>
     <w:p>
@@ -3487,70 +3516,60 @@
     </w:p>
     <w:p>
       <w:pPr>
-        <w:pStyle w:val="BlockText"/>
-      </w:pPr>
-      <w:r>
-        <w:rPr>
-          <w:b/>
-          <w:bCs/>
-        </w:rPr>
-        <w:t xml:space="preserve">Captura por insertar.</w:t>
-      </w:r>
-      <w:r>
-        <w:t xml:space="preserve"> </w:t>
-      </w:r>
-      <w:r>
-        <w:rPr>
-          <w:b/>
-          <w:bCs/>
-        </w:rPr>
-        <w:t xml:space="preserve">Pantalla:</w:t>
-      </w:r>
-      <w:r>
-        <w:t xml:space="preserve"> </w:t>
-      </w:r>
-      <w:r>
-        <w:t xml:space="preserve">"Iniciar Sesión" (ruta</w:t>
-      </w:r>
-      <w:r>
-        <w:t xml:space="preserve"> </w:t>
-      </w:r>
+        <w:pStyle w:val="BodyText"/>
+      </w:pPr>
+      <w:r>
+        <w:drawing>
+          <wp:inline>
+            <wp:extent cx="5334000" cy="3201961"/>
+            <wp:effectExtent b="0" l="0" r="0" t="0"/>
+            <wp:docPr descr="Pantalla de Inicio de Sesión" title="" id="46" name="Picture"/>
+            <a:graphic>
+              <a:graphicData uri="http://schemas.openxmlformats.org/drawingml/2006/picture">
+                <pic:pic>
+                  <pic:nvPicPr>
+                    <pic:cNvPr descr="capturas/usuario-04-pantalla-de-inicio-de-sesion.jpg" id="47" name="Picture"/>
+                    <pic:cNvPicPr>
+                      <a:picLocks noChangeArrowheads="1" noChangeAspect="1"/>
+                    </pic:cNvPicPr>
+                  </pic:nvPicPr>
+                  <pic:blipFill>
+                    <a:blip r:embed="rId45"/>
+                    <a:stretch>
+                      <a:fillRect/>
+                    </a:stretch>
+                  </pic:blipFill>
+                  <pic:spPr bwMode="auto">
+                    <a:xfrm>
+                      <a:off x="0" y="0"/>
+                      <a:ext cx="5334000" cy="3201961"/>
+                    </a:xfrm>
+                    <a:prstGeom prst="rect">
+                      <a:avLst/>
+                    </a:prstGeom>
+                    <a:noFill/>
+                    <a:ln w="9525">
+                      <a:noFill/>
+                      <a:headEnd/>
+                      <a:tailEnd/>
+                    </a:ln>
+                  </pic:spPr>
+                </pic:pic>
+              </a:graphicData>
+            </a:graphic>
+          </wp:inline>
+        </w:drawing>
+      </w:r>
+    </w:p>
+    <w:p>
+      <w:pPr>
+        <w:pStyle w:val="BodyText"/>
+      </w:pPr>
       <w:r>
         <w:rPr>
           <w:i/>
           <w:iCs/>
         </w:rPr>
-        <w:t xml:space="preserve">/auth</w:t>
-      </w:r>
-      <w:r>
-        <w:t xml:space="preserve">).</w:t>
-      </w:r>
-      <w:r>
-        <w:t xml:space="preserve"> </w:t>
-      </w:r>
-      <w:r>
-        <w:rPr>
-          <w:b/>
-          <w:bCs/>
-        </w:rPr>
-        <w:t xml:space="preserve">Contenido:</w:t>
-      </w:r>
-      <w:r>
-        <w:t xml:space="preserve"> </w:t>
-      </w:r>
-      <w:r>
-        <w:t xml:space="preserve">formulario con los campos Correo Electrónico y Contraseña, el enlace "¿Olvidaste tu contraseña?", el botón Iniciar Sesión, el enlace para registrarse y el panel lateral de la pantalla.</w:t>
-      </w:r>
-    </w:p>
-    <w:p>
-      <w:pPr>
-        <w:pStyle w:val="FirstParagraph"/>
-      </w:pPr>
-      <w:r>
-        <w:rPr>
-          <w:i/>
-          <w:iCs/>
-        </w:rPr>
         <w:t xml:space="preserve">Nota.</w:t>
       </w:r>
       <w:r>
@@ -3560,8 +3579,8 @@
         <w:t xml:space="preserve">Usar un correo de prueba; no mostrar contraseñas reales.</w:t>
       </w:r>
     </w:p>
-    <w:bookmarkEnd w:id="36"/>
-    <w:bookmarkStart w:id="37" w:name="X4b5734b7f720460d39a8cc25c2c3af06283e691"/>
+    <w:bookmarkEnd w:id="48"/>
+    <w:bookmarkStart w:id="61" w:name="X4b5734b7f720460d39a8cc25c2c3af06283e691"/>
     <w:p>
       <w:pPr>
         <w:pStyle w:val="Heading3"/>
@@ -3928,71 +3947,132 @@
     </w:p>
     <w:p>
       <w:pPr>
-        <w:pStyle w:val="BlockText"/>
-      </w:pPr>
-      <w:r>
-        <w:rPr>
-          <w:b/>
-          <w:bCs/>
-        </w:rPr>
-        <w:t xml:space="preserve">Captura por insertar.</w:t>
-      </w:r>
-      <w:r>
-        <w:t xml:space="preserve"> </w:t>
-      </w:r>
-      <w:r>
-        <w:rPr>
-          <w:b/>
-          <w:bCs/>
-        </w:rPr>
-        <w:t xml:space="preserve">Pantalla:</w:t>
-      </w:r>
-      <w:r>
-        <w:t xml:space="preserve"> </w:t>
-      </w:r>
-      <w:r>
-        <w:t xml:space="preserve">"Recuperar Contraseña" (ruta</w:t>
-      </w:r>
-      <w:r>
-        <w:t xml:space="preserve"> </w:t>
-      </w:r>
+        <w:pStyle w:val="BodyText"/>
+      </w:pPr>
+      <w:r>
+        <w:drawing>
+          <wp:inline>
+            <wp:extent cx="5334000" cy="3201961"/>
+            <wp:effectExtent b="0" l="0" r="0" t="0"/>
+            <wp:docPr descr="Recuperación de la Contraseña, Paso 1: Correo Electrónico" title="" id="50" name="Picture"/>
+            <a:graphic>
+              <a:graphicData uri="http://schemas.openxmlformats.org/drawingml/2006/picture">
+                <pic:pic>
+                  <pic:nvPicPr>
+                    <pic:cNvPr descr="capturas/usuario-05-recuperacion-de-la-contrasena-paso-1-correo-elec.jpg" id="51" name="Picture"/>
+                    <pic:cNvPicPr>
+                      <a:picLocks noChangeArrowheads="1" noChangeAspect="1"/>
+                    </pic:cNvPicPr>
+                  </pic:nvPicPr>
+                  <pic:blipFill>
+                    <a:blip r:embed="rId49"/>
+                    <a:stretch>
+                      <a:fillRect/>
+                    </a:stretch>
+                  </pic:blipFill>
+                  <pic:spPr bwMode="auto">
+                    <a:xfrm>
+                      <a:off x="0" y="0"/>
+                      <a:ext cx="5334000" cy="3201961"/>
+                    </a:xfrm>
+                    <a:prstGeom prst="rect">
+                      <a:avLst/>
+                    </a:prstGeom>
+                    <a:noFill/>
+                    <a:ln w="9525">
+                      <a:noFill/>
+                      <a:headEnd/>
+                      <a:tailEnd/>
+                    </a:ln>
+                  </pic:spPr>
+                </pic:pic>
+              </a:graphicData>
+            </a:graphic>
+          </wp:inline>
+        </w:drawing>
+      </w:r>
+    </w:p>
+    <w:p>
+      <w:pPr>
+        <w:pStyle w:val="BodyText"/>
+      </w:pPr>
+      <w:r>
+        <w:rPr>
+          <w:b/>
+          <w:bCs/>
+        </w:rPr>
+        <w:t xml:space="preserve">Figura 6</w:t>
+      </w:r>
+    </w:p>
+    <w:p>
+      <w:pPr>
+        <w:pStyle w:val="BodyText"/>
+      </w:pPr>
       <w:r>
         <w:rPr>
           <w:i/>
           <w:iCs/>
         </w:rPr>
-        <w:t xml:space="preserve">/auth/forgot-password</w:t>
-      </w:r>
-      <w:r>
-        <w:t xml:space="preserve">), paso 1.</w:t>
-      </w:r>
-      <w:r>
-        <w:t xml:space="preserve"> </w:t>
-      </w:r>
-      <w:r>
-        <w:rPr>
-          <w:b/>
-          <w:bCs/>
-        </w:rPr>
-        <w:t xml:space="preserve">Contenido:</w:t>
-      </w:r>
-      <w:r>
-        <w:t xml:space="preserve"> </w:t>
-      </w:r>
-      <w:r>
-        <w:t xml:space="preserve">indicador de tres pasos con el número 1 resaltado, el campo Correo Electrónico, el botón Enviar Código y el enlace para volver al inicio de sesión.</w:t>
-      </w:r>
-    </w:p>
-    <w:p>
-      <w:pPr>
-        <w:pStyle w:val="FirstParagraph"/>
-      </w:pPr>
-      <w:r>
-        <w:rPr>
-          <w:b/>
-          <w:bCs/>
-        </w:rPr>
-        <w:t xml:space="preserve">Figura 6</w:t>
+        <w:t xml:space="preserve">Recuperación de la Contraseña, Paso 2: Código de Verificación</w:t>
+      </w:r>
+    </w:p>
+    <w:p>
+      <w:pPr>
+        <w:pStyle w:val="BodyText"/>
+      </w:pPr>
+      <w:r>
+        <w:drawing>
+          <wp:inline>
+            <wp:extent cx="5334000" cy="3201961"/>
+            <wp:effectExtent b="0" l="0" r="0" t="0"/>
+            <wp:docPr descr="Recuperación de la Contraseña, Paso 2: Código de Verificación" title="" id="53" name="Picture"/>
+            <a:graphic>
+              <a:graphicData uri="http://schemas.openxmlformats.org/drawingml/2006/picture">
+                <pic:pic>
+                  <pic:nvPicPr>
+                    <pic:cNvPr descr="capturas/usuario-06-recuperacion-de-la-contrasena-paso-2-codigo-de-v.jpg" id="54" name="Picture"/>
+                    <pic:cNvPicPr>
+                      <a:picLocks noChangeArrowheads="1" noChangeAspect="1"/>
+                    </pic:cNvPicPr>
+                  </pic:nvPicPr>
+                  <pic:blipFill>
+                    <a:blip r:embed="rId52"/>
+                    <a:stretch>
+                      <a:fillRect/>
+                    </a:stretch>
+                  </pic:blipFill>
+                  <pic:spPr bwMode="auto">
+                    <a:xfrm>
+                      <a:off x="0" y="0"/>
+                      <a:ext cx="5334000" cy="3201961"/>
+                    </a:xfrm>
+                    <a:prstGeom prst="rect">
+                      <a:avLst/>
+                    </a:prstGeom>
+                    <a:noFill/>
+                    <a:ln w="9525">
+                      <a:noFill/>
+                      <a:headEnd/>
+                      <a:tailEnd/>
+                    </a:ln>
+                  </pic:spPr>
+                </pic:pic>
+              </a:graphicData>
+            </a:graphic>
+          </wp:inline>
+        </w:drawing>
+      </w:r>
+    </w:p>
+    <w:p>
+      <w:pPr>
+        <w:pStyle w:val="BodyText"/>
+      </w:pPr>
+      <w:r>
+        <w:rPr>
+          <w:b/>
+          <w:bCs/>
+        </w:rPr>
+        <w:t xml:space="preserve">Figura 7</w:t>
       </w:r>
     </w:p>
     <w:p>
@@ -4004,63 +4084,66 @@
           <w:i/>
           <w:iCs/>
         </w:rPr>
-        <w:t xml:space="preserve">Recuperación de la Contraseña, Paso 2: Código de Verificación</w:t>
-      </w:r>
-    </w:p>
-    <w:p>
-      <w:pPr>
-        <w:pStyle w:val="BlockText"/>
-      </w:pPr>
-      <w:r>
-        <w:rPr>
-          <w:b/>
-          <w:bCs/>
-        </w:rPr>
-        <w:t xml:space="preserve">Captura por insertar.</w:t>
-      </w:r>
-      <w:r>
-        <w:t xml:space="preserve"> </w:t>
-      </w:r>
-      <w:r>
-        <w:rPr>
-          <w:b/>
-          <w:bCs/>
-        </w:rPr>
-        <w:t xml:space="preserve">Pantalla:</w:t>
-      </w:r>
-      <w:r>
-        <w:t xml:space="preserve"> </w:t>
-      </w:r>
-      <w:r>
-        <w:t xml:space="preserve">"Verificación", paso 2.</w:t>
-      </w:r>
-      <w:r>
-        <w:t xml:space="preserve"> </w:t>
-      </w:r>
-      <w:r>
-        <w:rPr>
-          <w:b/>
-          <w:bCs/>
-        </w:rPr>
-        <w:t xml:space="preserve">Contenido:</w:t>
-      </w:r>
-      <w:r>
-        <w:t xml:space="preserve"> </w:t>
-      </w:r>
-      <w:r>
-        <w:t xml:space="preserve">indicador con el número 2 resaltado, el texto "Ingresa el código de 6 dígitos enviado a" seguido del correo, las seis casillas, el enlace para reenviar y el botón Verificar Código.</w:t>
-      </w:r>
-    </w:p>
-    <w:p>
-      <w:pPr>
-        <w:pStyle w:val="FirstParagraph"/>
-      </w:pPr>
-      <w:r>
-        <w:rPr>
-          <w:b/>
-          <w:bCs/>
-        </w:rPr>
-        <w:t xml:space="preserve">Figura 7</w:t>
+        <w:t xml:space="preserve">Recuperación de la Contraseña, Paso 3: Nueva Contraseña</w:t>
+      </w:r>
+    </w:p>
+    <w:p>
+      <w:pPr>
+        <w:pStyle w:val="BodyText"/>
+      </w:pPr>
+      <w:r>
+        <w:drawing>
+          <wp:inline>
+            <wp:extent cx="5334000" cy="3201961"/>
+            <wp:effectExtent b="0" l="0" r="0" t="0"/>
+            <wp:docPr descr="Recuperación de la Contraseña, Paso 3: Nueva Contraseña" title="" id="56" name="Picture"/>
+            <a:graphic>
+              <a:graphicData uri="http://schemas.openxmlformats.org/drawingml/2006/picture">
+                <pic:pic>
+                  <pic:nvPicPr>
+                    <pic:cNvPr descr="capturas/usuario-07-recuperacion-de-la-contrasena-paso-3-nueva-contr.jpg" id="57" name="Picture"/>
+                    <pic:cNvPicPr>
+                      <a:picLocks noChangeArrowheads="1" noChangeAspect="1"/>
+                    </pic:cNvPicPr>
+                  </pic:nvPicPr>
+                  <pic:blipFill>
+                    <a:blip r:embed="rId55"/>
+                    <a:stretch>
+                      <a:fillRect/>
+                    </a:stretch>
+                  </pic:blipFill>
+                  <pic:spPr bwMode="auto">
+                    <a:xfrm>
+                      <a:off x="0" y="0"/>
+                      <a:ext cx="5334000" cy="3201961"/>
+                    </a:xfrm>
+                    <a:prstGeom prst="rect">
+                      <a:avLst/>
+                    </a:prstGeom>
+                    <a:noFill/>
+                    <a:ln w="9525">
+                      <a:noFill/>
+                      <a:headEnd/>
+                      <a:tailEnd/>
+                    </a:ln>
+                  </pic:spPr>
+                </pic:pic>
+              </a:graphicData>
+            </a:graphic>
+          </wp:inline>
+        </w:drawing>
+      </w:r>
+    </w:p>
+    <w:p>
+      <w:pPr>
+        <w:pStyle w:val="BodyText"/>
+      </w:pPr>
+      <w:r>
+        <w:rPr>
+          <w:b/>
+          <w:bCs/>
+        </w:rPr>
+        <w:t xml:space="preserve">Figura 8</w:t>
       </w:r>
     </w:p>
     <w:p>
@@ -4072,51 +4155,65 @@
           <w:i/>
           <w:iCs/>
         </w:rPr>
-        <w:t xml:space="preserve">Recuperación de la Contraseña, Paso 3: Nueva Contraseña</w:t>
-      </w:r>
-    </w:p>
-    <w:p>
-      <w:pPr>
-        <w:pStyle w:val="BlockText"/>
-      </w:pPr>
-      <w:r>
-        <w:rPr>
-          <w:b/>
-          <w:bCs/>
-        </w:rPr>
-        <w:t xml:space="preserve">Captura por insertar.</w:t>
-      </w:r>
-      <w:r>
-        <w:t xml:space="preserve"> </w:t>
-      </w:r>
-      <w:r>
-        <w:rPr>
-          <w:b/>
-          <w:bCs/>
-        </w:rPr>
-        <w:t xml:space="preserve">Pantalla:</w:t>
-      </w:r>
-      <w:r>
-        <w:t xml:space="preserve"> </w:t>
-      </w:r>
-      <w:r>
-        <w:t xml:space="preserve">"Nueva Contraseña", paso 3.</w:t>
-      </w:r>
-      <w:r>
-        <w:t xml:space="preserve"> </w:t>
-      </w:r>
-      <w:r>
-        <w:rPr>
-          <w:b/>
-          <w:bCs/>
-        </w:rPr>
-        <w:t xml:space="preserve">Contenido:</w:t>
-      </w:r>
-      <w:r>
-        <w:t xml:space="preserve"> </w:t>
-      </w:r>
-      <w:r>
-        <w:t xml:space="preserve">indicador con el número 3 resaltado, los campos de nueva contraseña y confirmación, la lista de los cuatro requisitos con algunos marcados y el botón Actualizar Contraseña.</w:t>
+        <w:t xml:space="preserve">Confirmación del Cambio de Contraseña</w:t>
+      </w:r>
+    </w:p>
+    <w:p>
+      <w:pPr>
+        <w:pStyle w:val="BodyText"/>
+      </w:pPr>
+      <w:r>
+        <w:drawing>
+          <wp:inline>
+            <wp:extent cx="5334000" cy="3201961"/>
+            <wp:effectExtent b="0" l="0" r="0" t="0"/>
+            <wp:docPr descr="Confirmación del Cambio de Contraseña" title="" id="59" name="Picture"/>
+            <a:graphic>
+              <a:graphicData uri="http://schemas.openxmlformats.org/drawingml/2006/picture">
+                <pic:pic>
+                  <pic:nvPicPr>
+                    <pic:cNvPr descr="capturas/usuario-08-confirmacion-del-cambio-de-contrasena.jpg" id="60" name="Picture"/>
+                    <pic:cNvPicPr>
+                      <a:picLocks noChangeArrowheads="1" noChangeAspect="1"/>
+                    </pic:cNvPicPr>
+                  </pic:nvPicPr>
+                  <pic:blipFill>
+                    <a:blip r:embed="rId58"/>
+                    <a:stretch>
+                      <a:fillRect/>
+                    </a:stretch>
+                  </pic:blipFill>
+                  <pic:spPr bwMode="auto">
+                    <a:xfrm>
+                      <a:off x="0" y="0"/>
+                      <a:ext cx="5334000" cy="3201961"/>
+                    </a:xfrm>
+                    <a:prstGeom prst="rect">
+                      <a:avLst/>
+                    </a:prstGeom>
+                    <a:noFill/>
+                    <a:ln w="9525">
+                      <a:noFill/>
+                      <a:headEnd/>
+                      <a:tailEnd/>
+                    </a:ln>
+                  </pic:spPr>
+                </pic:pic>
+              </a:graphicData>
+            </a:graphic>
+          </wp:inline>
+        </w:drawing>
+      </w:r>
+    </w:p>
+    <w:bookmarkEnd w:id="61"/>
+    <w:bookmarkEnd w:id="62"/>
+    <w:bookmarkStart w:id="71" w:name="X577d60818d61e9505d292715e5cff68a90ed499"/>
+    <w:p>
+      <w:pPr>
+        <w:pStyle w:val="Heading2"/>
+      </w:pPr>
+      <w:r>
+        <w:t xml:space="preserve">9. Menú Principal</w:t>
       </w:r>
     </w:p>
     <w:p>
@@ -4124,85 +4221,6 @@
         <w:pStyle w:val="FirstParagraph"/>
       </w:pPr>
       <w:r>
-        <w:rPr>
-          <w:b/>
-          <w:bCs/>
-        </w:rPr>
-        <w:t xml:space="preserve">Figura 8</w:t>
-      </w:r>
-    </w:p>
-    <w:p>
-      <w:pPr>
-        <w:pStyle w:val="BodyText"/>
-      </w:pPr>
-      <w:r>
-        <w:rPr>
-          <w:i/>
-          <w:iCs/>
-        </w:rPr>
-        <w:t xml:space="preserve">Confirmación del Cambio de Contraseña</w:t>
-      </w:r>
-    </w:p>
-    <w:p>
-      <w:pPr>
-        <w:pStyle w:val="BlockText"/>
-      </w:pPr>
-      <w:r>
-        <w:rPr>
-          <w:b/>
-          <w:bCs/>
-        </w:rPr>
-        <w:t xml:space="preserve">Captura por insertar.</w:t>
-      </w:r>
-      <w:r>
-        <w:t xml:space="preserve"> </w:t>
-      </w:r>
-      <w:r>
-        <w:rPr>
-          <w:b/>
-          <w:bCs/>
-        </w:rPr>
-        <w:t xml:space="preserve">Pantalla:</w:t>
-      </w:r>
-      <w:r>
-        <w:t xml:space="preserve"> </w:t>
-      </w:r>
-      <w:r>
-        <w:t xml:space="preserve">pantalla final de la recuperación.</w:t>
-      </w:r>
-      <w:r>
-        <w:t xml:space="preserve"> </w:t>
-      </w:r>
-      <w:r>
-        <w:rPr>
-          <w:b/>
-          <w:bCs/>
-        </w:rPr>
-        <w:t xml:space="preserve">Contenido:</w:t>
-      </w:r>
-      <w:r>
-        <w:t xml:space="preserve"> </w:t>
-      </w:r>
-      <w:r>
-        <w:t xml:space="preserve">el mensaje "¡Contraseña actualizada!", el texto "Tu contraseña se cambió correctamente. Ya puedes iniciar sesión con tu nueva contraseña." y el botón Ir a iniciar sesión.</w:t>
-      </w:r>
-    </w:p>
-    <w:bookmarkEnd w:id="37"/>
-    <w:bookmarkEnd w:id="38"/>
-    <w:bookmarkStart w:id="41" w:name="X577d60818d61e9505d292715e5cff68a90ed499"/>
-    <w:p>
-      <w:pPr>
-        <w:pStyle w:val="Heading2"/>
-      </w:pPr>
-      <w:r>
-        <w:t xml:space="preserve">9. Menú Principal</w:t>
-      </w:r>
-    </w:p>
-    <w:p>
-      <w:pPr>
-        <w:pStyle w:val="FirstParagraph"/>
-      </w:pPr>
-      <w:r>
         <w:t xml:space="preserve">Después de iniciar sesión, el sistema muestra un menú lateral con las opciones del rol de la persona. En la parte superior del menú aparecen las iniciales, el nombre y el correo de la persona con la sesión abierta; en la parte inferior está la opción</w:t>
       </w:r>
       <w:r>
@@ -4219,7 +4237,7 @@
         <w:t xml:space="preserve">. En el teléfono, el menú se abre y se cierra con el ícono de menú.</w:t>
       </w:r>
     </w:p>
-    <w:bookmarkStart w:id="39" w:name="Xf6af2ec2e5b3c0f6fe2acce0443fa13d1356328"/>
+    <w:bookmarkStart w:id="66" w:name="Xf6af2ec2e5b3c0f6fe2acce0443fa13d1356328"/>
     <w:p>
       <w:pPr>
         <w:pStyle w:val="Heading3"/>
@@ -4550,50 +4568,53 @@
     </w:p>
     <w:p>
       <w:pPr>
-        <w:pStyle w:val="BlockText"/>
-      </w:pPr>
-      <w:r>
-        <w:rPr>
-          <w:b/>
-          <w:bCs/>
-        </w:rPr>
-        <w:t xml:space="preserve">Captura por insertar.</w:t>
-      </w:r>
-      <w:r>
-        <w:t xml:space="preserve"> </w:t>
-      </w:r>
-      <w:r>
-        <w:rPr>
-          <w:b/>
-          <w:bCs/>
-        </w:rPr>
-        <w:t xml:space="preserve">Pantalla:</w:t>
-      </w:r>
-      <w:r>
-        <w:t xml:space="preserve"> </w:t>
-      </w:r>
-      <w:r>
-        <w:t xml:space="preserve">menú lateral izquierdo, visible en todas las pantallas del cliente.</w:t>
-      </w:r>
-      <w:r>
-        <w:t xml:space="preserve"> </w:t>
-      </w:r>
-      <w:r>
-        <w:rPr>
-          <w:b/>
-          <w:bCs/>
-        </w:rPr>
-        <w:t xml:space="preserve">Contenido:</w:t>
-      </w:r>
-      <w:r>
-        <w:t xml:space="preserve"> </w:t>
-      </w:r>
-      <w:r>
-        <w:t xml:space="preserve">iniciales, nombre y correo del cliente, las ocho opciones en el orden de la Tabla 5 y la opción Cerrar Sesión al final.</w:t>
-      </w:r>
-    </w:p>
-    <w:bookmarkEnd w:id="39"/>
-    <w:bookmarkStart w:id="40" w:name="X61b911f3770af780c71cff9453f8f7c2c192cf2"/>
+        <w:pStyle w:val="BodyText"/>
+      </w:pPr>
+      <w:r>
+        <w:drawing>
+          <wp:inline>
+            <wp:extent cx="3429000" cy="10414000"/>
+            <wp:effectExtent b="0" l="0" r="0" t="0"/>
+            <wp:docPr descr="Menú Lateral del Rol Cliente" title="" id="64" name="Picture"/>
+            <a:graphic>
+              <a:graphicData uri="http://schemas.openxmlformats.org/drawingml/2006/picture">
+                <pic:pic>
+                  <pic:nvPicPr>
+                    <pic:cNvPr descr="capturas/usuario-09-menu-lateral-del-rol-cliente.jpg" id="65" name="Picture"/>
+                    <pic:cNvPicPr>
+                      <a:picLocks noChangeArrowheads="1" noChangeAspect="1"/>
+                    </pic:cNvPicPr>
+                  </pic:nvPicPr>
+                  <pic:blipFill>
+                    <a:blip r:embed="rId63"/>
+                    <a:stretch>
+                      <a:fillRect/>
+                    </a:stretch>
+                  </pic:blipFill>
+                  <pic:spPr bwMode="auto">
+                    <a:xfrm>
+                      <a:off x="0" y="0"/>
+                      <a:ext cx="3429000" cy="10414000"/>
+                    </a:xfrm>
+                    <a:prstGeom prst="rect">
+                      <a:avLst/>
+                    </a:prstGeom>
+                    <a:noFill/>
+                    <a:ln w="9525">
+                      <a:noFill/>
+                      <a:headEnd/>
+                      <a:tailEnd/>
+                    </a:ln>
+                  </pic:spPr>
+                </pic:pic>
+              </a:graphicData>
+            </a:graphic>
+          </wp:inline>
+        </w:drawing>
+      </w:r>
+    </w:p>
+    <w:bookmarkEnd w:id="66"/>
+    <w:bookmarkStart w:id="70" w:name="X61b911f3770af780c71cff9453f8f7c2c192cf2"/>
     <w:p>
       <w:pPr>
         <w:pStyle w:val="Heading3"/>
@@ -4924,51 +4945,54 @@
     </w:p>
     <w:p>
       <w:pPr>
-        <w:pStyle w:val="BlockText"/>
-      </w:pPr>
-      <w:r>
-        <w:rPr>
-          <w:b/>
-          <w:bCs/>
-        </w:rPr>
-        <w:t xml:space="preserve">Captura por insertar.</w:t>
-      </w:r>
-      <w:r>
-        <w:t xml:space="preserve"> </w:t>
-      </w:r>
-      <w:r>
-        <w:rPr>
-          <w:b/>
-          <w:bCs/>
-        </w:rPr>
-        <w:t xml:space="preserve">Pantalla:</w:t>
-      </w:r>
-      <w:r>
-        <w:t xml:space="preserve"> </w:t>
-      </w:r>
-      <w:r>
-        <w:t xml:space="preserve">menú lateral izquierdo, visible en todas las pantallas del operario.</w:t>
-      </w:r>
-      <w:r>
-        <w:t xml:space="preserve"> </w:t>
-      </w:r>
-      <w:r>
-        <w:rPr>
-          <w:b/>
-          <w:bCs/>
-        </w:rPr>
-        <w:t xml:space="preserve">Contenido:</w:t>
-      </w:r>
-      <w:r>
-        <w:t xml:space="preserve"> </w:t>
-      </w:r>
-      <w:r>
-        <w:t xml:space="preserve">iniciales, nombre y correo del operario, las ocho opciones en el orden de la Tabla 6 y la opción Cerrar Sesión al final.</w:t>
-      </w:r>
-    </w:p>
-    <w:bookmarkEnd w:id="40"/>
-    <w:bookmarkEnd w:id="41"/>
-    <w:bookmarkStart w:id="60" w:name="X7bfb664be97770bc22817b9b1b37a2083613bfc"/>
+        <w:pStyle w:val="BodyText"/>
+      </w:pPr>
+      <w:r>
+        <w:drawing>
+          <wp:inline>
+            <wp:extent cx="3429000" cy="10566400"/>
+            <wp:effectExtent b="0" l="0" r="0" t="0"/>
+            <wp:docPr descr="Menú Lateral del Rol Operario" title="" id="68" name="Picture"/>
+            <a:graphic>
+              <a:graphicData uri="http://schemas.openxmlformats.org/drawingml/2006/picture">
+                <pic:pic>
+                  <pic:nvPicPr>
+                    <pic:cNvPr descr="capturas/usuario-10-menu-lateral-del-rol-operario.jpg" id="69" name="Picture"/>
+                    <pic:cNvPicPr>
+                      <a:picLocks noChangeArrowheads="1" noChangeAspect="1"/>
+                    </pic:cNvPicPr>
+                  </pic:nvPicPr>
+                  <pic:blipFill>
+                    <a:blip r:embed="rId67"/>
+                    <a:stretch>
+                      <a:fillRect/>
+                    </a:stretch>
+                  </pic:blipFill>
+                  <pic:spPr bwMode="auto">
+                    <a:xfrm>
+                      <a:off x="0" y="0"/>
+                      <a:ext cx="3429000" cy="10566400"/>
+                    </a:xfrm>
+                    <a:prstGeom prst="rect">
+                      <a:avLst/>
+                    </a:prstGeom>
+                    <a:noFill/>
+                    <a:ln w="9525">
+                      <a:noFill/>
+                      <a:headEnd/>
+                      <a:tailEnd/>
+                    </a:ln>
+                  </pic:spPr>
+                </pic:pic>
+              </a:graphicData>
+            </a:graphic>
+          </wp:inline>
+        </w:drawing>
+      </w:r>
+    </w:p>
+    <w:bookmarkEnd w:id="70"/>
+    <w:bookmarkEnd w:id="71"/>
+    <w:bookmarkStart w:id="153" w:name="X7bfb664be97770bc22817b9b1b37a2083613bfc"/>
     <w:p>
       <w:pPr>
         <w:pStyle w:val="Heading2"/>
@@ -4985,7 +5009,7 @@
         <w:t xml:space="preserve">Cada módulo se documenta con el mismo formato: nombre, descripción, rol que puede usarlo, ruta o menú, pasos, resultado esperado y observaciones. Los módulos se agrupan por rol.</w:t>
       </w:r>
     </w:p>
-    <w:bookmarkStart w:id="51" w:name="Xae0c7e2ff2bc4fc3af6c5186dc0d541c146ad41"/>
+    <w:bookmarkStart w:id="123" w:name="Xae0c7e2ff2bc4fc3af6c5186dc0d541c146ad41"/>
     <w:p>
       <w:pPr>
         <w:pStyle w:val="Heading3"/>
@@ -4994,7 +5018,7 @@
         <w:t xml:space="preserve">10.1 Módulos del Rol Cliente</w:t>
       </w:r>
     </w:p>
-    <w:bookmarkStart w:id="42" w:name="Xa95fb65c2322f0032d86379ad149a5f6c90c4a6"/>
+    <w:bookmarkStart w:id="75" w:name="Xa95fb65c2322f0032d86379ad149a5f6c90c4a6"/>
     <w:p>
       <w:pPr>
         <w:pStyle w:val="Heading4"/>
@@ -5370,63 +5394,53 @@
     </w:p>
     <w:p>
       <w:pPr>
-        <w:pStyle w:val="BlockText"/>
-      </w:pPr>
-      <w:r>
-        <w:rPr>
-          <w:b/>
-          <w:bCs/>
-        </w:rPr>
-        <w:t xml:space="preserve">Captura por insertar.</w:t>
-      </w:r>
-      <w:r>
-        <w:t xml:space="preserve"> </w:t>
-      </w:r>
-      <w:r>
-        <w:rPr>
-          <w:b/>
-          <w:bCs/>
-        </w:rPr>
-        <w:t xml:space="preserve">Pantalla:</w:t>
-      </w:r>
-      <w:r>
-        <w:t xml:space="preserve"> </w:t>
-      </w:r>
-      <w:r>
-        <w:t xml:space="preserve">Dashboard (ruta</w:t>
-      </w:r>
-      <w:r>
-        <w:t xml:space="preserve"> </w:t>
-      </w:r>
-      <w:r>
-        <w:rPr>
-          <w:i/>
-          <w:iCs/>
-        </w:rPr>
-        <w:t xml:space="preserve">/client</w:t>
-      </w:r>
-      <w:r>
-        <w:t xml:space="preserve">).</w:t>
-      </w:r>
-      <w:r>
-        <w:t xml:space="preserve"> </w:t>
-      </w:r>
-      <w:r>
-        <w:rPr>
-          <w:b/>
-          <w:bCs/>
-        </w:rPr>
-        <w:t xml:space="preserve">Contenido:</w:t>
-      </w:r>
-      <w:r>
-        <w:t xml:space="preserve"> </w:t>
-      </w:r>
-      <w:r>
-        <w:t xml:space="preserve">el saludo con el nombre del cliente, las tres tarjetas de resumen, el bloque Tu próximo servicio con su avance, los Accesos rápidos y el bloque de beneficios con el progreso de fidelidad y una promoción desbloqueada.</w:t>
-      </w:r>
-    </w:p>
-    <w:bookmarkEnd w:id="42"/>
-    <w:bookmarkStart w:id="43" w:name="Xd77477e1a4dc1c5e224cfb5c5e69a69dbe96669"/>
+        <w:pStyle w:val="BodyText"/>
+      </w:pPr>
+      <w:r>
+        <w:drawing>
+          <wp:inline>
+            <wp:extent cx="5334000" cy="3201961"/>
+            <wp:effectExtent b="0" l="0" r="0" t="0"/>
+            <wp:docPr descr="Panel del Cliente" title="" id="73" name="Picture"/>
+            <a:graphic>
+              <a:graphicData uri="http://schemas.openxmlformats.org/drawingml/2006/picture">
+                <pic:pic>
+                  <pic:nvPicPr>
+                    <pic:cNvPr descr="capturas/usuario-11-panel-del-cliente.jpg" id="74" name="Picture"/>
+                    <pic:cNvPicPr>
+                      <a:picLocks noChangeArrowheads="1" noChangeAspect="1"/>
+                    </pic:cNvPicPr>
+                  </pic:nvPicPr>
+                  <pic:blipFill>
+                    <a:blip r:embed="rId72"/>
+                    <a:stretch>
+                      <a:fillRect/>
+                    </a:stretch>
+                  </pic:blipFill>
+                  <pic:spPr bwMode="auto">
+                    <a:xfrm>
+                      <a:off x="0" y="0"/>
+                      <a:ext cx="5334000" cy="3201961"/>
+                    </a:xfrm>
+                    <a:prstGeom prst="rect">
+                      <a:avLst/>
+                    </a:prstGeom>
+                    <a:noFill/>
+                    <a:ln w="9525">
+                      <a:noFill/>
+                      <a:headEnd/>
+                      <a:tailEnd/>
+                    </a:ln>
+                  </pic:spPr>
+                </pic:pic>
+              </a:graphicData>
+            </a:graphic>
+          </wp:inline>
+        </w:drawing>
+      </w:r>
+    </w:p>
+    <w:bookmarkEnd w:id="75"/>
+    <w:bookmarkStart w:id="82" w:name="Xd77477e1a4dc1c5e224cfb5c5e69a69dbe96669"/>
     <w:p>
       <w:pPr>
         <w:pStyle w:val="Heading4"/>
@@ -5865,131 +5879,124 @@
     </w:p>
     <w:p>
       <w:pPr>
-        <w:pStyle w:val="BlockText"/>
-      </w:pPr>
-      <w:r>
-        <w:rPr>
-          <w:b/>
-          <w:bCs/>
-        </w:rPr>
-        <w:t xml:space="preserve">Captura por insertar.</w:t>
-      </w:r>
-      <w:r>
-        <w:t xml:space="preserve"> </w:t>
-      </w:r>
-      <w:r>
-        <w:rPr>
-          <w:b/>
-          <w:bCs/>
-        </w:rPr>
-        <w:t xml:space="preserve">Pantalla:</w:t>
-      </w:r>
-      <w:r>
-        <w:t xml:space="preserve"> </w:t>
-      </w:r>
-      <w:r>
-        <w:t xml:space="preserve">Mis vehículos (ruta</w:t>
-      </w:r>
-      <w:r>
-        <w:t xml:space="preserve"> </w:t>
-      </w:r>
+        <w:pStyle w:val="BodyText"/>
+      </w:pPr>
+      <w:r>
+        <w:drawing>
+          <wp:inline>
+            <wp:extent cx="5334000" cy="3201961"/>
+            <wp:effectExtent b="0" l="0" r="0" t="0"/>
+            <wp:docPr descr="Lista de Vehículos del Cliente" title="" id="77" name="Picture"/>
+            <a:graphic>
+              <a:graphicData uri="http://schemas.openxmlformats.org/drawingml/2006/picture">
+                <pic:pic>
+                  <pic:nvPicPr>
+                    <pic:cNvPr descr="capturas/usuario-12-lista-de-vehiculos-del-cliente.jpg" id="78" name="Picture"/>
+                    <pic:cNvPicPr>
+                      <a:picLocks noChangeArrowheads="1" noChangeAspect="1"/>
+                    </pic:cNvPicPr>
+                  </pic:nvPicPr>
+                  <pic:blipFill>
+                    <a:blip r:embed="rId76"/>
+                    <a:stretch>
+                      <a:fillRect/>
+                    </a:stretch>
+                  </pic:blipFill>
+                  <pic:spPr bwMode="auto">
+                    <a:xfrm>
+                      <a:off x="0" y="0"/>
+                      <a:ext cx="5334000" cy="3201961"/>
+                    </a:xfrm>
+                    <a:prstGeom prst="rect">
+                      <a:avLst/>
+                    </a:prstGeom>
+                    <a:noFill/>
+                    <a:ln w="9525">
+                      <a:noFill/>
+                      <a:headEnd/>
+                      <a:tailEnd/>
+                    </a:ln>
+                  </pic:spPr>
+                </pic:pic>
+              </a:graphicData>
+            </a:graphic>
+          </wp:inline>
+        </w:drawing>
+      </w:r>
+    </w:p>
+    <w:p>
+      <w:pPr>
+        <w:pStyle w:val="BodyText"/>
+      </w:pPr>
+      <w:r>
+        <w:rPr>
+          <w:b/>
+          <w:bCs/>
+        </w:rPr>
+        <w:t xml:space="preserve">Figura 13</w:t>
+      </w:r>
+    </w:p>
+    <w:p>
+      <w:pPr>
+        <w:pStyle w:val="BodyText"/>
+      </w:pPr>
       <w:r>
         <w:rPr>
           <w:i/>
           <w:iCs/>
         </w:rPr>
-        <w:t xml:space="preserve">/client/vehicles</w:t>
-      </w:r>
-      <w:r>
-        <w:t xml:space="preserve">).</w:t>
-      </w:r>
-      <w:r>
-        <w:t xml:space="preserve"> </w:t>
-      </w:r>
-      <w:r>
-        <w:rPr>
-          <w:b/>
-          <w:bCs/>
-        </w:rPr>
-        <w:t xml:space="preserve">Contenido:</w:t>
-      </w:r>
-      <w:r>
-        <w:t xml:space="preserve"> </w:t>
-      </w:r>
-      <w:r>
-        <w:t xml:space="preserve">los tres indicadores, el botón Registrar vehículo y al menos dos tarjetas de vehículos con tipo, color, placa, último lavado, servicio y total de lavados.</w:t>
-      </w:r>
-    </w:p>
-    <w:p>
-      <w:pPr>
-        <w:pStyle w:val="FirstParagraph"/>
-      </w:pPr>
-      <w:r>
-        <w:rPr>
-          <w:b/>
-          <w:bCs/>
-        </w:rPr>
-        <w:t xml:space="preserve">Figura 13</w:t>
-      </w:r>
-    </w:p>
-    <w:p>
-      <w:pPr>
-        <w:pStyle w:val="BodyText"/>
-      </w:pPr>
-      <w:r>
-        <w:rPr>
-          <w:i/>
-          <w:iCs/>
-        </w:rPr>
         <w:t xml:space="preserve">Formulario para Registrar un Vehículo</w:t>
       </w:r>
     </w:p>
     <w:p>
       <w:pPr>
-        <w:pStyle w:val="BlockText"/>
-      </w:pPr>
-      <w:r>
-        <w:rPr>
-          <w:b/>
-          <w:bCs/>
-        </w:rPr>
-        <w:t xml:space="preserve">Captura por insertar.</w:t>
-      </w:r>
-      <w:r>
-        <w:t xml:space="preserve"> </w:t>
-      </w:r>
-      <w:r>
-        <w:rPr>
-          <w:b/>
-          <w:bCs/>
-        </w:rPr>
-        <w:t xml:space="preserve">Pantalla:</w:t>
-      </w:r>
-      <w:r>
-        <w:t xml:space="preserve"> </w:t>
-      </w:r>
-      <w:r>
-        <w:t xml:space="preserve">Mis vehículos &gt; Registrar vehículo.</w:t>
-      </w:r>
-      <w:r>
-        <w:t xml:space="preserve"> </w:t>
-      </w:r>
-      <w:r>
-        <w:rPr>
-          <w:b/>
-          <w:bCs/>
-        </w:rPr>
-        <w:t xml:space="preserve">Contenido:</w:t>
-      </w:r>
-      <w:r>
-        <w:t xml:space="preserve"> </w:t>
-      </w:r>
-      <w:r>
-        <w:t xml:space="preserve">la ventana "Registrar nuevo vehículo" con todos los campos diligenciados con datos de prueba, la ayuda del formato de la placa y los botones para cancelar y Guardar vehículo.</w:t>
-      </w:r>
-    </w:p>
-    <w:bookmarkEnd w:id="43"/>
-    <w:bookmarkStart w:id="44" w:name="X172e4fba899bfc5e38fa006e4f4b656e6a04e20"/>
+        <w:pStyle w:val="BodyText"/>
+      </w:pPr>
+      <w:r>
+        <w:drawing>
+          <wp:inline>
+            <wp:extent cx="5334000" cy="4743450"/>
+            <wp:effectExtent b="0" l="0" r="0" t="0"/>
+            <wp:docPr descr="Formulario para Registrar un Vehículo" title="" id="80" name="Picture"/>
+            <a:graphic>
+              <a:graphicData uri="http://schemas.openxmlformats.org/drawingml/2006/picture">
+                <pic:pic>
+                  <pic:nvPicPr>
+                    <pic:cNvPr descr="capturas/usuario-13-formulario-para-registrar-un-vehiculo.jpg" id="81" name="Picture"/>
+                    <pic:cNvPicPr>
+                      <a:picLocks noChangeArrowheads="1" noChangeAspect="1"/>
+                    </pic:cNvPicPr>
+                  </pic:nvPicPr>
+                  <pic:blipFill>
+                    <a:blip r:embed="rId79"/>
+                    <a:stretch>
+                      <a:fillRect/>
+                    </a:stretch>
+                  </pic:blipFill>
+                  <pic:spPr bwMode="auto">
+                    <a:xfrm>
+                      <a:off x="0" y="0"/>
+                      <a:ext cx="5334000" cy="4743450"/>
+                    </a:xfrm>
+                    <a:prstGeom prst="rect">
+                      <a:avLst/>
+                    </a:prstGeom>
+                    <a:noFill/>
+                    <a:ln w="9525">
+                      <a:noFill/>
+                      <a:headEnd/>
+                      <a:tailEnd/>
+                    </a:ln>
+                  </pic:spPr>
+                </pic:pic>
+              </a:graphicData>
+            </a:graphic>
+          </wp:inline>
+        </w:drawing>
+      </w:r>
+    </w:p>
+    <w:bookmarkEnd w:id="82"/>
+    <w:bookmarkStart w:id="92" w:name="X172e4fba899bfc5e38fa006e4f4b656e6a04e20"/>
     <w:p>
       <w:pPr>
         <w:pStyle w:val="Heading4"/>
@@ -6253,33 +6260,23 @@
         </w:numPr>
       </w:pPr>
       <w:r>
-        <w:t xml:space="preserve">Revisar el</w:t>
-      </w:r>
-      <w:r>
-        <w:t xml:space="preserve"> </w:t>
-      </w:r>
-      <w:r>
-        <w:rPr>
-          <w:b/>
-          <w:bCs/>
-        </w:rPr>
-        <w:t xml:space="preserve">Resumen de tu reserva</w:t>
-      </w:r>
-      <w:r>
-        <w:t xml:space="preserve">: vehículo, placa, servicio, duración estimada, fecha, hora, ubicación, total y</w:t>
-      </w:r>
-      <w:r>
-        <w:t xml:space="preserve"> </w:t>
-      </w:r>
-      <w:r>
-        <w:rPr>
-          <w:b/>
-          <w:bCs/>
-        </w:rPr>
-        <w:t xml:space="preserve">Puntos que ganas</w:t>
-      </w:r>
-      <w:r>
-        <w:t xml:space="preserve">.</w:t>
+        <w:t xml:space="preserve">Si se desea, elegir en</w:t>
+      </w:r>
+      <w:r>
+        <w:t xml:space="preserve"> </w:t>
+      </w:r>
+      <w:r>
+        <w:rPr>
+          <w:b/>
+          <w:bCs/>
+        </w:rPr>
+        <w:t xml:space="preserve">Operario (opcional)</w:t>
+      </w:r>
+      <w:r>
+        <w:t xml:space="preserve"> </w:t>
+      </w:r>
+      <w:r>
+        <w:t xml:space="preserve">uno de los operarios libres a esa hora. Si se deja en "Sin preferencia: te asignamos uno libre", el sistema asigna uno automáticamente.</w:t>
       </w:r>
     </w:p>
     <w:p>
@@ -6291,6 +6288,44 @@
         </w:numPr>
       </w:pPr>
       <w:r>
+        <w:t xml:space="preserve">Revisar el</w:t>
+      </w:r>
+      <w:r>
+        <w:t xml:space="preserve"> </w:t>
+      </w:r>
+      <w:r>
+        <w:rPr>
+          <w:b/>
+          <w:bCs/>
+        </w:rPr>
+        <w:t xml:space="preserve">Resumen de tu reserva</w:t>
+      </w:r>
+      <w:r>
+        <w:t xml:space="preserve">: vehículo, placa, servicio, duración estimada, fecha, hora, ubicación, total y</w:t>
+      </w:r>
+      <w:r>
+        <w:t xml:space="preserve"> </w:t>
+      </w:r>
+      <w:r>
+        <w:rPr>
+          <w:b/>
+          <w:bCs/>
+        </w:rPr>
+        <w:t xml:space="preserve">Puntos que ganas</w:t>
+      </w:r>
+      <w:r>
+        <w:t xml:space="preserve">.</w:t>
+      </w:r>
+    </w:p>
+    <w:p>
+      <w:pPr>
+        <w:pStyle w:val="Compact"/>
+        <w:numPr>
+          <w:ilvl w:val="0"/>
+          <w:numId w:val="1018"/>
+        </w:numPr>
+      </w:pPr>
+      <w:r>
         <w:t xml:space="preserve">Hacer clic en</w:t>
       </w:r>
       <w:r>
@@ -6362,7 +6397,7 @@
         </w:numPr>
       </w:pPr>
       <w:r>
-        <w:t xml:space="preserve">El cliente no elige el operario: el administrador lo asigna después y el cliente es informado en el panel y en las notificaciones.</w:t>
+        <w:t xml:space="preserve">Elegir el operario es opcional. Si el operario elegido ya no está libre al confirmar, el sistema asigna otro ("Si el operario que elegiste ya no está libre al confirmar, te asignamos otro."). El operario asignado se ve en el panel y en las notificaciones, y el administrador puede cambiarlo después.</w:t>
       </w:r>
     </w:p>
     <w:p>
@@ -6410,7 +6445,7 @@
         </w:numPr>
       </w:pPr>
       <w:r>
-        <w:t xml:space="preserve">Un vehículo no puede tener dos reservas a la misma hora ("Ese vehículo ya tiene una reserva a esa hora.").</w:t>
+        <w:t xml:space="preserve">Si la hora elegida no se puede reservar por otro motivo, el sistema explica cuál: "El lavadero no abre ese día. Elige otra fecha.", "A esa hora el servicio no cabe en el horario de atención. Elige otra hora." o "Esa hora ya pasó. Elige una hora más tarde."</w:t>
       </w:r>
     </w:p>
     <w:p>
@@ -6422,6 +6457,18 @@
         </w:numPr>
       </w:pPr>
       <w:r>
+        <w:t xml:space="preserve">Un vehículo no puede tener dos reservas a la misma hora ("Ese vehículo ya tiene una reserva a esa hora.").</w:t>
+      </w:r>
+    </w:p>
+    <w:p>
+      <w:pPr>
+        <w:pStyle w:val="Compact"/>
+        <w:numPr>
+          <w:ilvl w:val="0"/>
+          <w:numId w:val="1019"/>
+        </w:numPr>
+      </w:pPr>
+      <w:r>
         <w:t xml:space="preserve">El servicio se presta en el lavadero: el cliente debe llevar el vehículo en la fecha y la hora reservadas.</w:t>
       </w:r>
     </w:p>
@@ -6451,71 +6498,132 @@
     </w:p>
     <w:p>
       <w:pPr>
-        <w:pStyle w:val="BlockText"/>
-      </w:pPr>
-      <w:r>
-        <w:rPr>
-          <w:b/>
-          <w:bCs/>
-        </w:rPr>
-        <w:t xml:space="preserve">Captura por insertar.</w:t>
-      </w:r>
-      <w:r>
-        <w:t xml:space="preserve"> </w:t>
-      </w:r>
-      <w:r>
-        <w:rPr>
-          <w:b/>
-          <w:bCs/>
-        </w:rPr>
-        <w:t xml:space="preserve">Pantalla:</w:t>
-      </w:r>
-      <w:r>
-        <w:t xml:space="preserve"> </w:t>
-      </w:r>
-      <w:r>
-        <w:t xml:space="preserve">Reservar lavado (ruta</w:t>
-      </w:r>
-      <w:r>
-        <w:t xml:space="preserve"> </w:t>
-      </w:r>
+        <w:pStyle w:val="BodyText"/>
+      </w:pPr>
+      <w:r>
+        <w:drawing>
+          <wp:inline>
+            <wp:extent cx="5334000" cy="3201961"/>
+            <wp:effectExtent b="0" l="0" r="0" t="0"/>
+            <wp:docPr descr="Reservar un Lavado, Pasos 1 y 2: Vehículo y Servicio" title="" id="84" name="Picture"/>
+            <a:graphic>
+              <a:graphicData uri="http://schemas.openxmlformats.org/drawingml/2006/picture">
+                <pic:pic>
+                  <pic:nvPicPr>
+                    <pic:cNvPr descr="capturas/usuario-14-reservar-un-lavado-pasos-1-y-2-vehiculo-y-servic.jpg" id="85" name="Picture"/>
+                    <pic:cNvPicPr>
+                      <a:picLocks noChangeArrowheads="1" noChangeAspect="1"/>
+                    </pic:cNvPicPr>
+                  </pic:nvPicPr>
+                  <pic:blipFill>
+                    <a:blip r:embed="rId83"/>
+                    <a:stretch>
+                      <a:fillRect/>
+                    </a:stretch>
+                  </pic:blipFill>
+                  <pic:spPr bwMode="auto">
+                    <a:xfrm>
+                      <a:off x="0" y="0"/>
+                      <a:ext cx="5334000" cy="3201961"/>
+                    </a:xfrm>
+                    <a:prstGeom prst="rect">
+                      <a:avLst/>
+                    </a:prstGeom>
+                    <a:noFill/>
+                    <a:ln w="9525">
+                      <a:noFill/>
+                      <a:headEnd/>
+                      <a:tailEnd/>
+                    </a:ln>
+                  </pic:spPr>
+                </pic:pic>
+              </a:graphicData>
+            </a:graphic>
+          </wp:inline>
+        </w:drawing>
+      </w:r>
+    </w:p>
+    <w:p>
+      <w:pPr>
+        <w:pStyle w:val="BodyText"/>
+      </w:pPr>
+      <w:r>
+        <w:rPr>
+          <w:b/>
+          <w:bCs/>
+        </w:rPr>
+        <w:t xml:space="preserve">Figura 15</w:t>
+      </w:r>
+    </w:p>
+    <w:p>
+      <w:pPr>
+        <w:pStyle w:val="BodyText"/>
+      </w:pPr>
       <w:r>
         <w:rPr>
           <w:i/>
           <w:iCs/>
         </w:rPr>
-        <w:t xml:space="preserve">/client/reserve</w:t>
-      </w:r>
-      <w:r>
-        <w:t xml:space="preserve">).</w:t>
-      </w:r>
-      <w:r>
-        <w:t xml:space="preserve"> </w:t>
-      </w:r>
-      <w:r>
-        <w:rPr>
-          <w:b/>
-          <w:bCs/>
-        </w:rPr>
-        <w:t xml:space="preserve">Contenido:</w:t>
-      </w:r>
-      <w:r>
-        <w:t xml:space="preserve"> </w:t>
-      </w:r>
-      <w:r>
-        <w:t xml:space="preserve">las tarjetas de vehículos con una seleccionada y las tarjetas de los servicios Básico, Premium y Completo con una seleccionada, sus precios y los puntos que suma cada una.</w:t>
-      </w:r>
-    </w:p>
-    <w:p>
-      <w:pPr>
-        <w:pStyle w:val="FirstParagraph"/>
-      </w:pPr>
-      <w:r>
-        <w:rPr>
-          <w:b/>
-          <w:bCs/>
-        </w:rPr>
-        <w:t xml:space="preserve">Figura 15</w:t>
+        <w:t xml:space="preserve">Reservar un Lavado, Paso 3 y Resumen</w:t>
+      </w:r>
+    </w:p>
+    <w:p>
+      <w:pPr>
+        <w:pStyle w:val="BodyText"/>
+      </w:pPr>
+      <w:r>
+        <w:drawing>
+          <wp:inline>
+            <wp:extent cx="5334000" cy="4541319"/>
+            <wp:effectExtent b="0" l="0" r="0" t="0"/>
+            <wp:docPr descr="Reservar un Lavado, Paso 3 y Resumen" title="" id="87" name="Picture"/>
+            <a:graphic>
+              <a:graphicData uri="http://schemas.openxmlformats.org/drawingml/2006/picture">
+                <pic:pic>
+                  <pic:nvPicPr>
+                    <pic:cNvPr descr="capturas/usuario-15-reservar-un-lavado-paso-3-y-resumen.jpg" id="88" name="Picture"/>
+                    <pic:cNvPicPr>
+                      <a:picLocks noChangeArrowheads="1" noChangeAspect="1"/>
+                    </pic:cNvPicPr>
+                  </pic:nvPicPr>
+                  <pic:blipFill>
+                    <a:blip r:embed="rId86"/>
+                    <a:stretch>
+                      <a:fillRect/>
+                    </a:stretch>
+                  </pic:blipFill>
+                  <pic:spPr bwMode="auto">
+                    <a:xfrm>
+                      <a:off x="0" y="0"/>
+                      <a:ext cx="5334000" cy="4541319"/>
+                    </a:xfrm>
+                    <a:prstGeom prst="rect">
+                      <a:avLst/>
+                    </a:prstGeom>
+                    <a:noFill/>
+                    <a:ln w="9525">
+                      <a:noFill/>
+                      <a:headEnd/>
+                      <a:tailEnd/>
+                    </a:ln>
+                  </pic:spPr>
+                </pic:pic>
+              </a:graphicData>
+            </a:graphic>
+          </wp:inline>
+        </w:drawing>
+      </w:r>
+    </w:p>
+    <w:p>
+      <w:pPr>
+        <w:pStyle w:val="BodyText"/>
+      </w:pPr>
+      <w:r>
+        <w:rPr>
+          <w:b/>
+          <w:bCs/>
+        </w:rPr>
+        <w:t xml:space="preserve">Figura 16</w:t>
       </w:r>
     </w:p>
     <w:p>
@@ -6527,123 +6635,58 @@
           <w:i/>
           <w:iCs/>
         </w:rPr>
-        <w:t xml:space="preserve">Reservar un Lavado, Paso 3 y Resumen</w:t>
-      </w:r>
-    </w:p>
-    <w:p>
-      <w:pPr>
-        <w:pStyle w:val="BlockText"/>
-      </w:pPr>
-      <w:r>
-        <w:rPr>
-          <w:b/>
-          <w:bCs/>
-        </w:rPr>
-        <w:t xml:space="preserve">Captura por insertar.</w:t>
-      </w:r>
-      <w:r>
-        <w:t xml:space="preserve"> </w:t>
-      </w:r>
-      <w:r>
-        <w:rPr>
-          <w:b/>
-          <w:bCs/>
-        </w:rPr>
-        <w:t xml:space="preserve">Pantalla:</w:t>
-      </w:r>
-      <w:r>
-        <w:t xml:space="preserve"> </w:t>
-      </w:r>
-      <w:r>
-        <w:t xml:space="preserve">Reservar lavado, parte inferior.</w:t>
-      </w:r>
-      <w:r>
-        <w:t xml:space="preserve"> </w:t>
-      </w:r>
-      <w:r>
-        <w:rPr>
-          <w:b/>
-          <w:bCs/>
-        </w:rPr>
-        <w:t xml:space="preserve">Contenido:</w:t>
-      </w:r>
-      <w:r>
-        <w:t xml:space="preserve"> </w:t>
-      </w:r>
-      <w:r>
-        <w:t xml:space="preserve">la fecha y la hora seleccionadas y la tarjeta "Resumen de tu reserva" con todos los datos completos, los puntos que se ganan y el botón Reservar Ahora.</w:t>
-      </w:r>
-    </w:p>
-    <w:p>
-      <w:pPr>
-        <w:pStyle w:val="FirstParagraph"/>
-      </w:pPr>
-      <w:r>
-        <w:rPr>
-          <w:b/>
-          <w:bCs/>
-        </w:rPr>
-        <w:t xml:space="preserve">Figura 16</w:t>
-      </w:r>
-    </w:p>
-    <w:p>
-      <w:pPr>
-        <w:pStyle w:val="BodyText"/>
-      </w:pPr>
-      <w:r>
-        <w:rPr>
-          <w:i/>
-          <w:iCs/>
-        </w:rPr>
         <w:t xml:space="preserve">Confirmación de la Reserva</w:t>
       </w:r>
     </w:p>
     <w:p>
       <w:pPr>
-        <w:pStyle w:val="BlockText"/>
-      </w:pPr>
-      <w:r>
-        <w:rPr>
-          <w:b/>
-          <w:bCs/>
-        </w:rPr>
-        <w:t xml:space="preserve">Captura por insertar.</w:t>
-      </w:r>
-      <w:r>
-        <w:t xml:space="preserve"> </w:t>
-      </w:r>
-      <w:r>
-        <w:rPr>
-          <w:b/>
-          <w:bCs/>
-        </w:rPr>
-        <w:t xml:space="preserve">Pantalla:</w:t>
-      </w:r>
-      <w:r>
-        <w:t xml:space="preserve"> </w:t>
-      </w:r>
-      <w:r>
-        <w:t xml:space="preserve">Reservar lavado, después de hacer clic en Reservar Ahora.</w:t>
-      </w:r>
-      <w:r>
-        <w:t xml:space="preserve"> </w:t>
-      </w:r>
-      <w:r>
-        <w:rPr>
-          <w:b/>
-          <w:bCs/>
-        </w:rPr>
-        <w:t xml:space="preserve">Contenido:</w:t>
-      </w:r>
-      <w:r>
-        <w:t xml:space="preserve"> </w:t>
-      </w:r>
-      <w:r>
-        <w:t xml:space="preserve">la ventana "¡Reserva creada!" con el código de la reserva, la bahía, el resumen y el botón Ir a pagar.</w:t>
-      </w:r>
-    </w:p>
-    <w:bookmarkEnd w:id="44"/>
-    <w:bookmarkStart w:id="45" w:name="Xc76e216bc99cc0f47ec59d19fd6a90611f9a170"/>
+        <w:pStyle w:val="BodyText"/>
+      </w:pPr>
+      <w:r>
+        <w:drawing>
+          <wp:inline>
+            <wp:extent cx="4318000" cy="7950200"/>
+            <wp:effectExtent b="0" l="0" r="0" t="0"/>
+            <wp:docPr descr="Confirmación de la Reserva" title="" id="90" name="Picture"/>
+            <a:graphic>
+              <a:graphicData uri="http://schemas.openxmlformats.org/drawingml/2006/picture">
+                <pic:pic>
+                  <pic:nvPicPr>
+                    <pic:cNvPr descr="capturas/usuario-16-confirmacion-de-la-reserva.jpg" id="91" name="Picture"/>
+                    <pic:cNvPicPr>
+                      <a:picLocks noChangeArrowheads="1" noChangeAspect="1"/>
+                    </pic:cNvPicPr>
+                  </pic:nvPicPr>
+                  <pic:blipFill>
+                    <a:blip r:embed="rId89"/>
+                    <a:stretch>
+                      <a:fillRect/>
+                    </a:stretch>
+                  </pic:blipFill>
+                  <pic:spPr bwMode="auto">
+                    <a:xfrm>
+                      <a:off x="0" y="0"/>
+                      <a:ext cx="4318000" cy="7950200"/>
+                    </a:xfrm>
+                    <a:prstGeom prst="rect">
+                      <a:avLst/>
+                    </a:prstGeom>
+                    <a:noFill/>
+                    <a:ln w="9525">
+                      <a:noFill/>
+                      <a:headEnd/>
+                      <a:tailEnd/>
+                    </a:ln>
+                  </pic:spPr>
+                </pic:pic>
+              </a:graphicData>
+            </a:graphic>
+          </wp:inline>
+        </w:drawing>
+      </w:r>
+    </w:p>
+    <w:bookmarkEnd w:id="92"/>
+    <w:bookmarkStart w:id="96" w:name="Xc76e216bc99cc0f47ec59d19fd6a90611f9a170"/>
     <w:p>
       <w:pPr>
         <w:pStyle w:val="Heading4"/>
@@ -7325,50 +7368,53 @@
     </w:p>
     <w:p>
       <w:pPr>
-        <w:pStyle w:val="BlockText"/>
-      </w:pPr>
-      <w:r>
-        <w:rPr>
-          <w:b/>
-          <w:bCs/>
-        </w:rPr>
-        <w:t xml:space="preserve">Captura por insertar.</w:t>
-      </w:r>
-      <w:r>
-        <w:t xml:space="preserve"> </w:t>
-      </w:r>
-      <w:r>
-        <w:rPr>
-          <w:b/>
-          <w:bCs/>
-        </w:rPr>
-        <w:t xml:space="preserve">Pantalla:</w:t>
-      </w:r>
-      <w:r>
-        <w:t xml:space="preserve"> </w:t>
-      </w:r>
-      <w:r>
-        <w:t xml:space="preserve">Historial &gt; Cancelar reserva.</w:t>
-      </w:r>
-      <w:r>
-        <w:t xml:space="preserve"> </w:t>
-      </w:r>
-      <w:r>
-        <w:rPr>
-          <w:b/>
-          <w:bCs/>
-        </w:rPr>
-        <w:t xml:space="preserve">Contenido:</w:t>
-      </w:r>
-      <w:r>
-        <w:t xml:space="preserve"> </w:t>
-      </w:r>
-      <w:r>
-        <w:t xml:space="preserve">la ventana "¿Cancelar reserva?" con el código de la reserva y los botones Sí, cancelar y Volver.</w:t>
-      </w:r>
-    </w:p>
-    <w:bookmarkEnd w:id="45"/>
-    <w:bookmarkStart w:id="46" w:name="X61cc417824e3f53a550308c23fbce6447d9bf2c"/>
+        <w:pStyle w:val="BodyText"/>
+      </w:pPr>
+      <w:r>
+        <w:drawing>
+          <wp:inline>
+            <wp:extent cx="4927600" cy="3175000"/>
+            <wp:effectExtent b="0" l="0" r="0" t="0"/>
+            <wp:docPr descr="Confirmación de la Cancelación de una Reserva" title="" id="94" name="Picture"/>
+            <a:graphic>
+              <a:graphicData uri="http://schemas.openxmlformats.org/drawingml/2006/picture">
+                <pic:pic>
+                  <pic:nvPicPr>
+                    <pic:cNvPr descr="capturas/usuario-17-confirmacion-de-la-cancelacion-de-una-reserva.jpg" id="95" name="Picture"/>
+                    <pic:cNvPicPr>
+                      <a:picLocks noChangeArrowheads="1" noChangeAspect="1"/>
+                    </pic:cNvPicPr>
+                  </pic:nvPicPr>
+                  <pic:blipFill>
+                    <a:blip r:embed="rId93"/>
+                    <a:stretch>
+                      <a:fillRect/>
+                    </a:stretch>
+                  </pic:blipFill>
+                  <pic:spPr bwMode="auto">
+                    <a:xfrm>
+                      <a:off x="0" y="0"/>
+                      <a:ext cx="4927600" cy="3175000"/>
+                    </a:xfrm>
+                    <a:prstGeom prst="rect">
+                      <a:avLst/>
+                    </a:prstGeom>
+                    <a:noFill/>
+                    <a:ln w="9525">
+                      <a:noFill/>
+                      <a:headEnd/>
+                      <a:tailEnd/>
+                    </a:ln>
+                  </pic:spPr>
+                </pic:pic>
+              </a:graphicData>
+            </a:graphic>
+          </wp:inline>
+        </w:drawing>
+      </w:r>
+    </w:p>
+    <w:bookmarkEnd w:id="96"/>
+    <w:bookmarkStart w:id="103" w:name="X61cc417824e3f53a550308c23fbce6447d9bf2c"/>
     <w:p>
       <w:pPr>
         <w:pStyle w:val="Heading4"/>
@@ -8514,71 +8560,120 @@
     </w:p>
     <w:p>
       <w:pPr>
-        <w:pStyle w:val="BlockText"/>
-      </w:pPr>
-      <w:r>
-        <w:rPr>
-          <w:b/>
-          <w:bCs/>
-        </w:rPr>
-        <w:t xml:space="preserve">Captura por insertar.</w:t>
-      </w:r>
-      <w:r>
-        <w:t xml:space="preserve"> </w:t>
-      </w:r>
-      <w:r>
-        <w:rPr>
-          <w:b/>
-          <w:bCs/>
-        </w:rPr>
-        <w:t xml:space="preserve">Pantalla:</w:t>
-      </w:r>
-      <w:r>
-        <w:t xml:space="preserve"> </w:t>
-      </w:r>
-      <w:r>
-        <w:t xml:space="preserve">Pagar servicio (ruta</w:t>
-      </w:r>
-      <w:r>
-        <w:t xml:space="preserve"> </w:t>
-      </w:r>
+        <w:pStyle w:val="BodyText"/>
+      </w:pPr>
+      <w:r>
+        <w:drawing>
+          <wp:inline>
+            <wp:extent cx="5334000" cy="3201961"/>
+            <wp:effectExtent b="0" l="0" r="0" t="0"/>
+            <wp:docPr descr="Selección del Método de Pago y Resumen de la Reserva" title="" id="98" name="Picture"/>
+            <a:graphic>
+              <a:graphicData uri="http://schemas.openxmlformats.org/drawingml/2006/picture">
+                <pic:pic>
+                  <pic:nvPicPr>
+                    <pic:cNvPr descr="capturas/usuario-18-seleccion-del-metodo-de-pago-y-resumen-de-la-res.jpg" id="99" name="Picture"/>
+                    <pic:cNvPicPr>
+                      <a:picLocks noChangeArrowheads="1" noChangeAspect="1"/>
+                    </pic:cNvPicPr>
+                  </pic:nvPicPr>
+                  <pic:blipFill>
+                    <a:blip r:embed="rId97"/>
+                    <a:stretch>
+                      <a:fillRect/>
+                    </a:stretch>
+                  </pic:blipFill>
+                  <pic:spPr bwMode="auto">
+                    <a:xfrm>
+                      <a:off x="0" y="0"/>
+                      <a:ext cx="5334000" cy="3201961"/>
+                    </a:xfrm>
+                    <a:prstGeom prst="rect">
+                      <a:avLst/>
+                    </a:prstGeom>
+                    <a:noFill/>
+                    <a:ln w="9525">
+                      <a:noFill/>
+                      <a:headEnd/>
+                      <a:tailEnd/>
+                    </a:ln>
+                  </pic:spPr>
+                </pic:pic>
+              </a:graphicData>
+            </a:graphic>
+          </wp:inline>
+        </w:drawing>
+      </w:r>
+    </w:p>
+    <w:p>
+      <w:pPr>
+        <w:pStyle w:val="BodyText"/>
+      </w:pPr>
+      <w:r>
+        <w:rPr>
+          <w:b/>
+          <w:bCs/>
+        </w:rPr>
+        <w:t xml:space="preserve">Figura 19</w:t>
+      </w:r>
+    </w:p>
+    <w:p>
+      <w:pPr>
+        <w:pStyle w:val="BodyText"/>
+      </w:pPr>
       <w:r>
         <w:rPr>
           <w:i/>
           <w:iCs/>
         </w:rPr>
-        <w:t xml:space="preserve">/client/payment</w:t>
-      </w:r>
-      <w:r>
-        <w:t xml:space="preserve">).</w:t>
-      </w:r>
-      <w:r>
-        <w:t xml:space="preserve"> </w:t>
-      </w:r>
-      <w:r>
-        <w:rPr>
-          <w:b/>
-          <w:bCs/>
-        </w:rPr>
-        <w:t xml:space="preserve">Contenido:</w:t>
-      </w:r>
-      <w:r>
-        <w:t xml:space="preserve"> </w:t>
-      </w:r>
-      <w:r>
-        <w:t xml:space="preserve">los cuatro métodos de pago con uno seleccionado, el campo Código del cupón con un cupón aplicado y la tarjeta Resumen de la reserva con subtotal, descuento y total a pagar.</w:t>
-      </w:r>
-    </w:p>
-    <w:p>
-      <w:pPr>
-        <w:pStyle w:val="FirstParagraph"/>
-      </w:pPr>
-      <w:r>
-        <w:rPr>
-          <w:b/>
-          <w:bCs/>
-        </w:rPr>
-        <w:t xml:space="preserve">Figura 19</w:t>
+        <w:t xml:space="preserve">Código QR y Carga del Comprobante</w:t>
+      </w:r>
+    </w:p>
+    <w:p>
+      <w:pPr>
+        <w:pStyle w:val="BodyText"/>
+      </w:pPr>
+      <w:r>
+        <w:drawing>
+          <wp:inline>
+            <wp:extent cx="5334000" cy="5123139"/>
+            <wp:effectExtent b="0" l="0" r="0" t="0"/>
+            <wp:docPr descr="Código QR y Carga del Comprobante" title="" id="101" name="Picture"/>
+            <a:graphic>
+              <a:graphicData uri="http://schemas.openxmlformats.org/drawingml/2006/picture">
+                <pic:pic>
+                  <pic:nvPicPr>
+                    <pic:cNvPr descr="capturas/usuario-19-codigo-qr-y-carga-del-comprobante.jpg" id="102" name="Picture"/>
+                    <pic:cNvPicPr>
+                      <a:picLocks noChangeArrowheads="1" noChangeAspect="1"/>
+                    </pic:cNvPicPr>
+                  </pic:nvPicPr>
+                  <pic:blipFill>
+                    <a:blip r:embed="rId100"/>
+                    <a:stretch>
+                      <a:fillRect/>
+                    </a:stretch>
+                  </pic:blipFill>
+                  <pic:spPr bwMode="auto">
+                    <a:xfrm>
+                      <a:off x="0" y="0"/>
+                      <a:ext cx="5334000" cy="5123139"/>
+                    </a:xfrm>
+                    <a:prstGeom prst="rect">
+                      <a:avLst/>
+                    </a:prstGeom>
+                    <a:noFill/>
+                    <a:ln w="9525">
+                      <a:noFill/>
+                      <a:headEnd/>
+                      <a:tailEnd/>
+                    </a:ln>
+                  </pic:spPr>
+                </pic:pic>
+              </a:graphicData>
+            </a:graphic>
+          </wp:inline>
+        </w:drawing>
       </w:r>
     </w:p>
     <w:p>
@@ -8590,62 +8685,6 @@
           <w:i/>
           <w:iCs/>
         </w:rPr>
-        <w:t xml:space="preserve">Código QR y Carga del Comprobante</w:t>
-      </w:r>
-    </w:p>
-    <w:p>
-      <w:pPr>
-        <w:pStyle w:val="BlockText"/>
-      </w:pPr>
-      <w:r>
-        <w:rPr>
-          <w:b/>
-          <w:bCs/>
-        </w:rPr>
-        <w:t xml:space="preserve">Captura por insertar.</w:t>
-      </w:r>
-      <w:r>
-        <w:t xml:space="preserve"> </w:t>
-      </w:r>
-      <w:r>
-        <w:rPr>
-          <w:b/>
-          <w:bCs/>
-        </w:rPr>
-        <w:t xml:space="preserve">Pantalla:</w:t>
-      </w:r>
-      <w:r>
-        <w:t xml:space="preserve"> </w:t>
-      </w:r>
-      <w:r>
-        <w:t xml:space="preserve">Pagar servicio, después de elegir un método digital.</w:t>
-      </w:r>
-      <w:r>
-        <w:t xml:space="preserve"> </w:t>
-      </w:r>
-      <w:r>
-        <w:rPr>
-          <w:b/>
-          <w:bCs/>
-        </w:rPr>
-        <w:t xml:space="preserve">Contenido:</w:t>
-      </w:r>
-      <w:r>
-        <w:t xml:space="preserve"> </w:t>
-      </w:r>
-      <w:r>
-        <w:t xml:space="preserve">el código QR, la llave o cuenta autorizada con el botón Copiar número, el monto a pagar, el área de carga del comprobante, los campos Referencia de la transacción y Monto pagado, y la lista de datos faltantes bajo el botón deshabilitado.</w:t>
-      </w:r>
-    </w:p>
-    <w:p>
-      <w:pPr>
-        <w:pStyle w:val="FirstParagraph"/>
-      </w:pPr>
-      <w:r>
-        <w:rPr>
-          <w:i/>
-          <w:iCs/>
-        </w:rPr>
         <w:t xml:space="preserve">Nota.</w:t>
       </w:r>
       <w:r>
@@ -8655,8 +8694,8 @@
         <w:t xml:space="preserve">Usar un código QR de prueba; no mostrar cuentas bancarias reales.</w:t>
       </w:r>
     </w:p>
-    <w:bookmarkEnd w:id="46"/>
-    <w:bookmarkStart w:id="47" w:name="X1276b1a112cf4aab2e11a5bf1e9dc6385a1e0f6"/>
+    <w:bookmarkEnd w:id="103"/>
+    <w:bookmarkStart w:id="110" w:name="X1276b1a112cf4aab2e11a5bf1e9dc6385a1e0f6"/>
     <w:p>
       <w:pPr>
         <w:pStyle w:val="Heading4"/>
@@ -9170,131 +9209,124 @@
     </w:p>
     <w:p>
       <w:pPr>
-        <w:pStyle w:val="BlockText"/>
-      </w:pPr>
-      <w:r>
-        <w:rPr>
-          <w:b/>
-          <w:bCs/>
-        </w:rPr>
-        <w:t xml:space="preserve">Captura por insertar.</w:t>
-      </w:r>
-      <w:r>
-        <w:t xml:space="preserve"> </w:t>
-      </w:r>
-      <w:r>
-        <w:rPr>
-          <w:b/>
-          <w:bCs/>
-        </w:rPr>
-        <w:t xml:space="preserve">Pantalla:</w:t>
-      </w:r>
-      <w:r>
-        <w:t xml:space="preserve"> </w:t>
-      </w:r>
-      <w:r>
-        <w:t xml:space="preserve">Historial (ruta</w:t>
-      </w:r>
-      <w:r>
-        <w:t xml:space="preserve"> </w:t>
-      </w:r>
+        <w:pStyle w:val="BodyText"/>
+      </w:pPr>
+      <w:r>
+        <w:drawing>
+          <wp:inline>
+            <wp:extent cx="5334000" cy="5751816"/>
+            <wp:effectExtent b="0" l="0" r="0" t="0"/>
+            <wp:docPr descr="Historial con Filtros" title="" id="105" name="Picture"/>
+            <a:graphic>
+              <a:graphicData uri="http://schemas.openxmlformats.org/drawingml/2006/picture">
+                <pic:pic>
+                  <pic:nvPicPr>
+                    <pic:cNvPr descr="capturas/usuario-20-historial-con-filtros.jpg" id="106" name="Picture"/>
+                    <pic:cNvPicPr>
+                      <a:picLocks noChangeArrowheads="1" noChangeAspect="1"/>
+                    </pic:cNvPicPr>
+                  </pic:nvPicPr>
+                  <pic:blipFill>
+                    <a:blip r:embed="rId104"/>
+                    <a:stretch>
+                      <a:fillRect/>
+                    </a:stretch>
+                  </pic:blipFill>
+                  <pic:spPr bwMode="auto">
+                    <a:xfrm>
+                      <a:off x="0" y="0"/>
+                      <a:ext cx="5334000" cy="5751816"/>
+                    </a:xfrm>
+                    <a:prstGeom prst="rect">
+                      <a:avLst/>
+                    </a:prstGeom>
+                    <a:noFill/>
+                    <a:ln w="9525">
+                      <a:noFill/>
+                      <a:headEnd/>
+                      <a:tailEnd/>
+                    </a:ln>
+                  </pic:spPr>
+                </pic:pic>
+              </a:graphicData>
+            </a:graphic>
+          </wp:inline>
+        </w:drawing>
+      </w:r>
+    </w:p>
+    <w:p>
+      <w:pPr>
+        <w:pStyle w:val="BodyText"/>
+      </w:pPr>
+      <w:r>
+        <w:rPr>
+          <w:b/>
+          <w:bCs/>
+        </w:rPr>
+        <w:t xml:space="preserve">Figura 21</w:t>
+      </w:r>
+    </w:p>
+    <w:p>
+      <w:pPr>
+        <w:pStyle w:val="BodyText"/>
+      </w:pPr>
       <w:r>
         <w:rPr>
           <w:i/>
           <w:iCs/>
         </w:rPr>
-        <w:t xml:space="preserve">/client/history</w:t>
-      </w:r>
-      <w:r>
-        <w:t xml:space="preserve">).</w:t>
-      </w:r>
-      <w:r>
-        <w:t xml:space="preserve"> </w:t>
-      </w:r>
-      <w:r>
-        <w:rPr>
-          <w:b/>
-          <w:bCs/>
-        </w:rPr>
-        <w:t xml:space="preserve">Contenido:</w:t>
-      </w:r>
-      <w:r>
-        <w:t xml:space="preserve"> </w:t>
-      </w:r>
-      <w:r>
-        <w:t xml:space="preserve">los filtros Todas, Activas, Completadas y Canceladas, el rango de fechas, el cuadro de búsqueda y al menos dos tarjetas de reservas con estados de reserva y de pago distintos.</w:t>
-      </w:r>
-    </w:p>
-    <w:p>
-      <w:pPr>
-        <w:pStyle w:val="FirstParagraph"/>
-      </w:pPr>
-      <w:r>
-        <w:rPr>
-          <w:b/>
-          <w:bCs/>
-        </w:rPr>
-        <w:t xml:space="preserve">Figura 21</w:t>
-      </w:r>
-    </w:p>
-    <w:p>
-      <w:pPr>
-        <w:pStyle w:val="BodyText"/>
-      </w:pPr>
-      <w:r>
-        <w:rPr>
-          <w:i/>
-          <w:iCs/>
-        </w:rPr>
         <w:t xml:space="preserve">Calificación de un Servicio Completado</w:t>
       </w:r>
     </w:p>
     <w:p>
       <w:pPr>
-        <w:pStyle w:val="BlockText"/>
-      </w:pPr>
-      <w:r>
-        <w:rPr>
-          <w:b/>
-          <w:bCs/>
-        </w:rPr>
-        <w:t xml:space="preserve">Captura por insertar.</w:t>
-      </w:r>
-      <w:r>
-        <w:t xml:space="preserve"> </w:t>
-      </w:r>
-      <w:r>
-        <w:rPr>
-          <w:b/>
-          <w:bCs/>
-        </w:rPr>
-        <w:t xml:space="preserve">Pantalla:</w:t>
-      </w:r>
-      <w:r>
-        <w:t xml:space="preserve"> </w:t>
-      </w:r>
-      <w:r>
-        <w:t xml:space="preserve">Historial &gt; Calificar Servicio.</w:t>
-      </w:r>
-      <w:r>
-        <w:t xml:space="preserve"> </w:t>
-      </w:r>
-      <w:r>
-        <w:rPr>
-          <w:b/>
-          <w:bCs/>
-        </w:rPr>
-        <w:t xml:space="preserve">Contenido:</w:t>
-      </w:r>
-      <w:r>
-        <w:t xml:space="preserve"> </w:t>
-      </w:r>
-      <w:r>
-        <w:t xml:space="preserve">la ventana "Calificar servicio" con las cinco estrellas (algunas seleccionadas), el campo "Comentarios (opcional)" con un texto de ejemplo y el botón Enviar calificación.</w:t>
-      </w:r>
-    </w:p>
-    <w:bookmarkEnd w:id="47"/>
-    <w:bookmarkStart w:id="48" w:name="Xa5afa1ba1b71c0c80a848de36e534ead2dfdc63"/>
+        <w:pStyle w:val="BodyText"/>
+      </w:pPr>
+      <w:r>
+        <w:drawing>
+          <wp:inline>
+            <wp:extent cx="5334000" cy="3201961"/>
+            <wp:effectExtent b="0" l="0" r="0" t="0"/>
+            <wp:docPr descr="Calificación de un Servicio Completado" title="" id="108" name="Picture"/>
+            <a:graphic>
+              <a:graphicData uri="http://schemas.openxmlformats.org/drawingml/2006/picture">
+                <pic:pic>
+                  <pic:nvPicPr>
+                    <pic:cNvPr descr="capturas/usuario-21-calificacion-de-un-servicio-completado.jpg" id="109" name="Picture"/>
+                    <pic:cNvPicPr>
+                      <a:picLocks noChangeArrowheads="1" noChangeAspect="1"/>
+                    </pic:cNvPicPr>
+                  </pic:nvPicPr>
+                  <pic:blipFill>
+                    <a:blip r:embed="rId107"/>
+                    <a:stretch>
+                      <a:fillRect/>
+                    </a:stretch>
+                  </pic:blipFill>
+                  <pic:spPr bwMode="auto">
+                    <a:xfrm>
+                      <a:off x="0" y="0"/>
+                      <a:ext cx="5334000" cy="3201961"/>
+                    </a:xfrm>
+                    <a:prstGeom prst="rect">
+                      <a:avLst/>
+                    </a:prstGeom>
+                    <a:noFill/>
+                    <a:ln w="9525">
+                      <a:noFill/>
+                      <a:headEnd/>
+                      <a:tailEnd/>
+                    </a:ln>
+                  </pic:spPr>
+                </pic:pic>
+              </a:graphicData>
+            </a:graphic>
+          </wp:inline>
+        </w:drawing>
+      </w:r>
+    </w:p>
+    <w:bookmarkEnd w:id="110"/>
+    <w:bookmarkStart w:id="114" w:name="Xa5afa1ba1b71c0c80a848de36e534ead2dfdc63"/>
     <w:p>
       <w:pPr>
         <w:pStyle w:val="Heading4"/>
@@ -9695,63 +9727,53 @@
     </w:p>
     <w:p>
       <w:pPr>
-        <w:pStyle w:val="BlockText"/>
-      </w:pPr>
-      <w:r>
-        <w:rPr>
-          <w:b/>
-          <w:bCs/>
-        </w:rPr>
-        <w:t xml:space="preserve">Captura por insertar.</w:t>
-      </w:r>
-      <w:r>
-        <w:t xml:space="preserve"> </w:t>
-      </w:r>
-      <w:r>
-        <w:rPr>
-          <w:b/>
-          <w:bCs/>
-        </w:rPr>
-        <w:t xml:space="preserve">Pantalla:</w:t>
-      </w:r>
-      <w:r>
-        <w:t xml:space="preserve"> </w:t>
-      </w:r>
-      <w:r>
-        <w:t xml:space="preserve">Notificaciones (ruta</w:t>
-      </w:r>
-      <w:r>
-        <w:t xml:space="preserve"> </w:t>
-      </w:r>
-      <w:r>
-        <w:rPr>
-          <w:i/>
-          <w:iCs/>
-        </w:rPr>
-        <w:t xml:space="preserve">/client/notifications</w:t>
-      </w:r>
-      <w:r>
-        <w:t xml:space="preserve">).</w:t>
-      </w:r>
-      <w:r>
-        <w:t xml:space="preserve"> </w:t>
-      </w:r>
-      <w:r>
-        <w:rPr>
-          <w:b/>
-          <w:bCs/>
-        </w:rPr>
-        <w:t xml:space="preserve">Contenido:</w:t>
-      </w:r>
-      <w:r>
-        <w:t xml:space="preserve"> </w:t>
-      </w:r>
-      <w:r>
-        <w:t xml:space="preserve">el contador de no leídas, las pestañas por tipo, los filtros, el botón Marcar todo como leído y una lista con notificaciones leídas y no leídas, entre ellas un aviso de puntos ganados.</w:t>
-      </w:r>
-    </w:p>
-    <w:bookmarkEnd w:id="48"/>
-    <w:bookmarkStart w:id="49" w:name="X6af2254d65c9680572e6f16bea5efbb4c53f5b0"/>
+        <w:pStyle w:val="BodyText"/>
+      </w:pPr>
+      <w:r>
+        <w:drawing>
+          <wp:inline>
+            <wp:extent cx="5334000" cy="3201961"/>
+            <wp:effectExtent b="0" l="0" r="0" t="0"/>
+            <wp:docPr descr="Centro de Notificaciones" title="" id="112" name="Picture"/>
+            <a:graphic>
+              <a:graphicData uri="http://schemas.openxmlformats.org/drawingml/2006/picture">
+                <pic:pic>
+                  <pic:nvPicPr>
+                    <pic:cNvPr descr="capturas/usuario-22-centro-de-notificaciones.jpg" id="113" name="Picture"/>
+                    <pic:cNvPicPr>
+                      <a:picLocks noChangeArrowheads="1" noChangeAspect="1"/>
+                    </pic:cNvPicPr>
+                  </pic:nvPicPr>
+                  <pic:blipFill>
+                    <a:blip r:embed="rId111"/>
+                    <a:stretch>
+                      <a:fillRect/>
+                    </a:stretch>
+                  </pic:blipFill>
+                  <pic:spPr bwMode="auto">
+                    <a:xfrm>
+                      <a:off x="0" y="0"/>
+                      <a:ext cx="5334000" cy="3201961"/>
+                    </a:xfrm>
+                    <a:prstGeom prst="rect">
+                      <a:avLst/>
+                    </a:prstGeom>
+                    <a:noFill/>
+                    <a:ln w="9525">
+                      <a:noFill/>
+                      <a:headEnd/>
+                      <a:tailEnd/>
+                    </a:ln>
+                  </pic:spPr>
+                </pic:pic>
+              </a:graphicData>
+            </a:graphic>
+          </wp:inline>
+        </w:drawing>
+      </w:r>
+    </w:p>
+    <w:bookmarkEnd w:id="114"/>
+    <w:bookmarkStart w:id="118" w:name="X6af2254d65c9680572e6f16bea5efbb4c53f5b0"/>
     <w:p>
       <w:pPr>
         <w:pStyle w:val="Heading4"/>
@@ -10060,7 +10082,7 @@
           <w:b/>
           <w:bCs/>
         </w:rPr>
-        <w:t xml:space="preserve">Eliminar cuenta</w:t>
+        <w:t xml:space="preserve">Desactivar mi cuenta</w:t>
       </w:r>
       <w:r>
         <w:t xml:space="preserve">, leer el mensaje y confirmar con la contraseña.</w:t>
@@ -10099,20 +10121,7 @@
         <w:t xml:space="preserve"> </w:t>
       </w:r>
       <w:r>
-        <w:t xml:space="preserve">Si la contraseña actual es incorrecta, el cambio se rechaza ("La contraseña actual es incorrecta"); la nueva contraseña debe ser distinta de la actual. Aunque la opción se llama</w:t>
-      </w:r>
-      <w:r>
-        <w:t xml:space="preserve"> </w:t>
-      </w:r>
-      <w:r>
-        <w:rPr>
-          <w:b/>
-          <w:bCs/>
-        </w:rPr>
-        <w:t xml:space="preserve">Eliminar cuenta</w:t>
-      </w:r>
-      <w:r>
-        <w:t xml:space="preserve">, la cuenta se desactiva, no se borra: la persona ya no puede ingresar y sus sesiones se cierran, pero se conserva el historial de reservas y pagos. Para reactivarla, la persona debe contactar al administrador. El campo</w:t>
+        <w:t xml:space="preserve">Si la contraseña actual es incorrecta, el cambio se rechaza ("La contraseña actual es incorrecta"); la nueva contraseña debe ser distinta de la actual. La cuenta se desactiva, no se borra: la persona ya no puede ingresar y sus sesiones se cierran, pero se conserva el historial de reservas y pagos. Para reactivarla, la persona debe contactar al administrador. La</w:t>
       </w:r>
       <w:r>
         <w:t xml:space="preserve"> </w:t>
@@ -10128,7 +10137,7 @@
         <w:t xml:space="preserve"> </w:t>
       </w:r>
       <w:r>
-        <w:t xml:space="preserve">todavía no lo guarda el servidor.</w:t>
+        <w:t xml:space="preserve">se guarda en la cuenta, por lo que aparece igual en cualquier dispositivo.</w:t>
       </w:r>
     </w:p>
     <w:p>
@@ -10157,50 +10166,53 @@
     </w:p>
     <w:p>
       <w:pPr>
-        <w:pStyle w:val="BlockText"/>
-      </w:pPr>
-      <w:r>
-        <w:rPr>
-          <w:b/>
-          <w:bCs/>
-        </w:rPr>
-        <w:t xml:space="preserve">Captura por insertar.</w:t>
-      </w:r>
-      <w:r>
-        <w:t xml:space="preserve"> </w:t>
-      </w:r>
-      <w:r>
-        <w:rPr>
-          <w:b/>
-          <w:bCs/>
-        </w:rPr>
-        <w:t xml:space="preserve">Pantalla:</w:t>
-      </w:r>
-      <w:r>
-        <w:t xml:space="preserve"> </w:t>
-      </w:r>
-      <w:r>
-        <w:t xml:space="preserve">Perfil.</w:t>
-      </w:r>
-      <w:r>
-        <w:t xml:space="preserve"> </w:t>
-      </w:r>
-      <w:r>
-        <w:rPr>
-          <w:b/>
-          <w:bCs/>
-        </w:rPr>
-        <w:t xml:space="preserve">Contenido:</w:t>
-      </w:r>
-      <w:r>
-        <w:t xml:space="preserve"> </w:t>
-      </w:r>
-      <w:r>
-        <w:t xml:space="preserve">las iniciales, el nombre, la fecha de vinculación, los campos en modo de consulta, el botón Editar perfil y las secciones Contraseña y Cuenta.</w:t>
-      </w:r>
-    </w:p>
-    <w:bookmarkEnd w:id="49"/>
-    <w:bookmarkStart w:id="50" w:name="X615b8af25fd896bb9f85efaf030ccd87efdbfc0"/>
+        <w:pStyle w:val="BodyText"/>
+      </w:pPr>
+      <w:r>
+        <w:drawing>
+          <wp:inline>
+            <wp:extent cx="5334000" cy="3365964"/>
+            <wp:effectExtent b="0" l="0" r="0" t="0"/>
+            <wp:docPr descr="Perfil del Usuario" title="" id="116" name="Picture"/>
+            <a:graphic>
+              <a:graphicData uri="http://schemas.openxmlformats.org/drawingml/2006/picture">
+                <pic:pic>
+                  <pic:nvPicPr>
+                    <pic:cNvPr descr="capturas/usuario-23-perfil-del-usuario.jpg" id="117" name="Picture"/>
+                    <pic:cNvPicPr>
+                      <a:picLocks noChangeArrowheads="1" noChangeAspect="1"/>
+                    </pic:cNvPicPr>
+                  </pic:nvPicPr>
+                  <pic:blipFill>
+                    <a:blip r:embed="rId115"/>
+                    <a:stretch>
+                      <a:fillRect/>
+                    </a:stretch>
+                  </pic:blipFill>
+                  <pic:spPr bwMode="auto">
+                    <a:xfrm>
+                      <a:off x="0" y="0"/>
+                      <a:ext cx="5334000" cy="3365964"/>
+                    </a:xfrm>
+                    <a:prstGeom prst="rect">
+                      <a:avLst/>
+                    </a:prstGeom>
+                    <a:noFill/>
+                    <a:ln w="9525">
+                      <a:noFill/>
+                      <a:headEnd/>
+                      <a:tailEnd/>
+                    </a:ln>
+                  </pic:spPr>
+                </pic:pic>
+              </a:graphicData>
+            </a:graphic>
+          </wp:inline>
+        </w:drawing>
+      </w:r>
+    </w:p>
+    <w:bookmarkEnd w:id="118"/>
+    <w:bookmarkStart w:id="122" w:name="X615b8af25fd896bb9f85efaf030ccd87efdbfc0"/>
     <w:p>
       <w:pPr>
         <w:pStyle w:val="Heading4"/>
@@ -10704,64 +10716,54 @@
     </w:p>
     <w:p>
       <w:pPr>
-        <w:pStyle w:val="BlockText"/>
-      </w:pPr>
-      <w:r>
-        <w:rPr>
-          <w:b/>
-          <w:bCs/>
-        </w:rPr>
-        <w:t xml:space="preserve">Captura por insertar.</w:t>
-      </w:r>
-      <w:r>
-        <w:t xml:space="preserve"> </w:t>
-      </w:r>
-      <w:r>
-        <w:rPr>
-          <w:b/>
-          <w:bCs/>
-        </w:rPr>
-        <w:t xml:space="preserve">Pantalla:</w:t>
-      </w:r>
-      <w:r>
-        <w:t xml:space="preserve"> </w:t>
-      </w:r>
-      <w:r>
-        <w:t xml:space="preserve">Configuración (ruta</w:t>
-      </w:r>
-      <w:r>
-        <w:t xml:space="preserve"> </w:t>
-      </w:r>
-      <w:r>
-        <w:rPr>
-          <w:i/>
-          <w:iCs/>
-        </w:rPr>
-        <w:t xml:space="preserve">/client/configuration</w:t>
-      </w:r>
-      <w:r>
-        <w:t xml:space="preserve">).</w:t>
-      </w:r>
-      <w:r>
-        <w:t xml:space="preserve"> </w:t>
-      </w:r>
-      <w:r>
-        <w:rPr>
-          <w:b/>
-          <w:bCs/>
-        </w:rPr>
-        <w:t xml:space="preserve">Contenido:</w:t>
-      </w:r>
-      <w:r>
-        <w:t xml:space="preserve"> </w:t>
-      </w:r>
-      <w:r>
-        <w:t xml:space="preserve">las secciones Notificaciones, Ayuda, Apariencia, Idiomas y Legal y privacidad, con el idioma actual seleccionado.</w:t>
-      </w:r>
-    </w:p>
-    <w:bookmarkEnd w:id="50"/>
-    <w:bookmarkEnd w:id="51"/>
-    <w:bookmarkStart w:id="59" w:name="Xc613a62276f48284ab0ee6d36c907d1ded48842"/>
+        <w:pStyle w:val="BodyText"/>
+      </w:pPr>
+      <w:r>
+        <w:drawing>
+          <wp:inline>
+            <wp:extent cx="5334000" cy="3201961"/>
+            <wp:effectExtent b="0" l="0" r="0" t="0"/>
+            <wp:docPr descr="Pantalla de Configuración" title="" id="120" name="Picture"/>
+            <a:graphic>
+              <a:graphicData uri="http://schemas.openxmlformats.org/drawingml/2006/picture">
+                <pic:pic>
+                  <pic:nvPicPr>
+                    <pic:cNvPr descr="capturas/usuario-24-pantalla-de-configuracion.jpg" id="121" name="Picture"/>
+                    <pic:cNvPicPr>
+                      <a:picLocks noChangeArrowheads="1" noChangeAspect="1"/>
+                    </pic:cNvPicPr>
+                  </pic:nvPicPr>
+                  <pic:blipFill>
+                    <a:blip r:embed="rId119"/>
+                    <a:stretch>
+                      <a:fillRect/>
+                    </a:stretch>
+                  </pic:blipFill>
+                  <pic:spPr bwMode="auto">
+                    <a:xfrm>
+                      <a:off x="0" y="0"/>
+                      <a:ext cx="5334000" cy="3201961"/>
+                    </a:xfrm>
+                    <a:prstGeom prst="rect">
+                      <a:avLst/>
+                    </a:prstGeom>
+                    <a:noFill/>
+                    <a:ln w="9525">
+                      <a:noFill/>
+                      <a:headEnd/>
+                      <a:tailEnd/>
+                    </a:ln>
+                  </pic:spPr>
+                </pic:pic>
+              </a:graphicData>
+            </a:graphic>
+          </wp:inline>
+        </w:drawing>
+      </w:r>
+    </w:p>
+    <w:bookmarkEnd w:id="122"/>
+    <w:bookmarkEnd w:id="123"/>
+    <w:bookmarkStart w:id="152" w:name="Xc613a62276f48284ab0ee6d36c907d1ded48842"/>
     <w:p>
       <w:pPr>
         <w:pStyle w:val="Heading3"/>
@@ -10778,7 +10780,7 @@
         <w:t xml:space="preserve">El operario recibe la cuenta del administrador del negocio. El operario solo puede ver y actualizar los servicios que tiene asignados; el sistema rechaza cualquier intento de cambiar un servicio de otro operario.</w:t>
       </w:r>
     </w:p>
-    <w:bookmarkStart w:id="52" w:name="X565a6bc727829a780856eae27007219fa0aa735"/>
+    <w:bookmarkStart w:id="127" w:name="X565a6bc727829a780856eae27007219fa0aa735"/>
     <w:p>
       <w:pPr>
         <w:pStyle w:val="Heading4"/>
@@ -11068,63 +11070,53 @@
     </w:p>
     <w:p>
       <w:pPr>
-        <w:pStyle w:val="BlockText"/>
-      </w:pPr>
-      <w:r>
-        <w:rPr>
-          <w:b/>
-          <w:bCs/>
-        </w:rPr>
-        <w:t xml:space="preserve">Captura por insertar.</w:t>
-      </w:r>
-      <w:r>
-        <w:t xml:space="preserve"> </w:t>
-      </w:r>
-      <w:r>
-        <w:rPr>
-          <w:b/>
-          <w:bCs/>
-        </w:rPr>
-        <w:t xml:space="preserve">Pantalla:</w:t>
-      </w:r>
-      <w:r>
-        <w:t xml:space="preserve"> </w:t>
-      </w:r>
-      <w:r>
-        <w:t xml:space="preserve">Dashboard (ruta</w:t>
-      </w:r>
-      <w:r>
-        <w:t xml:space="preserve"> </w:t>
-      </w:r>
-      <w:r>
-        <w:rPr>
-          <w:i/>
-          <w:iCs/>
-        </w:rPr>
-        <w:t xml:space="preserve">/operator</w:t>
-      </w:r>
-      <w:r>
-        <w:t xml:space="preserve">).</w:t>
-      </w:r>
-      <w:r>
-        <w:t xml:space="preserve"> </w:t>
-      </w:r>
-      <w:r>
-        <w:rPr>
-          <w:b/>
-          <w:bCs/>
-        </w:rPr>
-        <w:t xml:space="preserve">Contenido:</w:t>
-      </w:r>
-      <w:r>
-        <w:t xml:space="preserve"> </w:t>
-      </w:r>
-      <w:r>
-        <w:t xml:space="preserve">el saludo con el número de servicios pendientes, los indicadores, la barra de avance y la lista Servicios de hoy con un servicio en curso y otro pendiente.</w:t>
-      </w:r>
-    </w:p>
-    <w:bookmarkEnd w:id="52"/>
-    <w:bookmarkStart w:id="53" w:name="Xe3a255167cbaa443a7ae368fc42cd4a23317234"/>
+        <w:pStyle w:val="BodyText"/>
+      </w:pPr>
+      <w:r>
+        <w:drawing>
+          <wp:inline>
+            <wp:extent cx="5334000" cy="3201961"/>
+            <wp:effectExtent b="0" l="0" r="0" t="0"/>
+            <wp:docPr descr="Panel del Operario" title="" id="125" name="Picture"/>
+            <a:graphic>
+              <a:graphicData uri="http://schemas.openxmlformats.org/drawingml/2006/picture">
+                <pic:pic>
+                  <pic:nvPicPr>
+                    <pic:cNvPr descr="capturas/usuario-25-panel-del-operario.jpg" id="126" name="Picture"/>
+                    <pic:cNvPicPr>
+                      <a:picLocks noChangeArrowheads="1" noChangeAspect="1"/>
+                    </pic:cNvPicPr>
+                  </pic:nvPicPr>
+                  <pic:blipFill>
+                    <a:blip r:embed="rId124"/>
+                    <a:stretch>
+                      <a:fillRect/>
+                    </a:stretch>
+                  </pic:blipFill>
+                  <pic:spPr bwMode="auto">
+                    <a:xfrm>
+                      <a:off x="0" y="0"/>
+                      <a:ext cx="5334000" cy="3201961"/>
+                    </a:xfrm>
+                    <a:prstGeom prst="rect">
+                      <a:avLst/>
+                    </a:prstGeom>
+                    <a:noFill/>
+                    <a:ln w="9525">
+                      <a:noFill/>
+                      <a:headEnd/>
+                      <a:tailEnd/>
+                    </a:ln>
+                  </pic:spPr>
+                </pic:pic>
+              </a:graphicData>
+            </a:graphic>
+          </wp:inline>
+        </w:drawing>
+      </w:r>
+    </w:p>
+    <w:bookmarkEnd w:id="127"/>
+    <w:bookmarkStart w:id="131" w:name="Xe3a255167cbaa443a7ae368fc42cd4a23317234"/>
     <w:p>
       <w:pPr>
         <w:pStyle w:val="Heading4"/>
@@ -11539,63 +11531,53 @@
     </w:p>
     <w:p>
       <w:pPr>
-        <w:pStyle w:val="BlockText"/>
-      </w:pPr>
-      <w:r>
-        <w:rPr>
-          <w:b/>
-          <w:bCs/>
-        </w:rPr>
-        <w:t xml:space="preserve">Captura por insertar.</w:t>
-      </w:r>
-      <w:r>
-        <w:t xml:space="preserve"> </w:t>
-      </w:r>
-      <w:r>
-        <w:rPr>
-          <w:b/>
-          <w:bCs/>
-        </w:rPr>
-        <w:t xml:space="preserve">Pantalla:</w:t>
-      </w:r>
-      <w:r>
-        <w:t xml:space="preserve"> </w:t>
-      </w:r>
-      <w:r>
-        <w:t xml:space="preserve">Mi Agenda (ruta</w:t>
-      </w:r>
-      <w:r>
-        <w:t xml:space="preserve"> </w:t>
-      </w:r>
-      <w:r>
-        <w:rPr>
-          <w:i/>
-          <w:iCs/>
-        </w:rPr>
-        <w:t xml:space="preserve">/operator/schedule</w:t>
-      </w:r>
-      <w:r>
-        <w:t xml:space="preserve">).</w:t>
-      </w:r>
-      <w:r>
-        <w:t xml:space="preserve"> </w:t>
-      </w:r>
-      <w:r>
-        <w:rPr>
-          <w:b/>
-          <w:bCs/>
-        </w:rPr>
-        <w:t xml:space="preserve">Contenido:</w:t>
-      </w:r>
-      <w:r>
-        <w:t xml:space="preserve"> </w:t>
-      </w:r>
-      <w:r>
-        <w:t xml:space="preserve">el calendario con un día seleccionado, los totales, el bloque Próximo servicio y la lista de reservas del día con sus botones Iniciar o Finalizar.</w:t>
-      </w:r>
-    </w:p>
-    <w:bookmarkEnd w:id="53"/>
-    <w:bookmarkStart w:id="54" w:name="Xb64828a1d9891f6192918d93eb09b8309175c53"/>
+        <w:pStyle w:val="BodyText"/>
+      </w:pPr>
+      <w:r>
+        <w:drawing>
+          <wp:inline>
+            <wp:extent cx="5334000" cy="3201961"/>
+            <wp:effectExtent b="0" l="0" r="0" t="0"/>
+            <wp:docPr descr="Agenda del Operario" title="" id="129" name="Picture"/>
+            <a:graphic>
+              <a:graphicData uri="http://schemas.openxmlformats.org/drawingml/2006/picture">
+                <pic:pic>
+                  <pic:nvPicPr>
+                    <pic:cNvPr descr="capturas/usuario-26-agenda-del-operario.jpg" id="130" name="Picture"/>
+                    <pic:cNvPicPr>
+                      <a:picLocks noChangeArrowheads="1" noChangeAspect="1"/>
+                    </pic:cNvPicPr>
+                  </pic:nvPicPr>
+                  <pic:blipFill>
+                    <a:blip r:embed="rId128"/>
+                    <a:stretch>
+                      <a:fillRect/>
+                    </a:stretch>
+                  </pic:blipFill>
+                  <pic:spPr bwMode="auto">
+                    <a:xfrm>
+                      <a:off x="0" y="0"/>
+                      <a:ext cx="5334000" cy="3201961"/>
+                    </a:xfrm>
+                    <a:prstGeom prst="rect">
+                      <a:avLst/>
+                    </a:prstGeom>
+                    <a:noFill/>
+                    <a:ln w="9525">
+                      <a:noFill/>
+                      <a:headEnd/>
+                      <a:tailEnd/>
+                    </a:ln>
+                  </pic:spPr>
+                </pic:pic>
+              </a:graphicData>
+            </a:graphic>
+          </wp:inline>
+        </w:drawing>
+      </w:r>
+    </w:p>
+    <w:bookmarkEnd w:id="131"/>
+    <w:bookmarkStart w:id="138" w:name="Xb64828a1d9891f6192918d93eb09b8309175c53"/>
     <w:p>
       <w:pPr>
         <w:pStyle w:val="Heading4"/>
@@ -12127,23 +12109,7 @@
         <w:t xml:space="preserve"> </w:t>
       </w:r>
       <w:r>
-        <w:t xml:space="preserve">El botón</w:t>
-      </w:r>
-      <w:r>
-        <w:t xml:space="preserve"> </w:t>
-      </w:r>
-      <w:r>
-        <w:rPr>
-          <w:b/>
-          <w:bCs/>
-        </w:rPr>
-        <w:t xml:space="preserve">Reportar progreso</w:t>
-      </w:r>
-      <w:r>
-        <w:t xml:space="preserve"> </w:t>
-      </w:r>
-      <w:r>
-        <w:t xml:space="preserve">solo muestra una confirmación en la versión actual; aunque el mensaje dice que el cliente recibirá la actualización, no se envía ningún aviso (acción ACO-07 del documento de acciones correctivas, preventivas y de mejoramiento). El operario solo puede actualizar los servicios que tiene asignados.</w:t>
+        <w:t xml:space="preserve">El servicio se puede iniciar desde 15 minutos antes de la hora reservada. El operario solo puede actualizar los servicios que tiene asignados.</w:t>
       </w:r>
     </w:p>
     <w:p>
@@ -12249,7 +12215,7 @@
               <w:pStyle w:val="Compact"/>
             </w:pPr>
             <w:r>
-              <w:t xml:space="preserve">Iniciar Servicio (solo el día de la reserva).</w:t>
+              <w:t xml:space="preserve">Iniciar Servicio (desde 15 minutos antes de la hora reservada).</w:t>
             </w:r>
           </w:p>
         </w:tc>
@@ -12369,59 +12335,130 @@
     </w:p>
     <w:p>
       <w:pPr>
-        <w:pStyle w:val="BlockText"/>
-      </w:pPr>
-      <w:r>
-        <w:rPr>
-          <w:b/>
-          <w:bCs/>
-        </w:rPr>
-        <w:t xml:space="preserve">Captura por insertar.</w:t>
-      </w:r>
-      <w:r>
-        <w:t xml:space="preserve"> </w:t>
-      </w:r>
-      <w:r>
-        <w:rPr>
-          <w:b/>
-          <w:bCs/>
-        </w:rPr>
-        <w:t xml:space="preserve">Pantalla:</w:t>
-      </w:r>
-      <w:r>
-        <w:t xml:space="preserve"> </w:t>
-      </w:r>
-      <w:r>
-        <w:t xml:space="preserve">Servicios asignados (ruta</w:t>
-      </w:r>
-      <w:r>
-        <w:t xml:space="preserve"> </w:t>
-      </w:r>
+        <w:pStyle w:val="BodyText"/>
+      </w:pPr>
+      <w:r>
+        <w:drawing>
+          <wp:inline>
+            <wp:extent cx="5334000" cy="3201961"/>
+            <wp:effectExtent b="0" l="0" r="0" t="0"/>
+            <wp:docPr descr="Lista de Servicios Asignados con Filtros" title="" id="133" name="Picture"/>
+            <a:graphic>
+              <a:graphicData uri="http://schemas.openxmlformats.org/drawingml/2006/picture">
+                <pic:pic>
+                  <pic:nvPicPr>
+                    <pic:cNvPr descr="capturas/usuario-27-lista-de-servicios-asignados-con-filtros.jpg" id="134" name="Picture"/>
+                    <pic:cNvPicPr>
+                      <a:picLocks noChangeArrowheads="1" noChangeAspect="1"/>
+                    </pic:cNvPicPr>
+                  </pic:nvPicPr>
+                  <pic:blipFill>
+                    <a:blip r:embed="rId132"/>
+                    <a:stretch>
+                      <a:fillRect/>
+                    </a:stretch>
+                  </pic:blipFill>
+                  <pic:spPr bwMode="auto">
+                    <a:xfrm>
+                      <a:off x="0" y="0"/>
+                      <a:ext cx="5334000" cy="3201961"/>
+                    </a:xfrm>
+                    <a:prstGeom prst="rect">
+                      <a:avLst/>
+                    </a:prstGeom>
+                    <a:noFill/>
+                    <a:ln w="9525">
+                      <a:noFill/>
+                      <a:headEnd/>
+                      <a:tailEnd/>
+                    </a:ln>
+                  </pic:spPr>
+                </pic:pic>
+              </a:graphicData>
+            </a:graphic>
+          </wp:inline>
+        </w:drawing>
+      </w:r>
+    </w:p>
+    <w:p>
+      <w:pPr>
+        <w:pStyle w:val="BodyText"/>
+      </w:pPr>
+      <w:r>
+        <w:rPr>
+          <w:b/>
+          <w:bCs/>
+        </w:rPr>
+        <w:t xml:space="preserve">Figura 28</w:t>
+      </w:r>
+    </w:p>
+    <w:p>
+      <w:pPr>
+        <w:pStyle w:val="BodyText"/>
+      </w:pPr>
       <w:r>
         <w:rPr>
           <w:i/>
           <w:iCs/>
         </w:rPr>
-        <w:t xml:space="preserve">/operator/assigned-services</w:t>
-      </w:r>
-      <w:r>
-        <w:t xml:space="preserve">).</w:t>
-      </w:r>
-      <w:r>
-        <w:t xml:space="preserve"> </w:t>
-      </w:r>
-      <w:r>
-        <w:rPr>
-          <w:b/>
-          <w:bCs/>
-        </w:rPr>
-        <w:t xml:space="preserve">Contenido:</w:t>
-      </w:r>
-      <w:r>
-        <w:t xml:space="preserve"> </w:t>
-      </w:r>
-      <w:r>
-        <w:t xml:space="preserve">las tarjetas de resumen, los filtros de fecha y de tipo de servicio, y la tabla con las columnas ID, Tipo de servicio, fecha y hora, Vehículo, Cliente y Estado, con al menos cuatro filas.</w:t>
+        <w:t xml:space="preserve">Información del Servicio y Botones de Acción</w:t>
+      </w:r>
+    </w:p>
+    <w:p>
+      <w:pPr>
+        <w:pStyle w:val="BodyText"/>
+      </w:pPr>
+      <w:r>
+        <w:drawing>
+          <wp:inline>
+            <wp:extent cx="5334000" cy="4076644"/>
+            <wp:effectExtent b="0" l="0" r="0" t="0"/>
+            <wp:docPr descr="Información del Servicio y Botones de Acción" title="" id="136" name="Picture"/>
+            <a:graphic>
+              <a:graphicData uri="http://schemas.openxmlformats.org/drawingml/2006/picture">
+                <pic:pic>
+                  <pic:nvPicPr>
+                    <pic:cNvPr descr="capturas/usuario-28-informacion-del-servicio-y-botones-de-accion.jpg" id="137" name="Picture"/>
+                    <pic:cNvPicPr>
+                      <a:picLocks noChangeArrowheads="1" noChangeAspect="1"/>
+                    </pic:cNvPicPr>
+                  </pic:nvPicPr>
+                  <pic:blipFill>
+                    <a:blip r:embed="rId135"/>
+                    <a:stretch>
+                      <a:fillRect/>
+                    </a:stretch>
+                  </pic:blipFill>
+                  <pic:spPr bwMode="auto">
+                    <a:xfrm>
+                      <a:off x="0" y="0"/>
+                      <a:ext cx="5334000" cy="4076644"/>
+                    </a:xfrm>
+                    <a:prstGeom prst="rect">
+                      <a:avLst/>
+                    </a:prstGeom>
+                    <a:noFill/>
+                    <a:ln w="9525">
+                      <a:noFill/>
+                      <a:headEnd/>
+                      <a:tailEnd/>
+                    </a:ln>
+                  </pic:spPr>
+                </pic:pic>
+              </a:graphicData>
+            </a:graphic>
+          </wp:inline>
+        </w:drawing>
+      </w:r>
+    </w:p>
+    <w:bookmarkEnd w:id="138"/>
+    <w:bookmarkStart w:id="142" w:name="Xb92805730d473b67274ac2b9fc4b5ace6d2f19e"/>
+    <w:p>
+      <w:pPr>
+        <w:pStyle w:val="Heading4"/>
+      </w:pPr>
+      <w:r>
+        <w:t xml:space="preserve">10.2.4 Notificaciones del Operario</w:t>
       </w:r>
     </w:p>
     <w:p>
@@ -12429,11 +12466,64 @@
         <w:pStyle w:val="FirstParagraph"/>
       </w:pPr>
       <w:r>
-        <w:rPr>
-          <w:b/>
-          <w:bCs/>
-        </w:rPr>
-        <w:t xml:space="preserve">Figura 28</w:t>
+        <w:t xml:space="preserve">Las notificaciones del operario funcionan como las del cliente (sección 10.1.7). Los avisos más frecuentes son un nuevo servicio asignado, un servicio movido a otra hora, un servicio cancelado y un servicio reasignado a otro operario. Estos avisos al personal llegan a la bandeja y como notificación push, nunca por correo. El operario los abre con</w:t>
+      </w:r>
+      <w:r>
+        <w:t xml:space="preserve"> </w:t>
+      </w:r>
+      <w:r>
+        <w:rPr>
+          <w:b/>
+          <w:bCs/>
+        </w:rPr>
+        <w:t xml:space="preserve">Notificaciones</w:t>
+      </w:r>
+      <w:r>
+        <w:t xml:space="preserve"> </w:t>
+      </w:r>
+      <w:r>
+        <w:t xml:space="preserve">en el menú lateral y usa las pestañas, los filtros y los botones</w:t>
+      </w:r>
+      <w:r>
+        <w:t xml:space="preserve"> </w:t>
+      </w:r>
+      <w:r>
+        <w:rPr>
+          <w:b/>
+          <w:bCs/>
+        </w:rPr>
+        <w:t xml:space="preserve">Marcar leído</w:t>
+      </w:r>
+      <w:r>
+        <w:t xml:space="preserve"> </w:t>
+      </w:r>
+      <w:r>
+        <w:t xml:space="preserve">y</w:t>
+      </w:r>
+      <w:r>
+        <w:t xml:space="preserve"> </w:t>
+      </w:r>
+      <w:r>
+        <w:rPr>
+          <w:b/>
+          <w:bCs/>
+        </w:rPr>
+        <w:t xml:space="preserve">Marcar todo como leído</w:t>
+      </w:r>
+      <w:r>
+        <w:t xml:space="preserve">.</w:t>
+      </w:r>
+    </w:p>
+    <w:p>
+      <w:pPr>
+        <w:pStyle w:val="BodyText"/>
+      </w:pPr>
+      <w:r>
+        <w:rPr>
+          <w:b/>
+          <w:bCs/>
+        </w:rPr>
+        <w:t xml:space="preserve">Figura 29</w:t>
       </w:r>
     </w:p>
     <w:p>
@@ -12445,199 +12535,58 @@
           <w:i/>
           <w:iCs/>
         </w:rPr>
-        <w:t xml:space="preserve">Información del Servicio y Botones de Acción</w:t>
-      </w:r>
-    </w:p>
-    <w:p>
-      <w:pPr>
-        <w:pStyle w:val="BlockText"/>
-      </w:pPr>
-      <w:r>
-        <w:rPr>
-          <w:b/>
-          <w:bCs/>
-        </w:rPr>
-        <w:t xml:space="preserve">Captura por insertar.</w:t>
-      </w:r>
-      <w:r>
-        <w:t xml:space="preserve"> </w:t>
-      </w:r>
-      <w:r>
-        <w:rPr>
-          <w:b/>
-          <w:bCs/>
-        </w:rPr>
-        <w:t xml:space="preserve">Pantalla:</w:t>
-      </w:r>
-      <w:r>
-        <w:t xml:space="preserve"> </w:t>
-      </w:r>
-      <w:r>
-        <w:t xml:space="preserve">Servicios asignados &gt; clic en un servicio.</w:t>
-      </w:r>
-      <w:r>
-        <w:t xml:space="preserve"> </w:t>
-      </w:r>
-      <w:r>
-        <w:rPr>
-          <w:b/>
-          <w:bCs/>
-        </w:rPr>
-        <w:t xml:space="preserve">Contenido:</w:t>
-      </w:r>
-      <w:r>
-        <w:t xml:space="preserve"> </w:t>
-      </w:r>
-      <w:r>
-        <w:t xml:space="preserve">el panel Información del servicio con los datos del servicio y los botones Iniciar Servicio y Finalizar Servicio.</w:t>
-      </w:r>
-    </w:p>
-    <w:bookmarkEnd w:id="54"/>
-    <w:bookmarkStart w:id="55" w:name="Xb92805730d473b67274ac2b9fc4b5ace6d2f19e"/>
-    <w:p>
-      <w:pPr>
-        <w:pStyle w:val="Heading4"/>
-      </w:pPr>
-      <w:r>
-        <w:t xml:space="preserve">10.2.4 Notificaciones del Operario</w:t>
-      </w:r>
-    </w:p>
-    <w:p>
-      <w:pPr>
-        <w:pStyle w:val="FirstParagraph"/>
-      </w:pPr>
-      <w:r>
-        <w:t xml:space="preserve">Las notificaciones del operario funcionan como las del cliente (sección 10.1.7). Los avisos más frecuentes son un nuevo servicio asignado, un servicio movido a otra hora, un servicio cancelado y un servicio reasignado a otro operario. Estos avisos al personal llegan a la bandeja y como notificación push, nunca por correo. El operario los abre con</w:t>
-      </w:r>
-      <w:r>
-        <w:t xml:space="preserve"> </w:t>
-      </w:r>
-      <w:r>
-        <w:rPr>
-          <w:b/>
-          <w:bCs/>
-        </w:rPr>
-        <w:t xml:space="preserve">Notificaciones</w:t>
-      </w:r>
-      <w:r>
-        <w:t xml:space="preserve"> </w:t>
-      </w:r>
-      <w:r>
-        <w:t xml:space="preserve">en el menú lateral y usa las pestañas, los filtros y los botones</w:t>
-      </w:r>
-      <w:r>
-        <w:t xml:space="preserve"> </w:t>
-      </w:r>
-      <w:r>
-        <w:rPr>
-          <w:b/>
-          <w:bCs/>
-        </w:rPr>
-        <w:t xml:space="preserve">Marcar leído</w:t>
-      </w:r>
-      <w:r>
-        <w:t xml:space="preserve"> </w:t>
-      </w:r>
-      <w:r>
-        <w:t xml:space="preserve">y</w:t>
-      </w:r>
-      <w:r>
-        <w:t xml:space="preserve"> </w:t>
-      </w:r>
-      <w:r>
-        <w:rPr>
-          <w:b/>
-          <w:bCs/>
-        </w:rPr>
-        <w:t xml:space="preserve">Marcar todo como leído</w:t>
-      </w:r>
-      <w:r>
-        <w:t xml:space="preserve">.</w:t>
-      </w:r>
-    </w:p>
-    <w:p>
-      <w:pPr>
-        <w:pStyle w:val="BodyText"/>
-      </w:pPr>
-      <w:r>
-        <w:rPr>
-          <w:b/>
-          <w:bCs/>
-        </w:rPr>
-        <w:t xml:space="preserve">Figura 29</w:t>
-      </w:r>
-    </w:p>
-    <w:p>
-      <w:pPr>
-        <w:pStyle w:val="BodyText"/>
-      </w:pPr>
-      <w:r>
-        <w:rPr>
-          <w:i/>
-          <w:iCs/>
-        </w:rPr>
         <w:t xml:space="preserve">Notificaciones del Operario</w:t>
       </w:r>
     </w:p>
     <w:p>
       <w:pPr>
-        <w:pStyle w:val="BlockText"/>
-      </w:pPr>
-      <w:r>
-        <w:rPr>
-          <w:b/>
-          <w:bCs/>
-        </w:rPr>
-        <w:t xml:space="preserve">Captura por insertar.</w:t>
-      </w:r>
-      <w:r>
-        <w:t xml:space="preserve"> </w:t>
-      </w:r>
-      <w:r>
-        <w:rPr>
-          <w:b/>
-          <w:bCs/>
-        </w:rPr>
-        <w:t xml:space="preserve">Pantalla:</w:t>
-      </w:r>
-      <w:r>
-        <w:t xml:space="preserve"> </w:t>
-      </w:r>
-      <w:r>
-        <w:t xml:space="preserve">Notificaciones (ruta</w:t>
-      </w:r>
-      <w:r>
-        <w:t xml:space="preserve"> </w:t>
-      </w:r>
-      <w:r>
-        <w:rPr>
-          <w:i/>
-          <w:iCs/>
-        </w:rPr>
-        <w:t xml:space="preserve">/operator/notifications</w:t>
-      </w:r>
-      <w:r>
-        <w:t xml:space="preserve">).</w:t>
-      </w:r>
-      <w:r>
-        <w:t xml:space="preserve"> </w:t>
-      </w:r>
-      <w:r>
-        <w:rPr>
-          <w:b/>
-          <w:bCs/>
-        </w:rPr>
-        <w:t xml:space="preserve">Contenido:</w:t>
-      </w:r>
-      <w:r>
-        <w:t xml:space="preserve"> </w:t>
-      </w:r>
-      <w:r>
-        <w:t xml:space="preserve">el contador de no leídas, las pestañas por tipo y una lista que incluya el aviso de un nuevo servicio asignado y el de un servicio reprogramado.</w:t>
-      </w:r>
-    </w:p>
-    <w:bookmarkEnd w:id="55"/>
-    <w:bookmarkStart w:id="56" w:name="Xad1cb8358a99cd495a675ff3f5df3b0fce8bb86"/>
+        <w:pStyle w:val="BodyText"/>
+      </w:pPr>
+      <w:r>
+        <w:drawing>
+          <wp:inline>
+            <wp:extent cx="5334000" cy="3201961"/>
+            <wp:effectExtent b="0" l="0" r="0" t="0"/>
+            <wp:docPr descr="Notificaciones del Operario" title="" id="140" name="Picture"/>
+            <a:graphic>
+              <a:graphicData uri="http://schemas.openxmlformats.org/drawingml/2006/picture">
+                <pic:pic>
+                  <pic:nvPicPr>
+                    <pic:cNvPr descr="capturas/usuario-29-notificaciones-del-operario.jpg" id="141" name="Picture"/>
+                    <pic:cNvPicPr>
+                      <a:picLocks noChangeArrowheads="1" noChangeAspect="1"/>
+                    </pic:cNvPicPr>
+                  </pic:nvPicPr>
+                  <pic:blipFill>
+                    <a:blip r:embed="rId139"/>
+                    <a:stretch>
+                      <a:fillRect/>
+                    </a:stretch>
+                  </pic:blipFill>
+                  <pic:spPr bwMode="auto">
+                    <a:xfrm>
+                      <a:off x="0" y="0"/>
+                      <a:ext cx="5334000" cy="3201961"/>
+                    </a:xfrm>
+                    <a:prstGeom prst="rect">
+                      <a:avLst/>
+                    </a:prstGeom>
+                    <a:noFill/>
+                    <a:ln w="9525">
+                      <a:noFill/>
+                      <a:headEnd/>
+                      <a:tailEnd/>
+                    </a:ln>
+                  </pic:spPr>
+                </pic:pic>
+              </a:graphicData>
+            </a:graphic>
+          </wp:inline>
+        </w:drawing>
+      </w:r>
+    </w:p>
+    <w:bookmarkEnd w:id="142"/>
+    <w:bookmarkStart w:id="146" w:name="Xad1cb8358a99cd495a675ff3f5df3b0fce8bb86"/>
     <w:p>
       <w:pPr>
         <w:pStyle w:val="Heading4"/>
@@ -12994,63 +12943,53 @@
     </w:p>
     <w:p>
       <w:pPr>
-        <w:pStyle w:val="BlockText"/>
-      </w:pPr>
-      <w:r>
-        <w:rPr>
-          <w:b/>
-          <w:bCs/>
-        </w:rPr>
-        <w:t xml:space="preserve">Captura por insertar.</w:t>
-      </w:r>
-      <w:r>
-        <w:t xml:space="preserve"> </w:t>
-      </w:r>
-      <w:r>
-        <w:rPr>
-          <w:b/>
-          <w:bCs/>
-        </w:rPr>
-        <w:t xml:space="preserve">Pantalla:</w:t>
-      </w:r>
-      <w:r>
-        <w:t xml:space="preserve"> </w:t>
-      </w:r>
-      <w:r>
-        <w:t xml:space="preserve">Historial (ruta</w:t>
-      </w:r>
-      <w:r>
-        <w:t xml:space="preserve"> </w:t>
-      </w:r>
-      <w:r>
-        <w:rPr>
-          <w:i/>
-          <w:iCs/>
-        </w:rPr>
-        <w:t xml:space="preserve">/operator/service-history</w:t>
-      </w:r>
-      <w:r>
-        <w:t xml:space="preserve">).</w:t>
-      </w:r>
-      <w:r>
-        <w:t xml:space="preserve"> </w:t>
-      </w:r>
-      <w:r>
-        <w:rPr>
-          <w:b/>
-          <w:bCs/>
-        </w:rPr>
-        <w:t xml:space="preserve">Contenido:</w:t>
-      </w:r>
-      <w:r>
-        <w:t xml:space="preserve"> </w:t>
-      </w:r>
-      <w:r>
-        <w:t xml:space="preserve">los indicadores, las pestañas de estado final y la tabla con fecha, servicio, vehículo, pago, monto, calificación y estado final.</w:t>
-      </w:r>
-    </w:p>
-    <w:bookmarkEnd w:id="56"/>
-    <w:bookmarkStart w:id="57" w:name="Xc67d2b417a19597ff27fe2cb75583fe89032e21"/>
+        <w:pStyle w:val="BodyText"/>
+      </w:pPr>
+      <w:r>
+        <w:drawing>
+          <wp:inline>
+            <wp:extent cx="5334000" cy="3369869"/>
+            <wp:effectExtent b="0" l="0" r="0" t="0"/>
+            <wp:docPr descr="Historial de Servicios del Operario" title="" id="144" name="Picture"/>
+            <a:graphic>
+              <a:graphicData uri="http://schemas.openxmlformats.org/drawingml/2006/picture">
+                <pic:pic>
+                  <pic:nvPicPr>
+                    <pic:cNvPr descr="capturas/usuario-30-historial-de-servicios-del-operario.jpg" id="145" name="Picture"/>
+                    <pic:cNvPicPr>
+                      <a:picLocks noChangeArrowheads="1" noChangeAspect="1"/>
+                    </pic:cNvPicPr>
+                  </pic:nvPicPr>
+                  <pic:blipFill>
+                    <a:blip r:embed="rId143"/>
+                    <a:stretch>
+                      <a:fillRect/>
+                    </a:stretch>
+                  </pic:blipFill>
+                  <pic:spPr bwMode="auto">
+                    <a:xfrm>
+                      <a:off x="0" y="0"/>
+                      <a:ext cx="5334000" cy="3369869"/>
+                    </a:xfrm>
+                    <a:prstGeom prst="rect">
+                      <a:avLst/>
+                    </a:prstGeom>
+                    <a:noFill/>
+                    <a:ln w="9525">
+                      <a:noFill/>
+                      <a:headEnd/>
+                      <a:tailEnd/>
+                    </a:ln>
+                  </pic:spPr>
+                </pic:pic>
+              </a:graphicData>
+            </a:graphic>
+          </wp:inline>
+        </w:drawing>
+      </w:r>
+    </w:p>
+    <w:bookmarkEnd w:id="146"/>
+    <w:bookmarkStart w:id="150" w:name="Xc67d2b417a19597ff27fe2cb75583fe89032e21"/>
     <w:p>
       <w:pPr>
         <w:pStyle w:val="Heading4"/>
@@ -13337,30 +13276,96 @@
     </w:p>
     <w:p>
       <w:pPr>
-        <w:pStyle w:val="BlockText"/>
-      </w:pPr>
-      <w:r>
-        <w:rPr>
-          <w:b/>
-          <w:bCs/>
-        </w:rPr>
-        <w:t xml:space="preserve">Captura por insertar.</w:t>
-      </w:r>
-      <w:r>
-        <w:t xml:space="preserve"> </w:t>
-      </w:r>
-      <w:r>
-        <w:rPr>
-          <w:b/>
-          <w:bCs/>
-        </w:rPr>
-        <w:t xml:space="preserve">Pantalla:</w:t>
-      </w:r>
-      <w:r>
-        <w:t xml:space="preserve"> </w:t>
-      </w:r>
-      <w:r>
-        <w:t xml:space="preserve">Calificaciones (ruta</w:t>
+        <w:pStyle w:val="BodyText"/>
+      </w:pPr>
+      <w:r>
+        <w:drawing>
+          <wp:inline>
+            <wp:extent cx="5334000" cy="4143026"/>
+            <wp:effectExtent b="0" l="0" r="0" t="0"/>
+            <wp:docPr descr="Calificaciones Recibidas por el Operario" title="" id="148" name="Picture"/>
+            <a:graphic>
+              <a:graphicData uri="http://schemas.openxmlformats.org/drawingml/2006/picture">
+                <pic:pic>
+                  <pic:nvPicPr>
+                    <pic:cNvPr descr="capturas/usuario-31-calificaciones-recibidas-por-el-operario.jpg" id="149" name="Picture"/>
+                    <pic:cNvPicPr>
+                      <a:picLocks noChangeArrowheads="1" noChangeAspect="1"/>
+                    </pic:cNvPicPr>
+                  </pic:nvPicPr>
+                  <pic:blipFill>
+                    <a:blip r:embed="rId147"/>
+                    <a:stretch>
+                      <a:fillRect/>
+                    </a:stretch>
+                  </pic:blipFill>
+                  <pic:spPr bwMode="auto">
+                    <a:xfrm>
+                      <a:off x="0" y="0"/>
+                      <a:ext cx="5334000" cy="4143026"/>
+                    </a:xfrm>
+                    <a:prstGeom prst="rect">
+                      <a:avLst/>
+                    </a:prstGeom>
+                    <a:noFill/>
+                    <a:ln w="9525">
+                      <a:noFill/>
+                      <a:headEnd/>
+                      <a:tailEnd/>
+                    </a:ln>
+                  </pic:spPr>
+                </pic:pic>
+              </a:graphicData>
+            </a:graphic>
+          </wp:inline>
+        </w:drawing>
+      </w:r>
+    </w:p>
+    <w:bookmarkEnd w:id="150"/>
+    <w:bookmarkStart w:id="151" w:name="X82239b255be92c6f918fcce8fb20aaca71c221a"/>
+    <w:p>
+      <w:pPr>
+        <w:pStyle w:val="Heading4"/>
+      </w:pPr>
+      <w:r>
+        <w:t xml:space="preserve">10.2.7 Perfil y Configuración del Operario</w:t>
+      </w:r>
+    </w:p>
+    <w:p>
+      <w:pPr>
+        <w:pStyle w:val="FirstParagraph"/>
+      </w:pPr>
+      <w:r>
+        <w:t xml:space="preserve">El operario consulta y edita sus datos personales y cambia la contraseña en</w:t>
+      </w:r>
+      <w:r>
+        <w:t xml:space="preserve"> </w:t>
+      </w:r>
+      <w:r>
+        <w:rPr>
+          <w:b/>
+          <w:bCs/>
+        </w:rPr>
+        <w:t xml:space="preserve">Perfil</w:t>
+      </w:r>
+      <w:r>
+        <w:t xml:space="preserve">, siguiendo los pasos de la sección 10.1.8. El tema, el idioma y el centro de ayuda están disponibles en</w:t>
+      </w:r>
+      <w:r>
+        <w:t xml:space="preserve"> </w:t>
+      </w:r>
+      <w:r>
+        <w:rPr>
+          <w:b/>
+          <w:bCs/>
+        </w:rPr>
+        <w:t xml:space="preserve">Configuración</w:t>
+      </w:r>
+      <w:r>
+        <w:t xml:space="preserve"> </w:t>
+      </w:r>
+      <w:r>
+        <w:t xml:space="preserve">(ruta</w:t>
       </w:r>
       <w:r>
         <w:t xml:space="preserve"> </w:t>
@@ -13370,92 +13375,16 @@
           <w:i/>
           <w:iCs/>
         </w:rPr>
-        <w:t xml:space="preserve">/operator/qualifications</w:t>
-      </w:r>
-      <w:r>
-        <w:t xml:space="preserve">).</w:t>
-      </w:r>
-      <w:r>
-        <w:t xml:space="preserve"> </w:t>
-      </w:r>
-      <w:r>
-        <w:rPr>
-          <w:b/>
-          <w:bCs/>
-        </w:rPr>
-        <w:t xml:space="preserve">Contenido:</w:t>
-      </w:r>
-      <w:r>
-        <w:t xml:space="preserve"> </w:t>
-      </w:r>
-      <w:r>
-        <w:t xml:space="preserve">el promedio y el total de calificaciones, los filtros y al menos tres calificaciones con comentarios.</w:t>
-      </w:r>
-    </w:p>
-    <w:bookmarkEnd w:id="57"/>
-    <w:bookmarkStart w:id="58" w:name="X82239b255be92c6f918fcce8fb20aaca71c221a"/>
-    <w:p>
-      <w:pPr>
-        <w:pStyle w:val="Heading4"/>
-      </w:pPr>
-      <w:r>
-        <w:t xml:space="preserve">10.2.7 Perfil y Configuración del Operario</w:t>
-      </w:r>
-    </w:p>
-    <w:p>
-      <w:pPr>
-        <w:pStyle w:val="FirstParagraph"/>
-      </w:pPr>
-      <w:r>
-        <w:t xml:space="preserve">El operario consulta y edita sus datos personales y cambia la contraseña en</w:t>
-      </w:r>
-      <w:r>
-        <w:t xml:space="preserve"> </w:t>
-      </w:r>
-      <w:r>
-        <w:rPr>
-          <w:b/>
-          <w:bCs/>
-        </w:rPr>
-        <w:t xml:space="preserve">Perfil</w:t>
-      </w:r>
-      <w:r>
-        <w:t xml:space="preserve">, siguiendo los pasos de la sección 10.1.8. El tema, el idioma y el centro de ayuda están disponibles en</w:t>
-      </w:r>
-      <w:r>
-        <w:t xml:space="preserve"> </w:t>
-      </w:r>
-      <w:r>
-        <w:rPr>
-          <w:b/>
-          <w:bCs/>
-        </w:rPr>
-        <w:t xml:space="preserve">Configuración</w:t>
-      </w:r>
-      <w:r>
-        <w:t xml:space="preserve"> </w:t>
-      </w:r>
-      <w:r>
-        <w:t xml:space="preserve">(ruta</w:t>
-      </w:r>
-      <w:r>
-        <w:t xml:space="preserve"> </w:t>
-      </w:r>
-      <w:r>
-        <w:rPr>
-          <w:i/>
-          <w:iCs/>
-        </w:rPr>
         <w:t xml:space="preserve">/operator/settings</w:t>
       </w:r>
       <w:r>
         <w:t xml:space="preserve">), como se explica en la sección 10.1.9. Si el administrador le entregó una contraseña temporal, debe cambiarla en el primer ingreso.</w:t>
       </w:r>
     </w:p>
-    <w:bookmarkEnd w:id="58"/>
-    <w:bookmarkEnd w:id="59"/>
-    <w:bookmarkEnd w:id="60"/>
-    <w:bookmarkStart w:id="61" w:name="Xe02744609be255628192e15ab4fb07286997a0c"/>
+    <w:bookmarkEnd w:id="151"/>
+    <w:bookmarkEnd w:id="152"/>
+    <w:bookmarkEnd w:id="153"/>
+    <w:bookmarkStart w:id="154" w:name="Xe02744609be255628192e15ab4fb07286997a0c"/>
     <w:p>
       <w:pPr>
         <w:pStyle w:val="Heading2"/>
@@ -14485,29 +14414,29 @@
               <w:pStyle w:val="Compact"/>
             </w:pPr>
             <w:r>
-              <w:t xml:space="preserve">Ese vehículo ya tiene una reserva a esa hora.</w:t>
-            </w:r>
-          </w:p>
-        </w:tc>
-        <w:tc>
-          <w:tcPr/>
-          <w:p>
-            <w:pPr>
-              <w:pStyle w:val="Compact"/>
-            </w:pPr>
-            <w:r>
-              <w:t xml:space="preserve">El vehículo ya está reservado en ese turno.</w:t>
-            </w:r>
-          </w:p>
-        </w:tc>
-        <w:tc>
-          <w:tcPr/>
-          <w:p>
-            <w:pPr>
-              <w:pStyle w:val="Compact"/>
-            </w:pPr>
-            <w:r>
-              <w:t xml:space="preserve">Elegir otra hora.</w:t>
+              <w:t xml:space="preserve">El lavadero no abre ese día. Elige otra fecha.</w:t>
+            </w:r>
+          </w:p>
+        </w:tc>
+        <w:tc>
+          <w:tcPr/>
+          <w:p>
+            <w:pPr>
+              <w:pStyle w:val="Compact"/>
+            </w:pPr>
+            <w:r>
+              <w:t xml:space="preserve">El día elegido está marcado como cerrado.</w:t>
+            </w:r>
+          </w:p>
+        </w:tc>
+        <w:tc>
+          <w:tcPr/>
+          <w:p>
+            <w:pPr>
+              <w:pStyle w:val="Compact"/>
+            </w:pPr>
+            <w:r>
+              <w:t xml:space="preserve">Elegir otra fecha.</w:t>
             </w:r>
           </w:p>
         </w:tc>
@@ -14520,29 +14449,29 @@
               <w:pStyle w:val="Compact"/>
             </w:pPr>
             <w:r>
-              <w:t xml:space="preserve">La fecha no es válida para reservar.</w:t>
-            </w:r>
-          </w:p>
-        </w:tc>
-        <w:tc>
-          <w:tcPr/>
-          <w:p>
-            <w:pPr>
-              <w:pStyle w:val="Compact"/>
-            </w:pPr>
-            <w:r>
-              <w:t xml:space="preserve">La fecha ya pasó o está fuera de la ventana de reservas.</w:t>
-            </w:r>
-          </w:p>
-        </w:tc>
-        <w:tc>
-          <w:tcPr/>
-          <w:p>
-            <w:pPr>
-              <w:pStyle w:val="Compact"/>
-            </w:pPr>
-            <w:r>
-              <w:t xml:space="preserve">Elegir una fecha válida.</w:t>
+              <w:t xml:space="preserve">A esa hora el servicio no cabe en el horario de atención. Elige otra hora.</w:t>
+            </w:r>
+          </w:p>
+        </w:tc>
+        <w:tc>
+          <w:tcPr/>
+          <w:p>
+            <w:pPr>
+              <w:pStyle w:val="Compact"/>
+            </w:pPr>
+            <w:r>
+              <w:t xml:space="preserve">El servicio terminaría después del cierre o cruza el descanso.</w:t>
+            </w:r>
+          </w:p>
+        </w:tc>
+        <w:tc>
+          <w:tcPr/>
+          <w:p>
+            <w:pPr>
+              <w:pStyle w:val="Compact"/>
+            </w:pPr>
+            <w:r>
+              <w:t xml:space="preserve">Elegir otra de las horas libres.</w:t>
             </w:r>
           </w:p>
         </w:tc>
@@ -14555,29 +14484,29 @@
               <w:pStyle w:val="Compact"/>
             </w:pPr>
             <w:r>
-              <w:t xml:space="preserve">Esta reserva ya no se puede cambiar.</w:t>
-            </w:r>
-          </w:p>
-        </w:tc>
-        <w:tc>
-          <w:tcPr/>
-          <w:p>
-            <w:pPr>
-              <w:pStyle w:val="Compact"/>
-            </w:pPr>
-            <w:r>
-              <w:t xml:space="preserve">La reserva ya empezó o se cerró.</w:t>
-            </w:r>
-          </w:p>
-        </w:tc>
-        <w:tc>
-          <w:tcPr/>
-          <w:p>
-            <w:pPr>
-              <w:pStyle w:val="Compact"/>
-            </w:pPr>
-            <w:r>
-              <w:t xml:space="preserve">Contactar al lavadero.</w:t>
+              <w:t xml:space="preserve">Esa hora ya pasó. Elige una hora más tarde.</w:t>
+            </w:r>
+          </w:p>
+        </w:tc>
+        <w:tc>
+          <w:tcPr/>
+          <w:p>
+            <w:pPr>
+              <w:pStyle w:val="Compact"/>
+            </w:pPr>
+            <w:r>
+              <w:t xml:space="preserve">La hora elegida ya pasó.</w:t>
+            </w:r>
+          </w:p>
+        </w:tc>
+        <w:tc>
+          <w:tcPr/>
+          <w:p>
+            <w:pPr>
+              <w:pStyle w:val="Compact"/>
+            </w:pPr>
+            <w:r>
+              <w:t xml:space="preserve">Elegir una hora más tarde.</w:t>
             </w:r>
           </w:p>
         </w:tc>
@@ -14590,29 +14519,29 @@
               <w:pStyle w:val="Compact"/>
             </w:pPr>
             <w:r>
-              <w:t xml:space="preserve">Archivo no válido</w:t>
-            </w:r>
-          </w:p>
-        </w:tc>
-        <w:tc>
-          <w:tcPr/>
-          <w:p>
-            <w:pPr>
-              <w:pStyle w:val="Compact"/>
-            </w:pPr>
-            <w:r>
-              <w:t xml:space="preserve">El comprobante no es una imagen JPG o PNG de hasta 10 MB.</w:t>
-            </w:r>
-          </w:p>
-        </w:tc>
-        <w:tc>
-          <w:tcPr/>
-          <w:p>
-            <w:pPr>
-              <w:pStyle w:val="Compact"/>
-            </w:pPr>
-            <w:r>
-              <w:t xml:space="preserve">Adjuntar una imagen válida.</w:t>
+              <w:t xml:space="preserve">Demasiados intentos fallidos. Tu cuenta quedó bloqueada 15 minutos...</w:t>
+            </w:r>
+          </w:p>
+        </w:tc>
+        <w:tc>
+          <w:tcPr/>
+          <w:p>
+            <w:pPr>
+              <w:pStyle w:val="Compact"/>
+            </w:pPr>
+            <w:r>
+              <w:t xml:space="preserve">Se escribió mal la contraseña cinco veces en menos de 15 minutos.</w:t>
+            </w:r>
+          </w:p>
+        </w:tc>
+        <w:tc>
+          <w:tcPr/>
+          <w:p>
+            <w:pPr>
+              <w:pStyle w:val="Compact"/>
+            </w:pPr>
+            <w:r>
+              <w:t xml:space="preserve">Esperar 15 minutos o usar ¿Olvidaste tu contraseña?.</w:t>
             </w:r>
           </w:p>
         </w:tc>
@@ -14625,29 +14554,29 @@
               <w:pStyle w:val="Compact"/>
             </w:pPr>
             <w:r>
-              <w:t xml:space="preserve">Para confirmar el pago te falta: ...</w:t>
-            </w:r>
-          </w:p>
-        </w:tc>
-        <w:tc>
-          <w:tcPr/>
-          <w:p>
-            <w:pPr>
-              <w:pStyle w:val="Compact"/>
-            </w:pPr>
-            <w:r>
-              <w:t xml:space="preserve">Faltan datos del pago (comprobante, referencia o monto).</w:t>
-            </w:r>
-          </w:p>
-        </w:tc>
-        <w:tc>
-          <w:tcPr/>
-          <w:p>
-            <w:pPr>
-              <w:pStyle w:val="Compact"/>
-            </w:pPr>
-            <w:r>
-              <w:t xml:space="preserve">Completar los elementos listados bajo el botón.</w:t>
+              <w:t xml:space="preserve">Ese vehículo ya tiene una reserva a esa hora.</w:t>
+            </w:r>
+          </w:p>
+        </w:tc>
+        <w:tc>
+          <w:tcPr/>
+          <w:p>
+            <w:pPr>
+              <w:pStyle w:val="Compact"/>
+            </w:pPr>
+            <w:r>
+              <w:t xml:space="preserve">El vehículo ya está reservado en ese turno.</w:t>
+            </w:r>
+          </w:p>
+        </w:tc>
+        <w:tc>
+          <w:tcPr/>
+          <w:p>
+            <w:pPr>
+              <w:pStyle w:val="Compact"/>
+            </w:pPr>
+            <w:r>
+              <w:t xml:space="preserve">Elegir otra hora.</w:t>
             </w:r>
           </w:p>
         </w:tc>
@@ -14660,29 +14589,29 @@
               <w:pStyle w:val="Compact"/>
             </w:pPr>
             <w:r>
-              <w:t xml:space="preserve">Ese cupón no existe.</w:t>
-            </w:r>
-          </w:p>
-        </w:tc>
-        <w:tc>
-          <w:tcPr/>
-          <w:p>
-            <w:pPr>
-              <w:pStyle w:val="Compact"/>
-            </w:pPr>
-            <w:r>
-              <w:t xml:space="preserve">El código del cupón es incorrecto.</w:t>
-            </w:r>
-          </w:p>
-        </w:tc>
-        <w:tc>
-          <w:tcPr/>
-          <w:p>
-            <w:pPr>
-              <w:pStyle w:val="Compact"/>
-            </w:pPr>
-            <w:r>
-              <w:t xml:space="preserve">Revisar el código que aparece en el aviso del cupón.</w:t>
+              <w:t xml:space="preserve">La fecha no es válida para reservar.</w:t>
+            </w:r>
+          </w:p>
+        </w:tc>
+        <w:tc>
+          <w:tcPr/>
+          <w:p>
+            <w:pPr>
+              <w:pStyle w:val="Compact"/>
+            </w:pPr>
+            <w:r>
+              <w:t xml:space="preserve">La fecha ya pasó o está fuera de la ventana de reservas.</w:t>
+            </w:r>
+          </w:p>
+        </w:tc>
+        <w:tc>
+          <w:tcPr/>
+          <w:p>
+            <w:pPr>
+              <w:pStyle w:val="Compact"/>
+            </w:pPr>
+            <w:r>
+              <w:t xml:space="preserve">Elegir una fecha válida.</w:t>
             </w:r>
           </w:p>
         </w:tc>
@@ -14695,29 +14624,29 @@
               <w:pStyle w:val="Compact"/>
             </w:pPr>
             <w:r>
-              <w:t xml:space="preserve">Ese cupón no está vigente o todavía no acumulas los puntos necesarios.</w:t>
-            </w:r>
-          </w:p>
-        </w:tc>
-        <w:tc>
-          <w:tcPr/>
-          <w:p>
-            <w:pPr>
-              <w:pStyle w:val="Compact"/>
-            </w:pPr>
-            <w:r>
-              <w:t xml:space="preserve">El cupón está pausado, fuera de sus fechas o bloqueado.</w:t>
-            </w:r>
-          </w:p>
-        </w:tc>
-        <w:tc>
-          <w:tcPr/>
-          <w:p>
-            <w:pPr>
-              <w:pStyle w:val="Compact"/>
-            </w:pPr>
-            <w:r>
-              <w:t xml:space="preserve">Revisar los puntos en el panel.</w:t>
+              <w:t xml:space="preserve">Esta reserva ya no se puede cambiar.</w:t>
+            </w:r>
+          </w:p>
+        </w:tc>
+        <w:tc>
+          <w:tcPr/>
+          <w:p>
+            <w:pPr>
+              <w:pStyle w:val="Compact"/>
+            </w:pPr>
+            <w:r>
+              <w:t xml:space="preserve">La reserva ya empezó o se cerró.</w:t>
+            </w:r>
+          </w:p>
+        </w:tc>
+        <w:tc>
+          <w:tcPr/>
+          <w:p>
+            <w:pPr>
+              <w:pStyle w:val="Compact"/>
+            </w:pPr>
+            <w:r>
+              <w:t xml:space="preserve">Contactar al lavadero.</w:t>
             </w:r>
           </w:p>
         </w:tc>
@@ -14730,29 +14659,29 @@
               <w:pStyle w:val="Compact"/>
             </w:pPr>
             <w:r>
-              <w:t xml:space="preserve">Ya canjeaste este cupón en esta reserva.</w:t>
-            </w:r>
-          </w:p>
-        </w:tc>
-        <w:tc>
-          <w:tcPr/>
-          <w:p>
-            <w:pPr>
-              <w:pStyle w:val="Compact"/>
-            </w:pPr>
-            <w:r>
-              <w:t xml:space="preserve">El cupón ya se usó en esa reserva.</w:t>
-            </w:r>
-          </w:p>
-        </w:tc>
-        <w:tc>
-          <w:tcPr/>
-          <w:p>
-            <w:pPr>
-              <w:pStyle w:val="Compact"/>
-            </w:pPr>
-            <w:r>
-              <w:t xml:space="preserve">Pagar sin el cupón o usar otro.</w:t>
+              <w:t xml:space="preserve">Archivo no válido</w:t>
+            </w:r>
+          </w:p>
+        </w:tc>
+        <w:tc>
+          <w:tcPr/>
+          <w:p>
+            <w:pPr>
+              <w:pStyle w:val="Compact"/>
+            </w:pPr>
+            <w:r>
+              <w:t xml:space="preserve">El comprobante no es una imagen JPG o PNG de hasta 10 MB.</w:t>
+            </w:r>
+          </w:p>
+        </w:tc>
+        <w:tc>
+          <w:tcPr/>
+          <w:p>
+            <w:pPr>
+              <w:pStyle w:val="Compact"/>
+            </w:pPr>
+            <w:r>
+              <w:t xml:space="preserve">Adjuntar una imagen válida.</w:t>
             </w:r>
           </w:p>
         </w:tc>
@@ -14765,29 +14694,29 @@
               <w:pStyle w:val="Compact"/>
             </w:pPr>
             <w:r>
-              <w:t xml:space="preserve">Solo puedes calificar un servicio finalizado. / Este servicio ya fue calificado.</w:t>
-            </w:r>
-          </w:p>
-        </w:tc>
-        <w:tc>
-          <w:tcPr/>
-          <w:p>
-            <w:pPr>
-              <w:pStyle w:val="Compact"/>
-            </w:pPr>
-            <w:r>
-              <w:t xml:space="preserve">La calificación no está permitida.</w:t>
-            </w:r>
-          </w:p>
-        </w:tc>
-        <w:tc>
-          <w:tcPr/>
-          <w:p>
-            <w:pPr>
-              <w:pStyle w:val="Compact"/>
-            </w:pPr>
-            <w:r>
-              <w:t xml:space="preserve">Esperar a que el servicio termine; una reserva se califica una sola vez.</w:t>
+              <w:t xml:space="preserve">Para confirmar el pago te falta: ...</w:t>
+            </w:r>
+          </w:p>
+        </w:tc>
+        <w:tc>
+          <w:tcPr/>
+          <w:p>
+            <w:pPr>
+              <w:pStyle w:val="Compact"/>
+            </w:pPr>
+            <w:r>
+              <w:t xml:space="preserve">Faltan datos del pago (comprobante, referencia o monto).</w:t>
+            </w:r>
+          </w:p>
+        </w:tc>
+        <w:tc>
+          <w:tcPr/>
+          <w:p>
+            <w:pPr>
+              <w:pStyle w:val="Compact"/>
+            </w:pPr>
+            <w:r>
+              <w:t xml:space="preserve">Completar los elementos listados bajo el botón.</w:t>
             </w:r>
           </w:p>
         </w:tc>
@@ -14800,29 +14729,29 @@
               <w:pStyle w:val="Compact"/>
             </w:pPr>
             <w:r>
-              <w:t xml:space="preserve">Primero debes iniciar el servicio. / Este servicio ya fue iniciado.</w:t>
-            </w:r>
-          </w:p>
-        </w:tc>
-        <w:tc>
-          <w:tcPr/>
-          <w:p>
-            <w:pPr>
-              <w:pStyle w:val="Compact"/>
-            </w:pPr>
-            <w:r>
-              <w:t xml:space="preserve">El operario intentó una acción fuera de orden.</w:t>
-            </w:r>
-          </w:p>
-        </w:tc>
-        <w:tc>
-          <w:tcPr/>
-          <w:p>
-            <w:pPr>
-              <w:pStyle w:val="Compact"/>
-            </w:pPr>
-            <w:r>
-              <w:t xml:space="preserve">Iniciar el servicio antes de finalizarlo.</w:t>
+              <w:t xml:space="preserve">Ese cupón no existe.</w:t>
+            </w:r>
+          </w:p>
+        </w:tc>
+        <w:tc>
+          <w:tcPr/>
+          <w:p>
+            <w:pPr>
+              <w:pStyle w:val="Compact"/>
+            </w:pPr>
+            <w:r>
+              <w:t xml:space="preserve">El código del cupón es incorrecto.</w:t>
+            </w:r>
+          </w:p>
+        </w:tc>
+        <w:tc>
+          <w:tcPr/>
+          <w:p>
+            <w:pPr>
+              <w:pStyle w:val="Compact"/>
+            </w:pPr>
+            <w:r>
+              <w:t xml:space="preserve">Revisar el código que aparece en el aviso del cupón.</w:t>
             </w:r>
           </w:p>
         </w:tc>
@@ -14835,6 +14764,146 @@
               <w:pStyle w:val="Compact"/>
             </w:pPr>
             <w:r>
+              <w:t xml:space="preserve">Ese cupón no está vigente o todavía no acumulas los puntos necesarios.</w:t>
+            </w:r>
+          </w:p>
+        </w:tc>
+        <w:tc>
+          <w:tcPr/>
+          <w:p>
+            <w:pPr>
+              <w:pStyle w:val="Compact"/>
+            </w:pPr>
+            <w:r>
+              <w:t xml:space="preserve">El cupón está pausado, fuera de sus fechas o bloqueado.</w:t>
+            </w:r>
+          </w:p>
+        </w:tc>
+        <w:tc>
+          <w:tcPr/>
+          <w:p>
+            <w:pPr>
+              <w:pStyle w:val="Compact"/>
+            </w:pPr>
+            <w:r>
+              <w:t xml:space="preserve">Revisar los puntos en el panel.</w:t>
+            </w:r>
+          </w:p>
+        </w:tc>
+      </w:tr>
+      <w:tr>
+        <w:tc>
+          <w:tcPr/>
+          <w:p>
+            <w:pPr>
+              <w:pStyle w:val="Compact"/>
+            </w:pPr>
+            <w:r>
+              <w:t xml:space="preserve">Ya canjeaste este cupón en esta reserva.</w:t>
+            </w:r>
+          </w:p>
+        </w:tc>
+        <w:tc>
+          <w:tcPr/>
+          <w:p>
+            <w:pPr>
+              <w:pStyle w:val="Compact"/>
+            </w:pPr>
+            <w:r>
+              <w:t xml:space="preserve">El cupón ya se usó en esa reserva.</w:t>
+            </w:r>
+          </w:p>
+        </w:tc>
+        <w:tc>
+          <w:tcPr/>
+          <w:p>
+            <w:pPr>
+              <w:pStyle w:val="Compact"/>
+            </w:pPr>
+            <w:r>
+              <w:t xml:space="preserve">Pagar sin el cupón o usar otro.</w:t>
+            </w:r>
+          </w:p>
+        </w:tc>
+      </w:tr>
+      <w:tr>
+        <w:tc>
+          <w:tcPr/>
+          <w:p>
+            <w:pPr>
+              <w:pStyle w:val="Compact"/>
+            </w:pPr>
+            <w:r>
+              <w:t xml:space="preserve">Solo puedes calificar un servicio finalizado. / Este servicio ya fue calificado.</w:t>
+            </w:r>
+          </w:p>
+        </w:tc>
+        <w:tc>
+          <w:tcPr/>
+          <w:p>
+            <w:pPr>
+              <w:pStyle w:val="Compact"/>
+            </w:pPr>
+            <w:r>
+              <w:t xml:space="preserve">La calificación no está permitida.</w:t>
+            </w:r>
+          </w:p>
+        </w:tc>
+        <w:tc>
+          <w:tcPr/>
+          <w:p>
+            <w:pPr>
+              <w:pStyle w:val="Compact"/>
+            </w:pPr>
+            <w:r>
+              <w:t xml:space="preserve">Esperar a que el servicio termine; una reserva se califica una sola vez.</w:t>
+            </w:r>
+          </w:p>
+        </w:tc>
+      </w:tr>
+      <w:tr>
+        <w:tc>
+          <w:tcPr/>
+          <w:p>
+            <w:pPr>
+              <w:pStyle w:val="Compact"/>
+            </w:pPr>
+            <w:r>
+              <w:t xml:space="preserve">Primero debes iniciar el servicio. / Este servicio ya fue iniciado.</w:t>
+            </w:r>
+          </w:p>
+        </w:tc>
+        <w:tc>
+          <w:tcPr/>
+          <w:p>
+            <w:pPr>
+              <w:pStyle w:val="Compact"/>
+            </w:pPr>
+            <w:r>
+              <w:t xml:space="preserve">El operario intentó una acción fuera de orden.</w:t>
+            </w:r>
+          </w:p>
+        </w:tc>
+        <w:tc>
+          <w:tcPr/>
+          <w:p>
+            <w:pPr>
+              <w:pStyle w:val="Compact"/>
+            </w:pPr>
+            <w:r>
+              <w:t xml:space="preserve">Iniciar el servicio antes de finalizarlo.</w:t>
+            </w:r>
+          </w:p>
+        </w:tc>
+      </w:tr>
+      <w:tr>
+        <w:tc>
+          <w:tcPr/>
+          <w:p>
+            <w:pPr>
+              <w:pStyle w:val="Compact"/>
+            </w:pPr>
+            <w:r>
               <w:t xml:space="preserve">No hay conexión con el servidor. Intenta de nuevo en un momento.</w:t>
             </w:r>
           </w:p>
@@ -14881,8 +14950,8 @@
         <w:t xml:space="preserve">Textos tomados del archivo de traducción al español de la aplicación web.</w:t>
       </w:r>
     </w:p>
-    <w:bookmarkEnd w:id="61"/>
-    <w:bookmarkStart w:id="62" w:name="X7de3eb91dddeced9dd413d9b1470af8e02485bb"/>
+    <w:bookmarkEnd w:id="154"/>
+    <w:bookmarkStart w:id="158" w:name="X7de3eb91dddeced9dd413d9b1470af8e02485bb"/>
     <w:p>
       <w:pPr>
         <w:pStyle w:val="Heading2"/>
@@ -15015,50 +15084,53 @@
     </w:p>
     <w:p>
       <w:pPr>
-        <w:pStyle w:val="BlockText"/>
-      </w:pPr>
-      <w:r>
-        <w:rPr>
-          <w:b/>
-          <w:bCs/>
-        </w:rPr>
-        <w:t xml:space="preserve">Captura por insertar.</w:t>
-      </w:r>
-      <w:r>
-        <w:t xml:space="preserve"> </w:t>
-      </w:r>
-      <w:r>
-        <w:rPr>
-          <w:b/>
-          <w:bCs/>
-        </w:rPr>
-        <w:t xml:space="preserve">Pantalla:</w:t>
-      </w:r>
-      <w:r>
-        <w:t xml:space="preserve"> </w:t>
-      </w:r>
-      <w:r>
-        <w:t xml:space="preserve">menú lateral &gt; Cerrar Sesión.</w:t>
-      </w:r>
-      <w:r>
-        <w:t xml:space="preserve"> </w:t>
-      </w:r>
-      <w:r>
-        <w:rPr>
-          <w:b/>
-          <w:bCs/>
-        </w:rPr>
-        <w:t xml:space="preserve">Contenido:</w:t>
-      </w:r>
-      <w:r>
-        <w:t xml:space="preserve"> </w:t>
-      </w:r>
-      <w:r>
-        <w:t xml:space="preserve">la ventana "Cerrar sesión" con el mensaje "¿Estás seguro de cerrar sesión?" y los botones Sí, cerrar y Cancelar.</w:t>
-      </w:r>
-    </w:p>
-    <w:bookmarkEnd w:id="62"/>
-    <w:bookmarkStart w:id="79" w:name="Xf910ca678986d15045638a6d2c742a7d5deabf2"/>
+        <w:pStyle w:val="BodyText"/>
+      </w:pPr>
+      <w:r>
+        <w:drawing>
+          <wp:inline>
+            <wp:extent cx="5334000" cy="3201961"/>
+            <wp:effectExtent b="0" l="0" r="0" t="0"/>
+            <wp:docPr descr="Confirmación del Cierre de Sesión" title="" id="156" name="Picture"/>
+            <a:graphic>
+              <a:graphicData uri="http://schemas.openxmlformats.org/drawingml/2006/picture">
+                <pic:pic>
+                  <pic:nvPicPr>
+                    <pic:cNvPr descr="capturas/usuario-32-confirmacion-del-cierre-de-sesion.jpg" id="157" name="Picture"/>
+                    <pic:cNvPicPr>
+                      <a:picLocks noChangeArrowheads="1" noChangeAspect="1"/>
+                    </pic:cNvPicPr>
+                  </pic:nvPicPr>
+                  <pic:blipFill>
+                    <a:blip r:embed="rId155"/>
+                    <a:stretch>
+                      <a:fillRect/>
+                    </a:stretch>
+                  </pic:blipFill>
+                  <pic:spPr bwMode="auto">
+                    <a:xfrm>
+                      <a:off x="0" y="0"/>
+                      <a:ext cx="5334000" cy="3201961"/>
+                    </a:xfrm>
+                    <a:prstGeom prst="rect">
+                      <a:avLst/>
+                    </a:prstGeom>
+                    <a:noFill/>
+                    <a:ln w="9525">
+                      <a:noFill/>
+                      <a:headEnd/>
+                      <a:tailEnd/>
+                    </a:ln>
+                  </pic:spPr>
+                </pic:pic>
+              </a:graphicData>
+            </a:graphic>
+          </wp:inline>
+        </w:drawing>
+      </w:r>
+    </w:p>
+    <w:bookmarkEnd w:id="158"/>
+    <w:bookmarkStart w:id="175" w:name="Xf910ca678986d15045638a6d2c742a7d5deabf2"/>
     <w:p>
       <w:pPr>
         <w:pStyle w:val="Heading2"/>
@@ -15067,7 +15139,7 @@
         <w:t xml:space="preserve">13. Preguntas Frecuentes</w:t>
       </w:r>
     </w:p>
-    <w:bookmarkStart w:id="63" w:name="qué-hago-si-olvidé-mi-contraseña"/>
+    <w:bookmarkStart w:id="159" w:name="qué-hago-si-olvidé-mi-contraseña"/>
     <w:p>
       <w:pPr>
         <w:pStyle w:val="Heading5"/>
@@ -15084,8 +15156,8 @@
         <w:t xml:space="preserve">En la pantalla de inicio de sesión, hacer clic en "¿Olvidaste tu contraseña?" y seguir los tres pasos de la sección 8.3. El código llega al correo registrado y es válido durante 15 minutos.</w:t>
       </w:r>
     </w:p>
-    <w:bookmarkEnd w:id="63"/>
-    <w:bookmarkStart w:id="64" w:name="X48af4761c5b7d306c94ebc69d0d695b043c757b"/>
+    <w:bookmarkEnd w:id="159"/>
+    <w:bookmarkStart w:id="160" w:name="X48af4761c5b7d306c94ebc69d0d695b043c757b"/>
     <w:p>
       <w:pPr>
         <w:pStyle w:val="Heading5"/>
@@ -15102,8 +15174,8 @@
         <w:t xml:space="preserve">El sistema solo acepta correos terminados en @gmail.com, y cada correo y cada número de documento pueden tener una sola cuenta. Además, se deben aceptar los dos documentos legales.</w:t>
       </w:r>
     </w:p>
-    <w:bookmarkEnd w:id="64"/>
-    <w:bookmarkStart w:id="65" w:name="Xa3d15acaaa209599b73cfaed3c0454ea92d0103"/>
+    <w:bookmarkEnd w:id="160"/>
+    <w:bookmarkStart w:id="161" w:name="Xa3d15acaaa209599b73cfaed3c0454ea92d0103"/>
     <w:p>
       <w:pPr>
         <w:pStyle w:val="Heading5"/>
@@ -15117,11 +15189,27 @@
         <w:pStyle w:val="FirstParagraph"/>
       </w:pPr>
       <w:r>
-        <w:t xml:space="preserve">No. La versión actual no bloquea cuentas por intentos fallidos. Si no recuerda la contraseña, use la recuperación de la contraseña.</w:t>
-      </w:r>
-    </w:p>
-    <w:bookmarkEnd w:id="65"/>
-    <w:bookmarkStart w:id="66" w:name="cómo-sé-si-mi-reserva-quedó-confirmada"/>
+        <w:t xml:space="preserve">Sí. Después de cinco intentos fallidos en menos de 15 minutos, la cuenta queda bloqueada durante 15 minutos. Puede esperar ese tiempo o usar</w:t>
+      </w:r>
+      <w:r>
+        <w:t xml:space="preserve"> </w:t>
+      </w:r>
+      <w:r>
+        <w:rPr>
+          <w:b/>
+          <w:bCs/>
+        </w:rPr>
+        <w:t xml:space="preserve">¿Olvidaste tu contraseña?</w:t>
+      </w:r>
+      <w:r>
+        <w:t xml:space="preserve"> </w:t>
+      </w:r>
+      <w:r>
+        <w:t xml:space="preserve">para crear una contraseña nueva y entrar de inmediato.</w:t>
+      </w:r>
+    </w:p>
+    <w:bookmarkEnd w:id="161"/>
+    <w:bookmarkStart w:id="162" w:name="cómo-sé-si-mi-reserva-quedó-confirmada"/>
     <w:p>
       <w:pPr>
         <w:pStyle w:val="Heading5"/>
@@ -15138,8 +15226,8 @@
         <w:t xml:space="preserve">Cuando la hora está libre, la reserva se confirma de inmediato: el sistema muestra "¡Reserva creada!", la reserva aparece en el panel y en el Historial con el estado Confirmada, y llega la confirmación por correo.</w:t>
       </w:r>
     </w:p>
-    <w:bookmarkEnd w:id="66"/>
-    <w:bookmarkStart w:id="67" w:name="X3d958e501f84cf84039b554d078d03f4aa557ed"/>
+    <w:bookmarkEnd w:id="162"/>
+    <w:bookmarkStart w:id="163" w:name="X3d958e501f84cf84039b554d078d03f4aa557ed"/>
     <w:p>
       <w:pPr>
         <w:pStyle w:val="Heading5"/>
@@ -15156,8 +15244,8 @@
         <w:t xml:space="preserve">La pantalla solo ofrece horas libres. Si otra persona toma la hora mientras usted reserva, el sistema sugiere las horas libres más cercanas del mismo día; elija una y confirme.</w:t>
       </w:r>
     </w:p>
-    <w:bookmarkEnd w:id="67"/>
-    <w:bookmarkStart w:id="68" w:name="puedo-elegir-quién-lava-mi-vehículo"/>
+    <w:bookmarkEnd w:id="163"/>
+    <w:bookmarkStart w:id="164" w:name="puedo-elegir-quién-lava-mi-vehículo"/>
     <w:p>
       <w:pPr>
         <w:pStyle w:val="Heading5"/>
@@ -15171,11 +15259,27 @@
         <w:pStyle w:val="FirstParagraph"/>
       </w:pPr>
       <w:r>
-        <w:t xml:space="preserve">No. El administrador asigna el operario. Usted puede ver el operario asignado en el panel y recibe una notificación cuando se asigna.</w:t>
-      </w:r>
-    </w:p>
-    <w:bookmarkEnd w:id="68"/>
-    <w:bookmarkStart w:id="69" w:name="cómo-cambio-la-fecha-de-una-reserva"/>
+        <w:t xml:space="preserve">Sí, es opcional. Al reservar, en</w:t>
+      </w:r>
+      <w:r>
+        <w:t xml:space="preserve"> </w:t>
+      </w:r>
+      <w:r>
+        <w:rPr>
+          <w:b/>
+          <w:bCs/>
+        </w:rPr>
+        <w:t xml:space="preserve">Operario (opcional)</w:t>
+      </w:r>
+      <w:r>
+        <w:t xml:space="preserve"> </w:t>
+      </w:r>
+      <w:r>
+        <w:t xml:space="preserve">aparecen los operarios libres a esa hora. Si no elige ninguno, el sistema asigna uno libre automáticamente. Puede ver el operario asignado en el panel y recibe una notificación cuando se asigna o cambia.</w:t>
+      </w:r>
+    </w:p>
+    <w:bookmarkEnd w:id="164"/>
+    <w:bookmarkStart w:id="165" w:name="cómo-cambio-la-fecha-de-una-reserva"/>
     <w:p>
       <w:pPr>
         <w:pStyle w:val="Heading5"/>
@@ -15192,8 +15296,8 @@
         <w:t xml:space="preserve">La aplicación web no permite cambiar la fecha ni la hora. Cancele la reserva antes de su hora de inicio y reserve de nuevo, o contacte al lavadero.</w:t>
       </w:r>
     </w:p>
-    <w:bookmarkEnd w:id="69"/>
-    <w:bookmarkStart w:id="70" w:name="cómo-pago-mi-servicio"/>
+    <w:bookmarkEnd w:id="165"/>
+    <w:bookmarkStart w:id="166" w:name="cómo-pago-mi-servicio"/>
     <w:p>
       <w:pPr>
         <w:pStyle w:val="Heading5"/>
@@ -15210,8 +15314,8 @@
         <w:t xml:space="preserve">En Pagar servicio, elija el método. Con Nequi, Daviplata o Transferencia, escanee el código QR, transfiera el monto exacto y adjunte el comprobante con la referencia de la transacción; con Efectivo, pague en el lavadero.</w:t>
       </w:r>
     </w:p>
-    <w:bookmarkEnd w:id="70"/>
-    <w:bookmarkStart w:id="71" w:name="Xa400369ccdedad642878da0d2855923d027f5d9"/>
+    <w:bookmarkEnd w:id="166"/>
+    <w:bookmarkStart w:id="167" w:name="Xa400369ccdedad642878da0d2855923d027f5d9"/>
     <w:p>
       <w:pPr>
         <w:pStyle w:val="Heading5"/>
@@ -15228,8 +15332,8 @@
         <w:t xml:space="preserve">No. El sistema no solicita ni guarda datos de tarjetas.</w:t>
       </w:r>
     </w:p>
-    <w:bookmarkEnd w:id="71"/>
-    <w:bookmarkStart w:id="72" w:name="por-qué-mi-pago-aparece-en-revisión"/>
+    <w:bookmarkEnd w:id="167"/>
+    <w:bookmarkStart w:id="168" w:name="por-qué-mi-pago-aparece-en-revisión"/>
     <w:p>
       <w:pPr>
         <w:pStyle w:val="Heading5"/>
@@ -15246,8 +15350,8 @@
         <w:t xml:space="preserve">Porque un administrador debe verificar que el dinero llegó a la cuenta del lavadero. Cuando lo apruebe o lo rechace, usted recibirá una notificación y un correo; también puede consultar el estado en el Historial.</w:t>
       </w:r>
     </w:p>
-    <w:bookmarkEnd w:id="72"/>
-    <w:bookmarkStart w:id="73" w:name="puedo-usar-un-código-de-promoción"/>
+    <w:bookmarkEnd w:id="168"/>
+    <w:bookmarkStart w:id="169" w:name="puedo-usar-un-código-de-promoción"/>
     <w:p>
       <w:pPr>
         <w:pStyle w:val="Heading5"/>
@@ -15264,8 +15368,8 @@
         <w:t xml:space="preserve">Sí. Cuando sus puntos desbloquean un cupón, usted recibe un aviso con su código. En Pagar servicio, escríbalo en Código del cupón y haga clic en Aplicar antes de confirmar el pago.</w:t>
       </w:r>
     </w:p>
-    <w:bookmarkEnd w:id="73"/>
-    <w:bookmarkStart w:id="74" w:name="cómo-gano-puntos-de-fidelización"/>
+    <w:bookmarkEnd w:id="169"/>
+    <w:bookmarkStart w:id="170" w:name="cómo-gano-puntos-de-fidelización"/>
     <w:p>
       <w:pPr>
         <w:pStyle w:val="Heading5"/>
@@ -15282,8 +15386,8 @@
         <w:t xml:space="preserve">Cada servicio suma los puntos que aparecen al reservar ("Suma N puntos"). Los puntos se acreditan cuando el administrador aprueba el pago de la reserva, y su progreso se ve en el panel. Los puntos no se gastan: desbloquean cupones.</w:t>
       </w:r>
     </w:p>
-    <w:bookmarkEnd w:id="74"/>
-    <w:bookmarkStart w:id="75" w:name="cómo-califico-un-servicio"/>
+    <w:bookmarkEnd w:id="170"/>
+    <w:bookmarkStart w:id="171" w:name="cómo-califico-un-servicio"/>
     <w:p>
       <w:pPr>
         <w:pStyle w:val="Heading5"/>
@@ -15300,8 +15404,8 @@
         <w:t xml:space="preserve">Cuando la reserva esté Completada, abra el Historial, haga clic en "Calificar Servicio", elija de una a cinco estrellas y, si lo desea, escriba un comentario. Cada reserva se puede calificar una sola vez.</w:t>
       </w:r>
     </w:p>
-    <w:bookmarkEnd w:id="75"/>
-    <w:bookmarkStart w:id="76" w:name="puedo-cambiar-el-idioma-o-los-colores"/>
+    <w:bookmarkEnd w:id="171"/>
+    <w:bookmarkStart w:id="172" w:name="puedo-cambiar-el-idioma-o-los-colores"/>
     <w:p>
       <w:pPr>
         <w:pStyle w:val="Heading5"/>
@@ -15318,14 +15422,14 @@
         <w:t xml:space="preserve">Sí. En Configuración puede elegir español, inglés, francés o portugués y uno de cuatro temas de color; la elección se guarda en su cuenta.</w:t>
       </w:r>
     </w:p>
-    <w:bookmarkEnd w:id="76"/>
-    <w:bookmarkStart w:id="77" w:name="puedo-eliminar-mi-cuenta"/>
+    <w:bookmarkEnd w:id="172"/>
+    <w:bookmarkStart w:id="173" w:name="puedo-eliminar-o-desactivar-mi-cuenta"/>
     <w:p>
       <w:pPr>
         <w:pStyle w:val="Heading5"/>
       </w:pPr>
       <w:r>
-        <w:t xml:space="preserve">¿Puedo eliminar mi cuenta?</w:t>
+        <w:t xml:space="preserve">¿Puedo eliminar o desactivar mi cuenta?</w:t>
       </w:r>
     </w:p>
     <w:p>
@@ -15333,11 +15437,27 @@
         <w:pStyle w:val="FirstParagraph"/>
       </w:pPr>
       <w:r>
-        <w:t xml:space="preserve">La opción Eliminar cuenta desactiva la cuenta: no podrá ingresar, pero su historial se conserva. Para reactivarla, contacte al administrador.</w:t>
-      </w:r>
-    </w:p>
-    <w:bookmarkEnd w:id="77"/>
-    <w:bookmarkStart w:id="78" w:name="X30c37db94ebb54899b47fa333c3a9ab3ff5cda3"/>
+        <w:t xml:space="preserve">La opción</w:t>
+      </w:r>
+      <w:r>
+        <w:t xml:space="preserve"> </w:t>
+      </w:r>
+      <w:r>
+        <w:rPr>
+          <w:b/>
+          <w:bCs/>
+        </w:rPr>
+        <w:t xml:space="preserve">Desactivar mi cuenta</w:t>
+      </w:r>
+      <w:r>
+        <w:t xml:space="preserve"> </w:t>
+      </w:r>
+      <w:r>
+        <w:t xml:space="preserve">desactiva la cuenta, no la borra: no podrá ingresar, pero su historial se conserva. Para reactivarla, contacte al administrador.</w:t>
+      </w:r>
+    </w:p>
+    <w:bookmarkEnd w:id="173"/>
+    <w:bookmarkStart w:id="174" w:name="X30c37db94ebb54899b47fa333c3a9ab3ff5cda3"/>
     <w:p>
       <w:pPr>
         <w:pStyle w:val="Heading5"/>
@@ -15354,9 +15474,9 @@
         <w:t xml:space="preserve">Un servicio solo se puede iniciar el día de la reserva, solo si está asignado a usted y solo cuando no tiene otro servicio en curso. Si el servicio es suyo y el problema continúa, informe al administrador.</w:t>
       </w:r>
     </w:p>
-    <w:bookmarkEnd w:id="78"/>
-    <w:bookmarkEnd w:id="79"/>
-    <w:bookmarkStart w:id="80" w:name="X0da19bed606ac5b85df44bb666d43cc5fe8dad2"/>
+    <w:bookmarkEnd w:id="174"/>
+    <w:bookmarkEnd w:id="175"/>
+    <w:bookmarkStart w:id="176" w:name="X0da19bed606ac5b85df44bb666d43cc5fe8dad2"/>
     <w:p>
       <w:pPr>
         <w:pStyle w:val="Heading2"/>
@@ -15853,8 +15973,8 @@
         <w:t xml:space="preserve">Basado en el glosario de la documentación del proyecto.</w:t>
       </w:r>
     </w:p>
-    <w:bookmarkEnd w:id="80"/>
-    <w:bookmarkStart w:id="84" w:name="referencias"/>
+    <w:bookmarkEnd w:id="176"/>
+    <w:bookmarkStart w:id="180" w:name="referencias"/>
     <w:p>
       <w:pPr>
         <w:pStyle w:val="Heading2"/>
@@ -15886,7 +16006,7 @@
       <w:r>
         <w:t xml:space="preserve"> </w:t>
       </w:r>
-      <w:hyperlink r:id="rId81">
+      <w:hyperlink r:id="rId177">
         <w:r>
           <w:rPr>
             <w:rStyle w:val="Hyperlink"/>
@@ -15921,7 +16041,7 @@
       <w:r>
         <w:t xml:space="preserve"> </w:t>
       </w:r>
-      <w:hyperlink r:id="rId82">
+      <w:hyperlink r:id="rId178">
         <w:r>
           <w:rPr>
             <w:rStyle w:val="Hyperlink"/>
@@ -15956,7 +16076,7 @@
       <w:r>
         <w:t xml:space="preserve"> </w:t>
       </w:r>
-      <w:hyperlink r:id="rId83">
+      <w:hyperlink r:id="rId179">
         <w:r>
           <w:rPr>
             <w:rStyle w:val="Hyperlink"/>
@@ -15989,8 +16109,8 @@
         <w:t xml:space="preserve">[Material de formación no publicado]. Programa Tecnólogo en Análisis y Desarrollo de Software.</w:t>
       </w:r>
     </w:p>
-    <w:bookmarkEnd w:id="84"/>
-    <w:bookmarkStart w:id="87" w:name="X255ced412c2df704acebb526f0726616a787b49"/>
+    <w:bookmarkEnd w:id="180"/>
+    <w:bookmarkStart w:id="183" w:name="X255ced412c2df704acebb526f0726616a787b49"/>
     <w:p>
       <w:pPr>
         <w:pStyle w:val="Heading2"/>
@@ -15999,13 +16119,13 @@
         <w:t xml:space="preserve">15. Anexos</w:t>
       </w:r>
     </w:p>
-    <w:bookmarkStart w:id="85" w:name="Xa12ce862f6a7bc5bdaffd0b37b667e261a3fce0"/>
+    <w:bookmarkStart w:id="181" w:name="anexo-a-origen-de-las-capturas"/>
     <w:p>
       <w:pPr>
         <w:pStyle w:val="Heading3"/>
       </w:pPr>
       <w:r>
-        <w:t xml:space="preserve">Anexo A. Lista de Figuras Pendientes de Captura</w:t>
+        <w:t xml:space="preserve">Anexo A. Origen de las Capturas</w:t>
       </w:r>
     </w:p>
     <w:p>
@@ -16013,11 +16133,50 @@
         <w:pStyle w:val="FirstParagraph"/>
       </w:pPr>
       <w:r>
-        <w:t xml:space="preserve">Antes de la entrega, el equipo debe verificar que cada uno de los 32 marcadores de este manual se haya reemplazado por una captura real y nítida de la versión final, ordenada según el flujo de uso. Las capturas no deben contener correos, números de documento, teléfonos, placas, cuentas bancarias ni contraseñas reales; se deben usar cuentas de prueba.</w:t>
-      </w:r>
-    </w:p>
-    <w:bookmarkEnd w:id="85"/>
-    <w:bookmarkStart w:id="86" w:name="X34afeeb88a72e7f3d88bff03b64d75d94b908ab"/>
+        <w:t xml:space="preserve">Las figuras de este manual se tomaron el 16 de octubre de 2026 sobre la versión de la rama</w:t>
+      </w:r>
+      <w:r>
+        <w:t xml:space="preserve"> </w:t>
+      </w:r>
+      <w:r>
+        <w:rPr>
+          <w:i/>
+          <w:iCs/>
+        </w:rPr>
+        <w:t xml:space="preserve">develop</w:t>
+      </w:r>
+      <w:r>
+        <w:t xml:space="preserve">, con el sistema completo corriendo en Docker y la web en</w:t>
+      </w:r>
+      <w:r>
+        <w:t xml:space="preserve"> </w:t>
+      </w:r>
+      <w:r>
+        <w:rPr>
+          <w:i/>
+          <w:iCs/>
+        </w:rPr>
+        <w:t xml:space="preserve">http://localhost:4200</w:t>
+      </w:r>
+      <w:r>
+        <w:t xml:space="preserve">. Se usaron cuentas, vehículos, reservas y pagos de prueba creados solo para las capturas, por lo que no aparecen correos, documentos, teléfonos, placas ni cuentas bancarias reales. Si una pantalla cambia en una versión futura, la captura correspondiente se debe tomar de nuevo con el mismo nombre de archivo de la carpeta</w:t>
+      </w:r>
+      <w:r>
+        <w:t xml:space="preserve"> </w:t>
+      </w:r>
+      <w:r>
+        <w:rPr>
+          <w:i/>
+          <w:iCs/>
+        </w:rPr>
+        <w:t xml:space="preserve">capturas</w:t>
+      </w:r>
+      <w:r>
+        <w:t xml:space="preserve">.</w:t>
+      </w:r>
+    </w:p>
+    <w:bookmarkEnd w:id="181"/>
+    <w:bookmarkStart w:id="182" w:name="X34afeeb88a72e7f3d88bff03b64d75d94b908ab"/>
     <w:p>
       <w:pPr>
         <w:pStyle w:val="Heading3"/>
@@ -16191,7 +16350,7 @@
               <w:pStyle w:val="Compact"/>
             </w:pPr>
             <w:r>
-              <w:t xml:space="preserve">Todas las figuras se reemplazaron por capturas reales</w:t>
+              <w:t xml:space="preserve">Todas las figuras son capturas reales de la versión final</w:t>
             </w:r>
           </w:p>
         </w:tc>
@@ -16322,9 +16481,9 @@
         <w:t xml:space="preserve">Adaptado de la lista de verificación de la guía para elaborar manuales de software (SENA, 2026).</w:t>
       </w:r>
     </w:p>
-    <w:bookmarkEnd w:id="86"/>
-    <w:bookmarkEnd w:id="87"/>
-    <w:bookmarkEnd w:id="88"/>
+    <w:bookmarkEnd w:id="182"/>
+    <w:bookmarkEnd w:id="183"/>
+    <w:bookmarkEnd w:id="184"/>
     <w:sectPr>
       <w:footnotePr>
         <w:numRestart w:val="eachSect"/>
@@ -17874,7 +18033,7 @@
       <w:color w:themeColor="accent1" w:themeShade="BF" w:val="365F91"/>
     </w:rPr>
   </w:style>
-  <w:style w:type="paragraph" w:customStyle="1" w:styleId="SourceCode">
+  <w:style w:customStyle="1" w:styleId="SourceCode" w:type="paragraph">
     <w:name w:val="Source Code"/>
     <w:basedOn w:val="Normal"/>
     <w:link w:val="VerbatimChar"/>
@@ -17882,7 +18041,7 @@
       <w:wordWrap w:val="off"/>
     </w:pPr>
   </w:style>
-  <w:style w:type="character" w:customStyle="1" w:styleId="KeywordTok">
+  <w:style w:customStyle="1" w:styleId="KeywordTok" w:type="character">
     <w:name w:val="KeywordTok"/>
     <w:basedOn w:val="VerbatimChar"/>
     <w:rPr>
@@ -17890,77 +18049,77 @@
       <w:color w:val="007020"/>
     </w:rPr>
   </w:style>
-  <w:style w:type="character" w:customStyle="1" w:styleId="DataTypeTok">
+  <w:style w:customStyle="1" w:styleId="DataTypeTok" w:type="character">
     <w:name w:val="DataTypeTok"/>
     <w:basedOn w:val="VerbatimChar"/>
     <w:rPr>
       <w:color w:val="902000"/>
     </w:rPr>
   </w:style>
-  <w:style w:type="character" w:customStyle="1" w:styleId="DecValTok">
+  <w:style w:customStyle="1" w:styleId="DecValTok" w:type="character">
     <w:name w:val="DecValTok"/>
     <w:basedOn w:val="VerbatimChar"/>
     <w:rPr>
       <w:color w:val="40a070"/>
     </w:rPr>
   </w:style>
-  <w:style w:type="character" w:customStyle="1" w:styleId="BaseNTok">
+  <w:style w:customStyle="1" w:styleId="BaseNTok" w:type="character">
     <w:name w:val="BaseNTok"/>
     <w:basedOn w:val="VerbatimChar"/>
     <w:rPr>
       <w:color w:val="40a070"/>
     </w:rPr>
   </w:style>
-  <w:style w:type="character" w:customStyle="1" w:styleId="FloatTok">
+  <w:style w:customStyle="1" w:styleId="FloatTok" w:type="character">
     <w:name w:val="FloatTok"/>
     <w:basedOn w:val="VerbatimChar"/>
     <w:rPr>
       <w:color w:val="40a070"/>
     </w:rPr>
   </w:style>
-  <w:style w:type="character" w:customStyle="1" w:styleId="ConstantTok">
+  <w:style w:customStyle="1" w:styleId="ConstantTok" w:type="character">
     <w:name w:val="ConstantTok"/>
     <w:basedOn w:val="VerbatimChar"/>
     <w:rPr>
       <w:color w:val="880000"/>
     </w:rPr>
   </w:style>
-  <w:style w:type="character" w:customStyle="1" w:styleId="CharTok">
+  <w:style w:customStyle="1" w:styleId="CharTok" w:type="character">
     <w:name w:val="CharTok"/>
     <w:basedOn w:val="VerbatimChar"/>
     <w:rPr>
       <w:color w:val="4070a0"/>
     </w:rPr>
   </w:style>
-  <w:style w:type="character" w:customStyle="1" w:styleId="SpecialCharTok">
+  <w:style w:customStyle="1" w:styleId="SpecialCharTok" w:type="character">
     <w:name w:val="SpecialCharTok"/>
     <w:basedOn w:val="VerbatimChar"/>
     <w:rPr>
       <w:color w:val="4070a0"/>
     </w:rPr>
   </w:style>
-  <w:style w:type="character" w:customStyle="1" w:styleId="StringTok">
+  <w:style w:customStyle="1" w:styleId="StringTok" w:type="character">
     <w:name w:val="StringTok"/>
     <w:basedOn w:val="VerbatimChar"/>
     <w:rPr>
       <w:color w:val="4070a0"/>
     </w:rPr>
   </w:style>
-  <w:style w:type="character" w:customStyle="1" w:styleId="VerbatimStringTok">
+  <w:style w:customStyle="1" w:styleId="VerbatimStringTok" w:type="character">
     <w:name w:val="VerbatimStringTok"/>
     <w:basedOn w:val="VerbatimChar"/>
     <w:rPr>
       <w:color w:val="4070a0"/>
     </w:rPr>
   </w:style>
-  <w:style w:type="character" w:customStyle="1" w:styleId="SpecialStringTok">
+  <w:style w:customStyle="1" w:styleId="SpecialStringTok" w:type="character">
     <w:name w:val="SpecialStringTok"/>
     <w:basedOn w:val="VerbatimChar"/>
     <w:rPr>
       <w:color w:val="bb6688"/>
     </w:rPr>
   </w:style>
-  <w:style w:type="character" w:customStyle="1" w:styleId="ImportTok">
+  <w:style w:customStyle="1" w:styleId="ImportTok" w:type="character">
     <w:name w:val="ImportTok"/>
     <w:basedOn w:val="VerbatimChar"/>
     <w:rPr>
@@ -17968,7 +18127,7 @@
       <w:color w:val="008000"/>
     </w:rPr>
   </w:style>
-  <w:style w:type="character" w:customStyle="1" w:styleId="CommentTok">
+  <w:style w:customStyle="1" w:styleId="CommentTok" w:type="character">
     <w:name w:val="CommentTok"/>
     <w:basedOn w:val="VerbatimChar"/>
     <w:rPr>
@@ -17976,7 +18135,7 @@
       <w:color w:val="60a0b0"/>
     </w:rPr>
   </w:style>
-  <w:style w:type="character" w:customStyle="1" w:styleId="DocumentationTok">
+  <w:style w:customStyle="1" w:styleId="DocumentationTok" w:type="character">
     <w:name w:val="DocumentationTok"/>
     <w:basedOn w:val="VerbatimChar"/>
     <w:rPr>
@@ -17984,7 +18143,7 @@
       <w:color w:val="ba2121"/>
     </w:rPr>
   </w:style>
-  <w:style w:type="character" w:customStyle="1" w:styleId="AnnotationTok">
+  <w:style w:customStyle="1" w:styleId="AnnotationTok" w:type="character">
     <w:name w:val="AnnotationTok"/>
     <w:basedOn w:val="VerbatimChar"/>
     <w:rPr>
@@ -17993,7 +18152,7 @@
       <w:color w:val="60a0b0"/>
     </w:rPr>
   </w:style>
-  <w:style w:type="character" w:customStyle="1" w:styleId="CommentVarTok">
+  <w:style w:customStyle="1" w:styleId="CommentVarTok" w:type="character">
     <w:name w:val="CommentVarTok"/>
     <w:basedOn w:val="VerbatimChar"/>
     <w:rPr>
@@ -18002,28 +18161,28 @@
       <w:color w:val="60a0b0"/>
     </w:rPr>
   </w:style>
-  <w:style w:type="character" w:customStyle="1" w:styleId="OtherTok">
+  <w:style w:customStyle="1" w:styleId="OtherTok" w:type="character">
     <w:name w:val="OtherTok"/>
     <w:basedOn w:val="VerbatimChar"/>
     <w:rPr>
       <w:color w:val="007020"/>
     </w:rPr>
   </w:style>
-  <w:style w:type="character" w:customStyle="1" w:styleId="FunctionTok">
+  <w:style w:customStyle="1" w:styleId="FunctionTok" w:type="character">
     <w:name w:val="FunctionTok"/>
     <w:basedOn w:val="VerbatimChar"/>
     <w:rPr>
       <w:color w:val="06287e"/>
     </w:rPr>
   </w:style>
-  <w:style w:type="character" w:customStyle="1" w:styleId="VariableTok">
+  <w:style w:customStyle="1" w:styleId="VariableTok" w:type="character">
     <w:name w:val="VariableTok"/>
     <w:basedOn w:val="VerbatimChar"/>
     <w:rPr>
       <w:color w:val="19177c"/>
     </w:rPr>
   </w:style>
-  <w:style w:type="character" w:customStyle="1" w:styleId="ControlFlowTok">
+  <w:style w:customStyle="1" w:styleId="ControlFlowTok" w:type="character">
     <w:name w:val="ControlFlowTok"/>
     <w:basedOn w:val="VerbatimChar"/>
     <w:rPr>
@@ -18031,45 +18190,45 @@
       <w:color w:val="007020"/>
     </w:rPr>
   </w:style>
-  <w:style w:type="character" w:customStyle="1" w:styleId="OperatorTok">
+  <w:style w:customStyle="1" w:styleId="OperatorTok" w:type="character">
     <w:name w:val="OperatorTok"/>
     <w:basedOn w:val="VerbatimChar"/>
     <w:rPr>
       <w:color w:val="666666"/>
     </w:rPr>
   </w:style>
-  <w:style w:type="character" w:customStyle="1" w:styleId="BuiltInTok">
+  <w:style w:customStyle="1" w:styleId="BuiltInTok" w:type="character">
     <w:name w:val="BuiltInTok"/>
     <w:basedOn w:val="VerbatimChar"/>
     <w:rPr>
       <w:color w:val="008000"/>
     </w:rPr>
   </w:style>
-  <w:style w:type="character" w:customStyle="1" w:styleId="ExtensionTok">
+  <w:style w:customStyle="1" w:styleId="ExtensionTok" w:type="character">
     <w:name w:val="ExtensionTok"/>
     <w:basedOn w:val="VerbatimChar"/>
     <w:rPr/>
   </w:style>
-  <w:style w:type="character" w:customStyle="1" w:styleId="PreprocessorTok">
+  <w:style w:customStyle="1" w:styleId="PreprocessorTok" w:type="character">
     <w:name w:val="PreprocessorTok"/>
     <w:basedOn w:val="VerbatimChar"/>
     <w:rPr>
       <w:color w:val="bc7a00"/>
     </w:rPr>
   </w:style>
-  <w:style w:type="character" w:customStyle="1" w:styleId="AttributeTok">
+  <w:style w:customStyle="1" w:styleId="AttributeTok" w:type="character">
     <w:name w:val="AttributeTok"/>
     <w:basedOn w:val="VerbatimChar"/>
     <w:rPr>
       <w:color w:val="7d9029"/>
     </w:rPr>
   </w:style>
-  <w:style w:type="character" w:customStyle="1" w:styleId="RegionMarkerTok">
+  <w:style w:customStyle="1" w:styleId="RegionMarkerTok" w:type="character">
     <w:name w:val="RegionMarkerTok"/>
     <w:basedOn w:val="VerbatimChar"/>
     <w:rPr/>
   </w:style>
-  <w:style w:type="character" w:customStyle="1" w:styleId="InformationTok">
+  <w:style w:customStyle="1" w:styleId="InformationTok" w:type="character">
     <w:name w:val="InformationTok"/>
     <w:basedOn w:val="VerbatimChar"/>
     <w:rPr>
@@ -18078,7 +18237,7 @@
       <w:color w:val="60a0b0"/>
     </w:rPr>
   </w:style>
-  <w:style w:type="character" w:customStyle="1" w:styleId="WarningTok">
+  <w:style w:customStyle="1" w:styleId="WarningTok" w:type="character">
     <w:name w:val="WarningTok"/>
     <w:basedOn w:val="VerbatimChar"/>
     <w:rPr>
@@ -18087,7 +18246,7 @@
       <w:color w:val="60a0b0"/>
     </w:rPr>
   </w:style>
-  <w:style w:type="character" w:customStyle="1" w:styleId="AlertTok">
+  <w:style w:customStyle="1" w:styleId="AlertTok" w:type="character">
     <w:name w:val="AlertTok"/>
     <w:basedOn w:val="VerbatimChar"/>
     <w:rPr>
@@ -18095,7 +18254,7 @@
       <w:color w:val="ff0000"/>
     </w:rPr>
   </w:style>
-  <w:style w:type="character" w:customStyle="1" w:styleId="ErrorTok">
+  <w:style w:customStyle="1" w:styleId="ErrorTok" w:type="character">
     <w:name w:val="ErrorTok"/>
     <w:basedOn w:val="VerbatimChar"/>
     <w:rPr>
@@ -18103,7 +18262,7 @@
       <w:color w:val="ff0000"/>
     </w:rPr>
   </w:style>
-  <w:style w:type="character" w:customStyle="1" w:styleId="NormalTok">
+  <w:style w:customStyle="1" w:styleId="NormalTok" w:type="character">
     <w:name w:val="NormalTok"/>
     <w:basedOn w:val="VerbatimChar"/>
     <w:rPr/>

--- a/09_MANUALES/ES/WORD/09_Manual_De_Usuario.docx
+++ b/09_MANUALES/ES/WORD/09_Manual_De_Usuario.docx
@@ -64,15 +64,15 @@
         <w:pStyle w:val="BodyText"/>
       </w:pPr>
       <w:r>
-        <w:t xml:space="preserve">16 de octubre de 2026</w:t>
-      </w:r>
-    </w:p>
-    <w:p>
-      <w:pPr>
-        <w:pStyle w:val="BodyText"/>
-      </w:pPr>
-      <w:r>
-        <w:t xml:space="preserve">Tipo de manual: Manual de usuario (roles Cliente y Operario) · Versión 4.0</w:t>
+        <w:t xml:space="preserve">17 de octubre de 2026</w:t>
+      </w:r>
+    </w:p>
+    <w:p>
+      <w:pPr>
+        <w:pStyle w:val="BodyText"/>
+      </w:pPr>
+      <w:r>
+        <w:t xml:space="preserve">Tipo de manual: Manual de usuario (roles Cliente y Operario) · Versión 4.1</w:t>
       </w:r>
     </w:p>
     <w:bookmarkStart w:id="20" w:name="control-de-versiones"/>
@@ -407,6 +407,52 @@
           </w:p>
         </w:tc>
       </w:tr>
+      <w:tr>
+        <w:tc>
+          <w:tcPr/>
+          <w:p>
+            <w:pPr>
+              <w:pStyle w:val="Compact"/>
+            </w:pPr>
+            <w:r>
+              <w:t xml:space="preserve">4.1</w:t>
+            </w:r>
+          </w:p>
+        </w:tc>
+        <w:tc>
+          <w:tcPr/>
+          <w:p>
+            <w:pPr>
+              <w:pStyle w:val="Compact"/>
+            </w:pPr>
+            <w:r>
+              <w:t xml:space="preserve">2026-10-17</w:t>
+            </w:r>
+          </w:p>
+        </w:tc>
+        <w:tc>
+          <w:tcPr/>
+          <w:p>
+            <w:pPr>
+              <w:pStyle w:val="Compact"/>
+            </w:pPr>
+            <w:r>
+              <w:t xml:space="preserve">Revisión contra el código del 17 de octubre de 2026. Se actualizó la pantalla de bienvenida (sección "Quiénes somos" sin cifras, nueva sección de preguntas frecuentes, pie de página sin redes sociales ni enlaces de contacto) y se describió cómo se adapta a celulares y tabletas. Se aclaró que el avance del próximo servicio queda en 0 % hasta que empieza el lavado y que el saludo del panel nombra al lavadero como Lavado Vehicular.</w:t>
+            </w:r>
+          </w:p>
+        </w:tc>
+        <w:tc>
+          <w:tcPr/>
+          <w:p>
+            <w:pPr>
+              <w:pStyle w:val="Compact"/>
+            </w:pPr>
+            <w:r>
+              <w:t xml:space="preserve">Equipo de desarrollo</w:t>
+            </w:r>
+          </w:p>
+        </w:tc>
+      </w:tr>
     </w:tbl>
     <w:p>
       <w:pPr>
@@ -1078,7 +1124,7 @@
         <w:t xml:space="preserve"> </w:t>
       </w:r>
       <w:r>
-        <w:t xml:space="preserve">de la aplicación web al 16 de octubre de 2026. En la interfaz el sistema aparece con su nombre comercial,</w:t>
+        <w:t xml:space="preserve">de la aplicación web al 17 de octubre de 2026. En la interfaz el sistema aparece con su nombre comercial,</w:t>
       </w:r>
       <w:r>
         <w:t xml:space="preserve"> </w:t>
@@ -2123,7 +2169,138 @@
         <w:t xml:space="preserve">Ya tengo cuenta</w:t>
       </w:r>
       <w:r>
-        <w:t xml:space="preserve">; más abajo aparecen la sección "¿Por qué elegirnos?", los servicios de lavado con su descripción y duración, y los datos de contacto.</w:t>
+        <w:t xml:space="preserve">; más abajo aparecen, en este orden, la sección "Quiénes somos", "¿Por qué elegirnos?", los servicios de lavado con su descripción y duración, la descarga de la aplicación móvil, los datos de contacto del lavadero y la sección</w:t>
+      </w:r>
+      <w:r>
+        <w:t xml:space="preserve"> </w:t>
+      </w:r>
+      <w:r>
+        <w:rPr>
+          <w:b/>
+          <w:bCs/>
+        </w:rPr>
+        <w:t xml:space="preserve">Preguntas frecuentes</w:t>
+      </w:r>
+      <w:r>
+        <w:t xml:space="preserve">, que responde en un acordeón (una pregunta abierta a la vez) cómo reservar, los métodos de pago, la cancelación, la elección del operario, los puntos, los recordatorios y la aplicación para celular. El pie de página tiene los enlaces</w:t>
+      </w:r>
+      <w:r>
+        <w:t xml:space="preserve"> </w:t>
+      </w:r>
+      <w:r>
+        <w:rPr>
+          <w:b/>
+          <w:bCs/>
+        </w:rPr>
+        <w:t xml:space="preserve">Sobre nosotros</w:t>
+      </w:r>
+      <w:r>
+        <w:t xml:space="preserve">, los tres servicios,</w:t>
+      </w:r>
+      <w:r>
+        <w:t xml:space="preserve"> </w:t>
+      </w:r>
+      <w:r>
+        <w:rPr>
+          <w:b/>
+          <w:bCs/>
+        </w:rPr>
+        <w:t xml:space="preserve">Centro de ayuda</w:t>
+      </w:r>
+      <w:r>
+        <w:t xml:space="preserve">,</w:t>
+      </w:r>
+      <w:r>
+        <w:t xml:space="preserve"> </w:t>
+      </w:r>
+      <w:r>
+        <w:rPr>
+          <w:b/>
+          <w:bCs/>
+        </w:rPr>
+        <w:t xml:space="preserve">Preguntas frecuentes</w:t>
+      </w:r>
+      <w:r>
+        <w:t xml:space="preserve"> </w:t>
+      </w:r>
+      <w:r>
+        <w:t xml:space="preserve">(que lleva a esa sección),</w:t>
+      </w:r>
+      <w:r>
+        <w:t xml:space="preserve"> </w:t>
+      </w:r>
+      <w:r>
+        <w:rPr>
+          <w:b/>
+          <w:bCs/>
+        </w:rPr>
+        <w:t xml:space="preserve">Términos de servicio</w:t>
+      </w:r>
+      <w:r>
+        <w:t xml:space="preserve"> </w:t>
+      </w:r>
+      <w:r>
+        <w:t xml:space="preserve">y</w:t>
+      </w:r>
+      <w:r>
+        <w:t xml:space="preserve"> </w:t>
+      </w:r>
+      <w:r>
+        <w:rPr>
+          <w:b/>
+          <w:bCs/>
+        </w:rPr>
+        <w:t xml:space="preserve">Política de privacidad</w:t>
+      </w:r>
+      <w:r>
+        <w:t xml:space="preserve">.</w:t>
+      </w:r>
+    </w:p>
+    <w:p>
+      <w:pPr>
+        <w:pStyle w:val="BodyText"/>
+      </w:pPr>
+      <w:r>
+        <w:rPr>
+          <w:b/>
+          <w:bCs/>
+        </w:rPr>
+        <w:t xml:space="preserve">Uso en celulares y tabletas.</w:t>
+      </w:r>
+      <w:r>
+        <w:t xml:space="preserve"> </w:t>
+      </w:r>
+      <w:r>
+        <w:t xml:space="preserve">Todas las pantallas se adaptan al ancho del dispositivo desde 360 píxeles, sin desplazamiento lateral. En el celular, la barra superior muestra solo el selector de idioma e</w:t>
+      </w:r>
+      <w:r>
+        <w:t xml:space="preserve"> </w:t>
+      </w:r>
+      <w:r>
+        <w:rPr>
+          <w:b/>
+          <w:bCs/>
+        </w:rPr>
+        <w:t xml:space="preserve">Iniciar sesión</w:t>
+      </w:r>
+      <w:r>
+        <w:t xml:space="preserve"> </w:t>
+      </w:r>
+      <w:r>
+        <w:t xml:space="preserve">(el registro sigue disponible con</w:t>
+      </w:r>
+      <w:r>
+        <w:t xml:space="preserve"> </w:t>
+      </w:r>
+      <w:r>
+        <w:rPr>
+          <w:b/>
+          <w:bCs/>
+        </w:rPr>
+        <w:t xml:space="preserve">Comenzar ahora</w:t>
+      </w:r>
+      <w:r>
+        <w:t xml:space="preserve">), los botones de la portada ocupan todo el ancho y, con la sesión iniciada, el menú lateral se abre con el botón ☰ de la esquina superior izquierda.</w:t>
       </w:r>
     </w:p>
     <w:p>
@@ -5244,7 +5421,7 @@
         <w:t xml:space="preserve"> </w:t>
       </w:r>
       <w:r>
-        <w:t xml:space="preserve">y el avance del servicio. Hacer clic en</w:t>
+        <w:t xml:space="preserve">y el avance del servicio. El avance queda en 0 % mientras la reserva está programada o confirmada, porque el lavado aún no ha empezado; sube cuando el operario inicia el servicio y llega a 100 % al finalizar. Hacer clic en</w:t>
       </w:r>
       <w:r>
         <w:t xml:space="preserve"> </w:t>
@@ -18033,7 +18210,7 @@
       <w:color w:themeColor="accent1" w:themeShade="BF" w:val="365F91"/>
     </w:rPr>
   </w:style>
-  <w:style w:customStyle="1" w:styleId="SourceCode" w:type="paragraph">
+  <w:style w:type="paragraph" w:customStyle="1" w:styleId="SourceCode">
     <w:name w:val="Source Code"/>
     <w:basedOn w:val="Normal"/>
     <w:link w:val="VerbatimChar"/>
@@ -18041,7 +18218,7 @@
       <w:wordWrap w:val="off"/>
     </w:pPr>
   </w:style>
-  <w:style w:customStyle="1" w:styleId="KeywordTok" w:type="character">
+  <w:style w:type="character" w:customStyle="1" w:styleId="KeywordTok">
     <w:name w:val="KeywordTok"/>
     <w:basedOn w:val="VerbatimChar"/>
     <w:rPr>
@@ -18049,77 +18226,77 @@
       <w:color w:val="007020"/>
     </w:rPr>
   </w:style>
-  <w:style w:customStyle="1" w:styleId="DataTypeTok" w:type="character">
+  <w:style w:type="character" w:customStyle="1" w:styleId="DataTypeTok">
     <w:name w:val="DataTypeTok"/>
     <w:basedOn w:val="VerbatimChar"/>
     <w:rPr>
       <w:color w:val="902000"/>
     </w:rPr>
   </w:style>
-  <w:style w:customStyle="1" w:styleId="DecValTok" w:type="character">
+  <w:style w:type="character" w:customStyle="1" w:styleId="DecValTok">
     <w:name w:val="DecValTok"/>
     <w:basedOn w:val="VerbatimChar"/>
     <w:rPr>
       <w:color w:val="40a070"/>
     </w:rPr>
   </w:style>
-  <w:style w:customStyle="1" w:styleId="BaseNTok" w:type="character">
+  <w:style w:type="character" w:customStyle="1" w:styleId="BaseNTok">
     <w:name w:val="BaseNTok"/>
     <w:basedOn w:val="VerbatimChar"/>
     <w:rPr>
       <w:color w:val="40a070"/>
     </w:rPr>
   </w:style>
-  <w:style w:customStyle="1" w:styleId="FloatTok" w:type="character">
+  <w:style w:type="character" w:customStyle="1" w:styleId="FloatTok">
     <w:name w:val="FloatTok"/>
     <w:basedOn w:val="VerbatimChar"/>
     <w:rPr>
       <w:color w:val="40a070"/>
     </w:rPr>
   </w:style>
-  <w:style w:customStyle="1" w:styleId="ConstantTok" w:type="character">
+  <w:style w:type="character" w:customStyle="1" w:styleId="ConstantTok">
     <w:name w:val="ConstantTok"/>
     <w:basedOn w:val="VerbatimChar"/>
     <w:rPr>
       <w:color w:val="880000"/>
     </w:rPr>
   </w:style>
-  <w:style w:customStyle="1" w:styleId="CharTok" w:type="character">
+  <w:style w:type="character" w:customStyle="1" w:styleId="CharTok">
     <w:name w:val="CharTok"/>
     <w:basedOn w:val="VerbatimChar"/>
     <w:rPr>
       <w:color w:val="4070a0"/>
     </w:rPr>
   </w:style>
-  <w:style w:customStyle="1" w:styleId="SpecialCharTok" w:type="character">
+  <w:style w:type="character" w:customStyle="1" w:styleId="SpecialCharTok">
     <w:name w:val="SpecialCharTok"/>
     <w:basedOn w:val="VerbatimChar"/>
     <w:rPr>
       <w:color w:val="4070a0"/>
     </w:rPr>
   </w:style>
-  <w:style w:customStyle="1" w:styleId="StringTok" w:type="character">
+  <w:style w:type="character" w:customStyle="1" w:styleId="StringTok">
     <w:name w:val="StringTok"/>
     <w:basedOn w:val="VerbatimChar"/>
     <w:rPr>
       <w:color w:val="4070a0"/>
     </w:rPr>
   </w:style>
-  <w:style w:customStyle="1" w:styleId="VerbatimStringTok" w:type="character">
+  <w:style w:type="character" w:customStyle="1" w:styleId="VerbatimStringTok">
     <w:name w:val="VerbatimStringTok"/>
     <w:basedOn w:val="VerbatimChar"/>
     <w:rPr>
       <w:color w:val="4070a0"/>
     </w:rPr>
   </w:style>
-  <w:style w:customStyle="1" w:styleId="SpecialStringTok" w:type="character">
+  <w:style w:type="character" w:customStyle="1" w:styleId="SpecialStringTok">
     <w:name w:val="SpecialStringTok"/>
     <w:basedOn w:val="VerbatimChar"/>
     <w:rPr>
       <w:color w:val="bb6688"/>
     </w:rPr>
   </w:style>
-  <w:style w:customStyle="1" w:styleId="ImportTok" w:type="character">
+  <w:style w:type="character" w:customStyle="1" w:styleId="ImportTok">
     <w:name w:val="ImportTok"/>
     <w:basedOn w:val="VerbatimChar"/>
     <w:rPr>
@@ -18127,7 +18304,7 @@
       <w:color w:val="008000"/>
     </w:rPr>
   </w:style>
-  <w:style w:customStyle="1" w:styleId="CommentTok" w:type="character">
+  <w:style w:type="character" w:customStyle="1" w:styleId="CommentTok">
     <w:name w:val="CommentTok"/>
     <w:basedOn w:val="VerbatimChar"/>
     <w:rPr>
@@ -18135,7 +18312,7 @@
       <w:color w:val="60a0b0"/>
     </w:rPr>
   </w:style>
-  <w:style w:customStyle="1" w:styleId="DocumentationTok" w:type="character">
+  <w:style w:type="character" w:customStyle="1" w:styleId="DocumentationTok">
     <w:name w:val="DocumentationTok"/>
     <w:basedOn w:val="VerbatimChar"/>
     <w:rPr>
@@ -18143,7 +18320,7 @@
       <w:color w:val="ba2121"/>
     </w:rPr>
   </w:style>
-  <w:style w:customStyle="1" w:styleId="AnnotationTok" w:type="character">
+  <w:style w:type="character" w:customStyle="1" w:styleId="AnnotationTok">
     <w:name w:val="AnnotationTok"/>
     <w:basedOn w:val="VerbatimChar"/>
     <w:rPr>
@@ -18152,7 +18329,7 @@
       <w:color w:val="60a0b0"/>
     </w:rPr>
   </w:style>
-  <w:style w:customStyle="1" w:styleId="CommentVarTok" w:type="character">
+  <w:style w:type="character" w:customStyle="1" w:styleId="CommentVarTok">
     <w:name w:val="CommentVarTok"/>
     <w:basedOn w:val="VerbatimChar"/>
     <w:rPr>
@@ -18161,28 +18338,28 @@
       <w:color w:val="60a0b0"/>
     </w:rPr>
   </w:style>
-  <w:style w:customStyle="1" w:styleId="OtherTok" w:type="character">
+  <w:style w:type="character" w:customStyle="1" w:styleId="OtherTok">
     <w:name w:val="OtherTok"/>
     <w:basedOn w:val="VerbatimChar"/>
     <w:rPr>
       <w:color w:val="007020"/>
     </w:rPr>
   </w:style>
-  <w:style w:customStyle="1" w:styleId="FunctionTok" w:type="character">
+  <w:style w:type="character" w:customStyle="1" w:styleId="FunctionTok">
     <w:name w:val="FunctionTok"/>
     <w:basedOn w:val="VerbatimChar"/>
     <w:rPr>
       <w:color w:val="06287e"/>
     </w:rPr>
   </w:style>
-  <w:style w:customStyle="1" w:styleId="VariableTok" w:type="character">
+  <w:style w:type="character" w:customStyle="1" w:styleId="VariableTok">
     <w:name w:val="VariableTok"/>
     <w:basedOn w:val="VerbatimChar"/>
     <w:rPr>
       <w:color w:val="19177c"/>
     </w:rPr>
   </w:style>
-  <w:style w:customStyle="1" w:styleId="ControlFlowTok" w:type="character">
+  <w:style w:type="character" w:customStyle="1" w:styleId="ControlFlowTok">
     <w:name w:val="ControlFlowTok"/>
     <w:basedOn w:val="VerbatimChar"/>
     <w:rPr>
@@ -18190,45 +18367,45 @@
       <w:color w:val="007020"/>
     </w:rPr>
   </w:style>
-  <w:style w:customStyle="1" w:styleId="OperatorTok" w:type="character">
+  <w:style w:type="character" w:customStyle="1" w:styleId="OperatorTok">
     <w:name w:val="OperatorTok"/>
     <w:basedOn w:val="VerbatimChar"/>
     <w:rPr>
       <w:color w:val="666666"/>
     </w:rPr>
   </w:style>
-  <w:style w:customStyle="1" w:styleId="BuiltInTok" w:type="character">
+  <w:style w:type="character" w:customStyle="1" w:styleId="BuiltInTok">
     <w:name w:val="BuiltInTok"/>
     <w:basedOn w:val="VerbatimChar"/>
     <w:rPr>
       <w:color w:val="008000"/>
     </w:rPr>
   </w:style>
-  <w:style w:customStyle="1" w:styleId="ExtensionTok" w:type="character">
+  <w:style w:type="character" w:customStyle="1" w:styleId="ExtensionTok">
     <w:name w:val="ExtensionTok"/>
     <w:basedOn w:val="VerbatimChar"/>
     <w:rPr/>
   </w:style>
-  <w:style w:customStyle="1" w:styleId="PreprocessorTok" w:type="character">
+  <w:style w:type="character" w:customStyle="1" w:styleId="PreprocessorTok">
     <w:name w:val="PreprocessorTok"/>
     <w:basedOn w:val="VerbatimChar"/>
     <w:rPr>
       <w:color w:val="bc7a00"/>
     </w:rPr>
   </w:style>
-  <w:style w:customStyle="1" w:styleId="AttributeTok" w:type="character">
+  <w:style w:type="character" w:customStyle="1" w:styleId="AttributeTok">
     <w:name w:val="AttributeTok"/>
     <w:basedOn w:val="VerbatimChar"/>
     <w:rPr>
       <w:color w:val="7d9029"/>
     </w:rPr>
   </w:style>
-  <w:style w:customStyle="1" w:styleId="RegionMarkerTok" w:type="character">
+  <w:style w:type="character" w:customStyle="1" w:styleId="RegionMarkerTok">
     <w:name w:val="RegionMarkerTok"/>
     <w:basedOn w:val="VerbatimChar"/>
     <w:rPr/>
   </w:style>
-  <w:style w:customStyle="1" w:styleId="InformationTok" w:type="character">
+  <w:style w:type="character" w:customStyle="1" w:styleId="InformationTok">
     <w:name w:val="InformationTok"/>
     <w:basedOn w:val="VerbatimChar"/>
     <w:rPr>
@@ -18237,7 +18414,7 @@
       <w:color w:val="60a0b0"/>
     </w:rPr>
   </w:style>
-  <w:style w:customStyle="1" w:styleId="WarningTok" w:type="character">
+  <w:style w:type="character" w:customStyle="1" w:styleId="WarningTok">
     <w:name w:val="WarningTok"/>
     <w:basedOn w:val="VerbatimChar"/>
     <w:rPr>
@@ -18246,7 +18423,7 @@
       <w:color w:val="60a0b0"/>
     </w:rPr>
   </w:style>
-  <w:style w:customStyle="1" w:styleId="AlertTok" w:type="character">
+  <w:style w:type="character" w:customStyle="1" w:styleId="AlertTok">
     <w:name w:val="AlertTok"/>
     <w:basedOn w:val="VerbatimChar"/>
     <w:rPr>
@@ -18254,7 +18431,7 @@
       <w:color w:val="ff0000"/>
     </w:rPr>
   </w:style>
-  <w:style w:customStyle="1" w:styleId="ErrorTok" w:type="character">
+  <w:style w:type="character" w:customStyle="1" w:styleId="ErrorTok">
     <w:name w:val="ErrorTok"/>
     <w:basedOn w:val="VerbatimChar"/>
     <w:rPr>
@@ -18262,7 +18439,7 @@
       <w:color w:val="ff0000"/>
     </w:rPr>
   </w:style>
-  <w:style w:customStyle="1" w:styleId="NormalTok" w:type="character">
+  <w:style w:type="character" w:customStyle="1" w:styleId="NormalTok">
     <w:name w:val="NormalTok"/>
     <w:basedOn w:val="VerbatimChar"/>
     <w:rPr/>

--- a/09_MANUALES/ES/WORD/09_Manual_De_Usuario.docx
+++ b/09_MANUALES/ES/WORD/09_Manual_De_Usuario.docx
@@ -438,6 +438,52 @@
             </w:pPr>
             <w:r>
               <w:t xml:space="preserve">Revisión contra el código del 17 de octubre de 2026. Se actualizó la pantalla de bienvenida (sección "Quiénes somos" sin cifras, nueva sección de preguntas frecuentes, pie de página sin redes sociales ni enlaces de contacto) y se describió cómo se adapta a celulares y tabletas. Se aclaró que el avance del próximo servicio queda en 0 % hasta que empieza el lavado y que el saludo del panel nombra al lavadero como Lavado Vehicular.</w:t>
+            </w:r>
+          </w:p>
+        </w:tc>
+        <w:tc>
+          <w:tcPr/>
+          <w:p>
+            <w:pPr>
+              <w:pStyle w:val="Compact"/>
+            </w:pPr>
+            <w:r>
+              <w:t xml:space="preserve">Equipo de desarrollo</w:t>
+            </w:r>
+          </w:p>
+        </w:tc>
+      </w:tr>
+      <w:tr>
+        <w:tc>
+          <w:tcPr/>
+          <w:p>
+            <w:pPr>
+              <w:pStyle w:val="Compact"/>
+            </w:pPr>
+            <w:r>
+              <w:t xml:space="preserve">4.2</w:t>
+            </w:r>
+          </w:p>
+        </w:tc>
+        <w:tc>
+          <w:tcPr/>
+          <w:p>
+            <w:pPr>
+              <w:pStyle w:val="Compact"/>
+            </w:pPr>
+            <w:r>
+              <w:t xml:space="preserve">2026-10-19</w:t>
+            </w:r>
+          </w:p>
+        </w:tc>
+        <w:tc>
+          <w:tcPr/>
+          <w:p>
+            <w:pPr>
+              <w:pStyle w:val="Compact"/>
+            </w:pPr>
+            <w:r>
+              <w:t xml:space="preserve">Las cuentas de administrador no tienen la opción Desactivar mi cuenta (preguntas frecuentes).</w:t>
             </w:r>
           </w:p>
         </w:tc>
@@ -15630,7 +15676,7 @@
         <w:t xml:space="preserve"> </w:t>
       </w:r>
       <w:r>
-        <w:t xml:space="preserve">desactiva la cuenta, no la borra: no podrá ingresar, pero su historial se conserva. Para reactivarla, contacte al administrador.</w:t>
+        <w:t xml:space="preserve">desactiva la cuenta, no la borra: no podrá ingresar, pero su historial se conserva. Para reactivarla, contacte al administrador. Las cuentas de administrador no tienen esta opción.</w:t>
       </w:r>
     </w:p>
     <w:bookmarkEnd w:id="173"/>
@@ -18210,7 +18256,7 @@
       <w:color w:themeColor="accent1" w:themeShade="BF" w:val="365F91"/>
     </w:rPr>
   </w:style>
-  <w:style w:type="paragraph" w:customStyle="1" w:styleId="SourceCode">
+  <w:style w:customStyle="1" w:styleId="SourceCode" w:type="paragraph">
     <w:name w:val="Source Code"/>
     <w:basedOn w:val="Normal"/>
     <w:link w:val="VerbatimChar"/>
@@ -18218,7 +18264,7 @@
       <w:wordWrap w:val="off"/>
     </w:pPr>
   </w:style>
-  <w:style w:type="character" w:customStyle="1" w:styleId="KeywordTok">
+  <w:style w:customStyle="1" w:styleId="KeywordTok" w:type="character">
     <w:name w:val="KeywordTok"/>
     <w:basedOn w:val="VerbatimChar"/>
     <w:rPr>
@@ -18226,77 +18272,77 @@
       <w:color w:val="007020"/>
     </w:rPr>
   </w:style>
-  <w:style w:type="character" w:customStyle="1" w:styleId="DataTypeTok">
+  <w:style w:customStyle="1" w:styleId="DataTypeTok" w:type="character">
     <w:name w:val="DataTypeTok"/>
     <w:basedOn w:val="VerbatimChar"/>
     <w:rPr>
       <w:color w:val="902000"/>
     </w:rPr>
   </w:style>
-  <w:style w:type="character" w:customStyle="1" w:styleId="DecValTok">
+  <w:style w:customStyle="1" w:styleId="DecValTok" w:type="character">
     <w:name w:val="DecValTok"/>
     <w:basedOn w:val="VerbatimChar"/>
     <w:rPr>
       <w:color w:val="40a070"/>
     </w:rPr>
   </w:style>
-  <w:style w:type="character" w:customStyle="1" w:styleId="BaseNTok">
+  <w:style w:customStyle="1" w:styleId="BaseNTok" w:type="character">
     <w:name w:val="BaseNTok"/>
     <w:basedOn w:val="VerbatimChar"/>
     <w:rPr>
       <w:color w:val="40a070"/>
     </w:rPr>
   </w:style>
-  <w:style w:type="character" w:customStyle="1" w:styleId="FloatTok">
+  <w:style w:customStyle="1" w:styleId="FloatTok" w:type="character">
     <w:name w:val="FloatTok"/>
     <w:basedOn w:val="VerbatimChar"/>
     <w:rPr>
       <w:color w:val="40a070"/>
     </w:rPr>
   </w:style>
-  <w:style w:type="character" w:customStyle="1" w:styleId="ConstantTok">
+  <w:style w:customStyle="1" w:styleId="ConstantTok" w:type="character">
     <w:name w:val="ConstantTok"/>
     <w:basedOn w:val="VerbatimChar"/>
     <w:rPr>
       <w:color w:val="880000"/>
     </w:rPr>
   </w:style>
-  <w:style w:type="character" w:customStyle="1" w:styleId="CharTok">
+  <w:style w:customStyle="1" w:styleId="CharTok" w:type="character">
     <w:name w:val="CharTok"/>
     <w:basedOn w:val="VerbatimChar"/>
     <w:rPr>
       <w:color w:val="4070a0"/>
     </w:rPr>
   </w:style>
-  <w:style w:type="character" w:customStyle="1" w:styleId="SpecialCharTok">
+  <w:style w:customStyle="1" w:styleId="SpecialCharTok" w:type="character">
     <w:name w:val="SpecialCharTok"/>
     <w:basedOn w:val="VerbatimChar"/>
     <w:rPr>
       <w:color w:val="4070a0"/>
     </w:rPr>
   </w:style>
-  <w:style w:type="character" w:customStyle="1" w:styleId="StringTok">
+  <w:style w:customStyle="1" w:styleId="StringTok" w:type="character">
     <w:name w:val="StringTok"/>
     <w:basedOn w:val="VerbatimChar"/>
     <w:rPr>
       <w:color w:val="4070a0"/>
     </w:rPr>
   </w:style>
-  <w:style w:type="character" w:customStyle="1" w:styleId="VerbatimStringTok">
+  <w:style w:customStyle="1" w:styleId="VerbatimStringTok" w:type="character">
     <w:name w:val="VerbatimStringTok"/>
     <w:basedOn w:val="VerbatimChar"/>
     <w:rPr>
       <w:color w:val="4070a0"/>
     </w:rPr>
   </w:style>
-  <w:style w:type="character" w:customStyle="1" w:styleId="SpecialStringTok">
+  <w:style w:customStyle="1" w:styleId="SpecialStringTok" w:type="character">
     <w:name w:val="SpecialStringTok"/>
     <w:basedOn w:val="VerbatimChar"/>
     <w:rPr>
       <w:color w:val="bb6688"/>
     </w:rPr>
   </w:style>
-  <w:style w:type="character" w:customStyle="1" w:styleId="ImportTok">
+  <w:style w:customStyle="1" w:styleId="ImportTok" w:type="character">
     <w:name w:val="ImportTok"/>
     <w:basedOn w:val="VerbatimChar"/>
     <w:rPr>
@@ -18304,7 +18350,7 @@
       <w:color w:val="008000"/>
     </w:rPr>
   </w:style>
-  <w:style w:type="character" w:customStyle="1" w:styleId="CommentTok">
+  <w:style w:customStyle="1" w:styleId="CommentTok" w:type="character">
     <w:name w:val="CommentTok"/>
     <w:basedOn w:val="VerbatimChar"/>
     <w:rPr>
@@ -18312,7 +18358,7 @@
       <w:color w:val="60a0b0"/>
     </w:rPr>
   </w:style>
-  <w:style w:type="character" w:customStyle="1" w:styleId="DocumentationTok">
+  <w:style w:customStyle="1" w:styleId="DocumentationTok" w:type="character">
     <w:name w:val="DocumentationTok"/>
     <w:basedOn w:val="VerbatimChar"/>
     <w:rPr>
@@ -18320,7 +18366,7 @@
       <w:color w:val="ba2121"/>
     </w:rPr>
   </w:style>
-  <w:style w:type="character" w:customStyle="1" w:styleId="AnnotationTok">
+  <w:style w:customStyle="1" w:styleId="AnnotationTok" w:type="character">
     <w:name w:val="AnnotationTok"/>
     <w:basedOn w:val="VerbatimChar"/>
     <w:rPr>
@@ -18329,7 +18375,7 @@
       <w:color w:val="60a0b0"/>
     </w:rPr>
   </w:style>
-  <w:style w:type="character" w:customStyle="1" w:styleId="CommentVarTok">
+  <w:style w:customStyle="1" w:styleId="CommentVarTok" w:type="character">
     <w:name w:val="CommentVarTok"/>
     <w:basedOn w:val="VerbatimChar"/>
     <w:rPr>
@@ -18338,28 +18384,28 @@
       <w:color w:val="60a0b0"/>
     </w:rPr>
   </w:style>
-  <w:style w:type="character" w:customStyle="1" w:styleId="OtherTok">
+  <w:style w:customStyle="1" w:styleId="OtherTok" w:type="character">
     <w:name w:val="OtherTok"/>
     <w:basedOn w:val="VerbatimChar"/>
     <w:rPr>
       <w:color w:val="007020"/>
     </w:rPr>
   </w:style>
-  <w:style w:type="character" w:customStyle="1" w:styleId="FunctionTok">
+  <w:style w:customStyle="1" w:styleId="FunctionTok" w:type="character">
     <w:name w:val="FunctionTok"/>
     <w:basedOn w:val="VerbatimChar"/>
     <w:rPr>
       <w:color w:val="06287e"/>
     </w:rPr>
   </w:style>
-  <w:style w:type="character" w:customStyle="1" w:styleId="VariableTok">
+  <w:style w:customStyle="1" w:styleId="VariableTok" w:type="character">
     <w:name w:val="VariableTok"/>
     <w:basedOn w:val="VerbatimChar"/>
     <w:rPr>
       <w:color w:val="19177c"/>
     </w:rPr>
   </w:style>
-  <w:style w:type="character" w:customStyle="1" w:styleId="ControlFlowTok">
+  <w:style w:customStyle="1" w:styleId="ControlFlowTok" w:type="character">
     <w:name w:val="ControlFlowTok"/>
     <w:basedOn w:val="VerbatimChar"/>
     <w:rPr>
@@ -18367,45 +18413,45 @@
       <w:color w:val="007020"/>
     </w:rPr>
   </w:style>
-  <w:style w:type="character" w:customStyle="1" w:styleId="OperatorTok">
+  <w:style w:customStyle="1" w:styleId="OperatorTok" w:type="character">
     <w:name w:val="OperatorTok"/>
     <w:basedOn w:val="VerbatimChar"/>
     <w:rPr>
       <w:color w:val="666666"/>
     </w:rPr>
   </w:style>
-  <w:style w:type="character" w:customStyle="1" w:styleId="BuiltInTok">
+  <w:style w:customStyle="1" w:styleId="BuiltInTok" w:type="character">
     <w:name w:val="BuiltInTok"/>
     <w:basedOn w:val="VerbatimChar"/>
     <w:rPr>
       <w:color w:val="008000"/>
     </w:rPr>
   </w:style>
-  <w:style w:type="character" w:customStyle="1" w:styleId="ExtensionTok">
+  <w:style w:customStyle="1" w:styleId="ExtensionTok" w:type="character">
     <w:name w:val="ExtensionTok"/>
     <w:basedOn w:val="VerbatimChar"/>
     <w:rPr/>
   </w:style>
-  <w:style w:type="character" w:customStyle="1" w:styleId="PreprocessorTok">
+  <w:style w:customStyle="1" w:styleId="PreprocessorTok" w:type="character">
     <w:name w:val="PreprocessorTok"/>
     <w:basedOn w:val="VerbatimChar"/>
     <w:rPr>
       <w:color w:val="bc7a00"/>
     </w:rPr>
   </w:style>
-  <w:style w:type="character" w:customStyle="1" w:styleId="AttributeTok">
+  <w:style w:customStyle="1" w:styleId="AttributeTok" w:type="character">
     <w:name w:val="AttributeTok"/>
     <w:basedOn w:val="VerbatimChar"/>
     <w:rPr>
       <w:color w:val="7d9029"/>
     </w:rPr>
   </w:style>
-  <w:style w:type="character" w:customStyle="1" w:styleId="RegionMarkerTok">
+  <w:style w:customStyle="1" w:styleId="RegionMarkerTok" w:type="character">
     <w:name w:val="RegionMarkerTok"/>
     <w:basedOn w:val="VerbatimChar"/>
     <w:rPr/>
   </w:style>
-  <w:style w:type="character" w:customStyle="1" w:styleId="InformationTok">
+  <w:style w:customStyle="1" w:styleId="InformationTok" w:type="character">
     <w:name w:val="InformationTok"/>
     <w:basedOn w:val="VerbatimChar"/>
     <w:rPr>
@@ -18414,7 +18460,7 @@
       <w:color w:val="60a0b0"/>
     </w:rPr>
   </w:style>
-  <w:style w:type="character" w:customStyle="1" w:styleId="WarningTok">
+  <w:style w:customStyle="1" w:styleId="WarningTok" w:type="character">
     <w:name w:val="WarningTok"/>
     <w:basedOn w:val="VerbatimChar"/>
     <w:rPr>
@@ -18423,7 +18469,7 @@
       <w:color w:val="60a0b0"/>
     </w:rPr>
   </w:style>
-  <w:style w:type="character" w:customStyle="1" w:styleId="AlertTok">
+  <w:style w:customStyle="1" w:styleId="AlertTok" w:type="character">
     <w:name w:val="AlertTok"/>
     <w:basedOn w:val="VerbatimChar"/>
     <w:rPr>
@@ -18431,7 +18477,7 @@
       <w:color w:val="ff0000"/>
     </w:rPr>
   </w:style>
-  <w:style w:type="character" w:customStyle="1" w:styleId="ErrorTok">
+  <w:style w:customStyle="1" w:styleId="ErrorTok" w:type="character">
     <w:name w:val="ErrorTok"/>
     <w:basedOn w:val="VerbatimChar"/>
     <w:rPr>
@@ -18439,7 +18485,7 @@
       <w:color w:val="ff0000"/>
     </w:rPr>
   </w:style>
-  <w:style w:type="character" w:customStyle="1" w:styleId="NormalTok">
+  <w:style w:customStyle="1" w:styleId="NormalTok" w:type="character">
     <w:name w:val="NormalTok"/>
     <w:basedOn w:val="VerbatimChar"/>
     <w:rPr/>

--- a/09_MANUALES/ES/WORD/09_Manual_De_Usuario.docx
+++ b/09_MANUALES/ES/WORD/09_Manual_De_Usuario.docx
@@ -499,6 +499,52 @@
           </w:p>
         </w:tc>
       </w:tr>
+      <w:tr>
+        <w:tc>
+          <w:tcPr/>
+          <w:p>
+            <w:pPr>
+              <w:pStyle w:val="Compact"/>
+            </w:pPr>
+            <w:r>
+              <w:t xml:space="preserve">4.3</w:t>
+            </w:r>
+          </w:p>
+        </w:tc>
+        <w:tc>
+          <w:tcPr/>
+          <w:p>
+            <w:pPr>
+              <w:pStyle w:val="Compact"/>
+            </w:pPr>
+            <w:r>
+              <w:t xml:space="preserve">2026-10-19</w:t>
+            </w:r>
+          </w:p>
+        </w:tc>
+        <w:tc>
+          <w:tcPr/>
+          <w:p>
+            <w:pPr>
+              <w:pStyle w:val="Compact"/>
+            </w:pPr>
+            <w:r>
+              <w:t xml:space="preserve">Capturas tomadas de nuevo el 19 de octubre de 2026 (fecha en los paneles, calendarios sin días pasados y resumen de la reserva).</w:t>
+            </w:r>
+          </w:p>
+        </w:tc>
+        <w:tc>
+          <w:tcPr/>
+          <w:p>
+            <w:pPr>
+              <w:pStyle w:val="Compact"/>
+            </w:pPr>
+            <w:r>
+              <w:t xml:space="preserve">Equipo de desarrollo</w:t>
+            </w:r>
+          </w:p>
+        </w:tc>
+      </w:tr>
     </w:tbl>
     <w:p>
       <w:pPr>
@@ -2380,7 +2426,7 @@
       <w:r>
         <w:drawing>
           <wp:inline>
-            <wp:extent cx="5334000" cy="13030423"/>
+            <wp:extent cx="5334000" cy="16474484"/>
             <wp:effectExtent b="0" l="0" r="0" t="0"/>
             <wp:docPr descr="Pantalla de Bienvenida del Sistema" title="" id="34" name="Picture"/>
             <a:graphic>
@@ -2401,7 +2447,7 @@
                   <pic:spPr bwMode="auto">
                     <a:xfrm>
                       <a:off x="0" y="0"/>
-                      <a:ext cx="5334000" cy="13030423"/>
+                      <a:ext cx="5334000" cy="16474484"/>
                     </a:xfrm>
                     <a:prstGeom prst="rect">
                       <a:avLst/>
@@ -6178,7 +6224,7 @@
       <w:r>
         <w:drawing>
           <wp:inline>
-            <wp:extent cx="5334000" cy="4743450"/>
+            <wp:extent cx="5334000" cy="4819650"/>
             <wp:effectExtent b="0" l="0" r="0" t="0"/>
             <wp:docPr descr="Formulario para Registrar un Vehículo" title="" id="80" name="Picture"/>
             <a:graphic>
@@ -6199,7 +6245,7 @@
                   <pic:spPr bwMode="auto">
                     <a:xfrm>
                       <a:off x="0" y="0"/>
-                      <a:ext cx="5334000" cy="4743450"/>
+                      <a:ext cx="5334000" cy="4819650"/>
                     </a:xfrm>
                     <a:prstGeom prst="rect">
                       <a:avLst/>
@@ -6458,7 +6504,7 @@
         <w:t xml:space="preserve"> </w:t>
       </w:r>
       <w:r>
-        <w:t xml:space="preserve">elegir la fecha y luego una de las horas libres que aparecen en</w:t>
+        <w:t xml:space="preserve">elegir la fecha (el calendario no deja escoger días pasados) y luego una de las horas libres que aparecen en</w:t>
       </w:r>
       <w:r>
         <w:t xml:space="preserve"> </w:t>
@@ -6797,7 +6843,7 @@
       <w:r>
         <w:drawing>
           <wp:inline>
-            <wp:extent cx="5334000" cy="4541319"/>
+            <wp:extent cx="5334000" cy="4623320"/>
             <wp:effectExtent b="0" l="0" r="0" t="0"/>
             <wp:docPr descr="Reservar un Lavado, Paso 3 y Resumen" title="" id="87" name="Picture"/>
             <a:graphic>
@@ -6818,7 +6864,7 @@
                   <pic:spPr bwMode="auto">
                     <a:xfrm>
                       <a:off x="0" y="0"/>
-                      <a:ext cx="5334000" cy="4541319"/>
+                      <a:ext cx="5334000" cy="4623320"/>
                     </a:xfrm>
                     <a:prstGeom prst="rect">
                       <a:avLst/>
@@ -6868,7 +6914,7 @@
       <w:r>
         <w:drawing>
           <wp:inline>
-            <wp:extent cx="4318000" cy="7950200"/>
+            <wp:extent cx="4318000" cy="7975600"/>
             <wp:effectExtent b="0" l="0" r="0" t="0"/>
             <wp:docPr descr="Confirmación de la Reserva" title="" id="90" name="Picture"/>
             <a:graphic>
@@ -6889,7 +6935,7 @@
                   <pic:spPr bwMode="auto">
                     <a:xfrm>
                       <a:off x="0" y="0"/>
-                      <a:ext cx="4318000" cy="7950200"/>
+                      <a:ext cx="4318000" cy="7975600"/>
                     </a:xfrm>
                     <a:prstGeom prst="rect">
                       <a:avLst/>
@@ -7596,7 +7642,7 @@
       <w:r>
         <w:drawing>
           <wp:inline>
-            <wp:extent cx="4927600" cy="3175000"/>
+            <wp:extent cx="4927600" cy="3200400"/>
             <wp:effectExtent b="0" l="0" r="0" t="0"/>
             <wp:docPr descr="Confirmación de la Cancelación de una Reserva" title="" id="94" name="Picture"/>
             <a:graphic>
@@ -7617,7 +7663,7 @@
                   <pic:spPr bwMode="auto">
                     <a:xfrm>
                       <a:off x="0" y="0"/>
-                      <a:ext cx="4927600" cy="3175000"/>
+                      <a:ext cx="4927600" cy="3200400"/>
                     </a:xfrm>
                     <a:prstGeom prst="rect">
                       <a:avLst/>
@@ -8859,7 +8905,7 @@
       <w:r>
         <w:drawing>
           <wp:inline>
-            <wp:extent cx="5334000" cy="5123139"/>
+            <wp:extent cx="5334000" cy="5181711"/>
             <wp:effectExtent b="0" l="0" r="0" t="0"/>
             <wp:docPr descr="Código QR y Carga del Comprobante" title="" id="101" name="Picture"/>
             <a:graphic>
@@ -8880,7 +8926,7 @@
                   <pic:spPr bwMode="auto">
                     <a:xfrm>
                       <a:off x="0" y="0"/>
-                      <a:ext cx="5334000" cy="5123139"/>
+                      <a:ext cx="5334000" cy="5181711"/>
                     </a:xfrm>
                     <a:prstGeom prst="rect">
                       <a:avLst/>
@@ -10394,7 +10440,7 @@
       <w:r>
         <w:drawing>
           <wp:inline>
-            <wp:extent cx="5334000" cy="3365964"/>
+            <wp:extent cx="5334000" cy="3397203"/>
             <wp:effectExtent b="0" l="0" r="0" t="0"/>
             <wp:docPr descr="Perfil del Usuario" title="" id="116" name="Picture"/>
             <a:graphic>
@@ -10415,7 +10461,7 @@
                   <pic:spPr bwMode="auto">
                     <a:xfrm>
                       <a:off x="0" y="0"/>
-                      <a:ext cx="5334000" cy="3365964"/>
+                      <a:ext cx="5334000" cy="3397203"/>
                     </a:xfrm>
                     <a:prstGeom prst="rect">
                       <a:avLst/>

--- a/09_MANUALES/ES/WORD/09_Manual_De_Usuario.docx
+++ b/09_MANUALES/ES/WORD/09_Manual_De_Usuario.docx
@@ -530,6 +530,81 @@
             </w:pPr>
             <w:r>
               <w:t xml:space="preserve">Capturas tomadas de nuevo el 19 de octubre de 2026 (fecha en los paneles, calendarios sin días pasados y resumen de la reserva).</w:t>
+            </w:r>
+          </w:p>
+        </w:tc>
+        <w:tc>
+          <w:tcPr/>
+          <w:p>
+            <w:pPr>
+              <w:pStyle w:val="Compact"/>
+            </w:pPr>
+            <w:r>
+              <w:t xml:space="preserve">Equipo de desarrollo</w:t>
+            </w:r>
+          </w:p>
+        </w:tc>
+      </w:tr>
+      <w:tr>
+        <w:tc>
+          <w:tcPr/>
+          <w:p>
+            <w:pPr>
+              <w:pStyle w:val="Compact"/>
+            </w:pPr>
+            <w:r>
+              <w:t xml:space="preserve">4.4</w:t>
+            </w:r>
+          </w:p>
+        </w:tc>
+        <w:tc>
+          <w:tcPr/>
+          <w:p>
+            <w:pPr>
+              <w:pStyle w:val="Compact"/>
+            </w:pPr>
+            <w:r>
+              <w:t xml:space="preserve">2026-10-20</w:t>
+            </w:r>
+          </w:p>
+        </w:tc>
+        <w:tc>
+          <w:tcPr/>
+          <w:p>
+            <w:pPr>
+              <w:pStyle w:val="Compact"/>
+            </w:pPr>
+            <w:r>
+              <w:t xml:space="preserve">El historial del cliente y el del operario van de la reserva más reciente a la más antigua y abren el detalle al hacer clic, con los botones</w:t>
+            </w:r>
+            <w:r>
+              <w:t xml:space="preserve"> </w:t>
+            </w:r>
+            <w:r>
+              <w:rPr>
+                <w:b/>
+                <w:bCs/>
+              </w:rPr>
+              <w:t xml:space="preserve">Ir al pago</w:t>
+            </w:r>
+            <w:r>
+              <w:t xml:space="preserve"> </w:t>
+            </w:r>
+            <w:r>
+              <w:t xml:space="preserve">e</w:t>
+            </w:r>
+            <w:r>
+              <w:t xml:space="preserve"> </w:t>
+            </w:r>
+            <w:r>
+              <w:rPr>
+                <w:b/>
+                <w:bCs/>
+              </w:rPr>
+              <w:t xml:space="preserve">Ir a calificaciones</w:t>
+            </w:r>
+            <w:r>
+              <w:t xml:space="preserve">. Las notificaciones abren su detalle al hacer clic, con un botón para ir al apartado de donde viene el aviso. Con el pago aprobado, la pantalla de pago solo muestra el resumen.</w:t>
             </w:r>
           </w:p>
         </w:tc>
@@ -7156,7 +7231,7 @@
         </w:numPr>
       </w:pPr>
       <w:r>
-        <w:t xml:space="preserve">Hacer clic en</w:t>
+        <w:t xml:space="preserve">En el Dashboard, hacer clic en</w:t>
       </w:r>
       <w:r>
         <w:t xml:space="preserve"> </w:t>
@@ -7172,7 +7247,20 @@
         <w:t xml:space="preserve"> </w:t>
       </w:r>
       <w:r>
-        <w:t xml:space="preserve">para consultar el servicio, el vehículo, la fecha, la hora, el operario asignado y el estado.</w:t>
+        <w:t xml:space="preserve">para consultar el servicio, el vehículo, la fecha, la hora, el operario asignado y el estado. En el</w:t>
+      </w:r>
+      <w:r>
+        <w:t xml:space="preserve"> </w:t>
+      </w:r>
+      <w:r>
+        <w:rPr>
+          <w:b/>
+          <w:bCs/>
+        </w:rPr>
+        <w:t xml:space="preserve">Historial</w:t>
+      </w:r>
+      <w:r>
+        <w:t xml:space="preserve">, hacer clic en la tarjeta de la reserva para ver su detalle (sección 10.1.6).</w:t>
       </w:r>
     </w:p>
     <w:p>
@@ -8533,6 +8621,47 @@
         </w:numPr>
       </w:pPr>
       <w:r>
+        <w:t xml:space="preserve">Cuando el pago queda aprobado, la pantalla</w:t>
+      </w:r>
+      <w:r>
+        <w:t xml:space="preserve"> </w:t>
+      </w:r>
+      <w:r>
+        <w:rPr>
+          <w:b/>
+          <w:bCs/>
+        </w:rPr>
+        <w:t xml:space="preserve">Pagar servicio</w:t>
+      </w:r>
+      <w:r>
+        <w:t xml:space="preserve"> </w:t>
+      </w:r>
+      <w:r>
+        <w:t xml:space="preserve">de esa reserva solo muestra el resumen: desaparecen el método de pago, el código QR, la carga del comprobante y el botón</w:t>
+      </w:r>
+      <w:r>
+        <w:t xml:space="preserve"> </w:t>
+      </w:r>
+      <w:r>
+        <w:rPr>
+          <w:b/>
+          <w:bCs/>
+        </w:rPr>
+        <w:t xml:space="preserve">Ya realicé el pago</w:t>
+      </w:r>
+      <w:r>
+        <w:t xml:space="preserve">, y el cupón usado (si lo hay) ya no se puede quitar.</w:t>
+      </w:r>
+    </w:p>
+    <w:p>
+      <w:pPr>
+        <w:pStyle w:val="Compact"/>
+        <w:numPr>
+          <w:ilvl w:val="0"/>
+          <w:numId w:val="1022"/>
+        </w:numPr>
+      </w:pPr>
+      <w:r>
         <w:t xml:space="preserve">Un cupón se acepta solo si está activo, está dentro de sus fechas y el cliente alcanzó los puntos que exige; se puede canjear una vez por reserva. El sistema responde "Ese cupón no existe.", "Ese cupón no está vigente o todavía no acumulas los puntos necesarios." o "Ya canjeaste este cupón en esta reserva." Un canje exitoso envía un aviso y un correo de confirmación.</w:t>
       </w:r>
     </w:p>
@@ -9108,7 +9237,7 @@
         <w:t xml:space="preserve">Historial</w:t>
       </w:r>
       <w:r>
-        <w:t xml:space="preserve">.</w:t>
+        <w:t xml:space="preserve">. Las reservas aparecen de la más reciente a la más antigua.</w:t>
       </w:r>
     </w:p>
     <w:p>
@@ -9348,6 +9477,50 @@
       </w:r>
       <w:r>
         <w:t xml:space="preserve">aparece solo cuando la reserva se puede pagar (estado pagable, sin un pago aprobado y sin uno pendiente o en revisión).</w:t>
+      </w:r>
+    </w:p>
+    <w:p>
+      <w:pPr>
+        <w:pStyle w:val="Compact"/>
+        <w:numPr>
+          <w:ilvl w:val="0"/>
+          <w:numId w:val="1023"/>
+        </w:numPr>
+      </w:pPr>
+      <w:r>
+        <w:t xml:space="preserve">Hacer clic en la tarjeta para abrir el</w:t>
+      </w:r>
+      <w:r>
+        <w:t xml:space="preserve"> </w:t>
+      </w:r>
+      <w:r>
+        <w:rPr>
+          <w:b/>
+          <w:bCs/>
+        </w:rPr>
+        <w:t xml:space="preserve">Detalle de la reserva</w:t>
+      </w:r>
+      <w:r>
+        <w:t xml:space="preserve"> </w:t>
+      </w:r>
+      <w:r>
+        <w:t xml:space="preserve">(servicios, fecha y hora, vehículo, total, estado del pago y calificación). El botón</w:t>
+      </w:r>
+      <w:r>
+        <w:t xml:space="preserve"> </w:t>
+      </w:r>
+      <w:r>
+        <w:rPr>
+          <w:b/>
+          <w:bCs/>
+        </w:rPr>
+        <w:t xml:space="preserve">Ir al pago</w:t>
+      </w:r>
+      <w:r>
+        <w:t xml:space="preserve"> </w:t>
+      </w:r>
+      <w:r>
+        <w:t xml:space="preserve">lleva a la pantalla de pago de esa reserva; no aparece en las reservas canceladas o en las que el cliente no asistió.</w:t>
       </w:r>
     </w:p>
     <w:p>
@@ -9846,7 +10019,65 @@
         </w:numPr>
       </w:pPr>
       <w:r>
-        <w:t xml:space="preserve">Abrir una notificación para leerla completa; queda marcada como leída.</w:t>
+        <w:t xml:space="preserve">Hacer clic en una notificación (o en</w:t>
+      </w:r>
+      <w:r>
+        <w:t xml:space="preserve"> </w:t>
+      </w:r>
+      <w:r>
+        <w:rPr>
+          <w:b/>
+          <w:bCs/>
+        </w:rPr>
+        <w:t xml:space="preserve">Ver detalle</w:t>
+      </w:r>
+      <w:r>
+        <w:t xml:space="preserve">) para leerla completa; queda marcada como leída. Si el aviso pertenece a un apartado, el detalle trae un botón para ir allí:</w:t>
+      </w:r>
+      <w:r>
+        <w:t xml:space="preserve"> </w:t>
+      </w:r>
+      <w:r>
+        <w:rPr>
+          <w:b/>
+          <w:bCs/>
+        </w:rPr>
+        <w:t xml:space="preserve">Ir al historial</w:t>
+      </w:r>
+      <w:r>
+        <w:t xml:space="preserve"> </w:t>
+      </w:r>
+      <w:r>
+        <w:t xml:space="preserve">(reservas, pagos, servicio e informe de inspección) o</w:t>
+      </w:r>
+      <w:r>
+        <w:t xml:space="preserve"> </w:t>
+      </w:r>
+      <w:r>
+        <w:rPr>
+          <w:b/>
+          <w:bCs/>
+        </w:rPr>
+        <w:t xml:space="preserve">Ir al inicio</w:t>
+      </w:r>
+      <w:r>
+        <w:t xml:space="preserve"> </w:t>
+      </w:r>
+      <w:r>
+        <w:t xml:space="preserve">(bienvenida, puntos y cupones); en el operario,</w:t>
+      </w:r>
+      <w:r>
+        <w:t xml:space="preserve"> </w:t>
+      </w:r>
+      <w:r>
+        <w:rPr>
+          <w:b/>
+          <w:bCs/>
+        </w:rPr>
+        <w:t xml:space="preserve">Ir a servicios asignados</w:t>
+      </w:r>
+      <w:r>
+        <w:t xml:space="preserve">.</w:t>
       </w:r>
     </w:p>
     <w:p>
@@ -12780,6 +13011,19 @@
         <w:t xml:space="preserve">Marcar todo como leído</w:t>
       </w:r>
       <w:r>
+        <w:t xml:space="preserve">. Al hacer clic en uno de estos avisos se abre su detalle con el botón</w:t>
+      </w:r>
+      <w:r>
+        <w:t xml:space="preserve"> </w:t>
+      </w:r>
+      <w:r>
+        <w:rPr>
+          <w:b/>
+          <w:bCs/>
+        </w:rPr>
+        <w:t xml:space="preserve">Ir a servicios asignados</w:t>
+      </w:r>
+      <w:r>
         <w:t xml:space="preserve">.</w:t>
       </w:r>
     </w:p>
@@ -13152,6 +13396,50 @@
     </w:p>
     <w:p>
       <w:pPr>
+        <w:pStyle w:val="Compact"/>
+        <w:numPr>
+          <w:ilvl w:val="0"/>
+          <w:numId w:val="1030"/>
+        </w:numPr>
+      </w:pPr>
+      <w:r>
+        <w:t xml:space="preserve">Hacer clic en un servicio para ver su detalle. Si el cliente lo calificó, el botón</w:t>
+      </w:r>
+      <w:r>
+        <w:t xml:space="preserve"> </w:t>
+      </w:r>
+      <w:r>
+        <w:rPr>
+          <w:b/>
+          <w:bCs/>
+        </w:rPr>
+        <w:t xml:space="preserve">Ir a calificaciones</w:t>
+      </w:r>
+      <w:r>
+        <w:t xml:space="preserve"> </w:t>
+      </w:r>
+      <w:r>
+        <w:t xml:space="preserve">lleva a</w:t>
+      </w:r>
+      <w:r>
+        <w:t xml:space="preserve"> </w:t>
+      </w:r>
+      <w:r>
+        <w:rPr>
+          <w:b/>
+          <w:bCs/>
+        </w:rPr>
+        <w:t xml:space="preserve">Calificaciones recibidas</w:t>
+      </w:r>
+      <w:r>
+        <w:t xml:space="preserve"> </w:t>
+      </w:r>
+      <w:r>
+        <w:t xml:space="preserve">(sección 10.2.6).</w:t>
+      </w:r>
+    </w:p>
+    <w:p>
+      <w:pPr>
         <w:pStyle w:val="FirstParagraph"/>
       </w:pPr>
       <w:r>
@@ -13165,7 +13453,7 @@
         <w:t xml:space="preserve"> </w:t>
       </w:r>
       <w:r>
-        <w:t xml:space="preserve">El operario consulta el trabajo realizado y el estado final de cada servicio.</w:t>
+        <w:t xml:space="preserve">El operario consulta el trabajo realizado, del más reciente al más antiguo, y el estado final de cada servicio.</w:t>
       </w:r>
     </w:p>
     <w:p>

--- a/09_MANUALES/ES/WORD/09_Manual_De_Usuario.docx
+++ b/09_MANUALES/ES/WORD/09_Manual_De_Usuario.docx
@@ -2,7 +2,7 @@
 <file path=word/document.xml><?xml version="1.0" encoding="utf-8"?>
 <w:document xmlns:w="http://schemas.openxmlformats.org/wordprocessingml/2006/main" xmlns:m="http://schemas.openxmlformats.org/officeDocument/2006/math" xmlns:r="http://schemas.openxmlformats.org/officeDocument/2006/relationships" xmlns:o="urn:schemas-microsoft-com:office:office" xmlns:v="urn:schemas-microsoft-com:vml" xmlns:w10="urn:schemas-microsoft-com:office:word" xmlns:a="http://schemas.openxmlformats.org/drawingml/2006/main" xmlns:pic="http://schemas.openxmlformats.org/drawingml/2006/picture" xmlns:wp="http://schemas.openxmlformats.org/drawingml/2006/wordprocessingDrawing">
   <w:body>
-    <w:bookmarkStart w:id="184" w:name="manual-de-usuario"/>
+    <w:bookmarkStart w:id="186" w:name="manual-de-usuario"/>
     <w:p>
       <w:pPr>
         <w:pStyle w:val="Heading1"/>
@@ -64,15 +64,15 @@
         <w:pStyle w:val="BodyText"/>
       </w:pPr>
       <w:r>
-        <w:t xml:space="preserve">17 de octubre de 2026</w:t>
-      </w:r>
-    </w:p>
-    <w:p>
-      <w:pPr>
-        <w:pStyle w:val="BodyText"/>
-      </w:pPr>
-      <w:r>
-        <w:t xml:space="preserve">Tipo de manual: Manual de usuario (roles Cliente y Operario) · Versión 4.1</w:t>
+        <w:t xml:space="preserve">21 de octubre de 2026</w:t>
+      </w:r>
+    </w:p>
+    <w:p>
+      <w:pPr>
+        <w:pStyle w:val="BodyText"/>
+      </w:pPr>
+      <w:r>
+        <w:t xml:space="preserve">Tipo de manual: Manual de usuario (roles Cliente y Operario) · Versión 4.6</w:t>
       </w:r>
     </w:p>
     <w:bookmarkStart w:id="20" w:name="control-de-versiones"/>
@@ -620,6 +620,114 @@
           </w:p>
         </w:tc>
       </w:tr>
+      <w:tr>
+        <w:tc>
+          <w:tcPr/>
+          <w:p>
+            <w:pPr>
+              <w:pStyle w:val="Compact"/>
+            </w:pPr>
+            <w:r>
+              <w:t xml:space="preserve">4.5</w:t>
+            </w:r>
+          </w:p>
+        </w:tc>
+        <w:tc>
+          <w:tcPr/>
+          <w:p>
+            <w:pPr>
+              <w:pStyle w:val="Compact"/>
+            </w:pPr>
+            <w:r>
+              <w:t xml:space="preserve">2026-10-21</w:t>
+            </w:r>
+          </w:p>
+        </w:tc>
+        <w:tc>
+          <w:tcPr/>
+          <w:p>
+            <w:pPr>
+              <w:pStyle w:val="Compact"/>
+            </w:pPr>
+            <w:r>
+              <w:t xml:space="preserve">Revisión contra el código del 21 de octubre de 2026: el comprobante se reduce a menos de 2 MB antes de enviarlo y el QR se amplía con</w:t>
+            </w:r>
+            <w:r>
+              <w:t xml:space="preserve"> </w:t>
+            </w:r>
+            <w:r>
+              <w:rPr>
+                <w:b/>
+                <w:bCs/>
+              </w:rPr>
+              <w:t xml:space="preserve">Ampliar QR</w:t>
+            </w:r>
+            <w:r>
+              <w:t xml:space="preserve"> </w:t>
+            </w:r>
+            <w:r>
+              <w:t xml:space="preserve">(sección 10.1.5); Efectivo solo aparece si el lavadero tiene activa esa cuenta; las reservas que nadie inicia se cierran solas una hora después de su hora de fin (Tabla 7, sección 10.2.3 y preguntas frecuentes); al cerrar sesión, las demás pestañas también salen (sección 12); la aplicación móvil pide instalar el APK nuevo cuando se publica (sección 6.2). Se corrigieron la fecha y la versión de la portada.</w:t>
+            </w:r>
+          </w:p>
+        </w:tc>
+        <w:tc>
+          <w:tcPr/>
+          <w:p>
+            <w:pPr>
+              <w:pStyle w:val="Compact"/>
+            </w:pPr>
+            <w:r>
+              <w:t xml:space="preserve">Equipo de desarrollo</w:t>
+            </w:r>
+          </w:p>
+        </w:tc>
+      </w:tr>
+      <w:tr>
+        <w:tc>
+          <w:tcPr/>
+          <w:p>
+            <w:pPr>
+              <w:pStyle w:val="Compact"/>
+            </w:pPr>
+            <w:r>
+              <w:t xml:space="preserve">4.6</w:t>
+            </w:r>
+          </w:p>
+        </w:tc>
+        <w:tc>
+          <w:tcPr/>
+          <w:p>
+            <w:pPr>
+              <w:pStyle w:val="Compact"/>
+            </w:pPr>
+            <w:r>
+              <w:t xml:space="preserve">2026-10-21</w:t>
+            </w:r>
+          </w:p>
+        </w:tc>
+        <w:tc>
+          <w:tcPr/>
+          <w:p>
+            <w:pPr>
+              <w:pStyle w:val="Compact"/>
+            </w:pPr>
+            <w:r>
+              <w:t xml:space="preserve">Cambio de la regla de las reservas que terminan sin registrarse, revisada por el equipo la noche del 21 de octubre: solo la reserva confirmada que nunca tuvo operario pasa sola a No asistió; si tenía operario, el operario recibe el aviso "¿Atendiste este servicio?" y el administrador la cierra (Tabla 7, secciones 10.2.3 y 10.2.4 y preguntas frecuentes). La agenda y los servicios asignados ya no muestran reservas canceladas ni en No asistió.</w:t>
+            </w:r>
+          </w:p>
+        </w:tc>
+        <w:tc>
+          <w:tcPr/>
+          <w:p>
+            <w:pPr>
+              <w:pStyle w:val="Compact"/>
+            </w:pPr>
+            <w:r>
+              <w:t xml:space="preserve">Equipo de desarrollo</w:t>
+            </w:r>
+          </w:p>
+        </w:tc>
+      </w:tr>
     </w:tbl>
     <w:p>
       <w:pPr>
@@ -1606,7 +1714,7 @@
         </w:numPr>
       </w:pPr>
       <w:r>
-        <w:t xml:space="preserve">La aplicación móvil Android (React Native con Expo), que ofrece módulos equivalentes para los tres roles. Se descarga desde la página de inicio de la web con el botón de descarga o el código QR; este manual documenta solo la versión web.</w:t>
+        <w:t xml:space="preserve">La aplicación móvil Android (React Native con Expo), que ofrece módulos equivalentes para los tres roles. Se descarga desde la página de inicio de la web con el botón de descarga o el código QR; este manual documenta solo la versión web. Desde el 21 de octubre de 2026, cuando el lavadero publica una versión nueva del APK, la aplicación muestra una pantalla que pide descargarla e instalarla antes de seguir.</w:t>
       </w:r>
     </w:p>
     <w:p>
@@ -7629,7 +7737,7 @@
               <w:pStyle w:val="Compact"/>
             </w:pPr>
             <w:r>
-              <w:t xml:space="preserve">La reserva fue anulada por el cliente o por el lavadero.</w:t>
+              <w:t xml:space="preserve">La reserva fue anulada por el cliente o por el lavadero, o el sistema la cerró porque pasó una hora de su fin sin confirmarse.</w:t>
             </w:r>
           </w:p>
         </w:tc>
@@ -7664,7 +7772,7 @@
               <w:pStyle w:val="Compact"/>
             </w:pPr>
             <w:r>
-              <w:t xml:space="preserve">El cliente no llegó al turno reservado.</w:t>
+              <w:t xml:space="preserve">El cliente no llegó al turno reservado y el lavadero lo registró así. Si la reserva confirmada nunca tuvo operario, el sistema la marca así una hora después de su hora de fin.</w:t>
             </w:r>
           </w:p>
         </w:tc>
@@ -8001,7 +8109,7 @@
               <w:pStyle w:val="Compact"/>
             </w:pPr>
             <w:r>
-              <w:t xml:space="preserve">Se paga en el lavadero al recibir el servicio. No se muestra código QR.</w:t>
+              <w:t xml:space="preserve">Se paga en el lavadero al recibir el servicio. No se muestra código QR. Solo aparece si el lavadero tiene activa la cuenta de efectivo.</w:t>
             </w:r>
           </w:p>
         </w:tc>
@@ -8033,7 +8141,7 @@
         <w:t xml:space="preserve"> </w:t>
       </w:r>
       <w:r>
-        <w:t xml:space="preserve">Los métodos digitales que se muestran dependen de las cuentas de pago que el administrador mantenga activas.</w:t>
+        <w:t xml:space="preserve">Los métodos que se muestran, incluido Efectivo, dependen de las cuentas de pago que el administrador mantenga activas.</w:t>
       </w:r>
     </w:p>
     <w:p>
@@ -8384,7 +8492,55 @@
         <w:t xml:space="preserve">Monto a pagar</w:t>
       </w:r>
       <w:r>
-        <w:t xml:space="preserve">.</w:t>
+        <w:t xml:space="preserve">. Si el código es difícil de leer,</w:t>
+      </w:r>
+      <w:r>
+        <w:t xml:space="preserve"> </w:t>
+      </w:r>
+      <w:r>
+        <w:rPr>
+          <w:b/>
+          <w:bCs/>
+        </w:rPr>
+        <w:t xml:space="preserve">Ampliar QR</w:t>
+      </w:r>
+      <w:r>
+        <w:t xml:space="preserve"> </w:t>
+      </w:r>
+      <w:r>
+        <w:t xml:space="preserve">lo muestra más grande, con</w:t>
+      </w:r>
+      <w:r>
+        <w:t xml:space="preserve"> </w:t>
+      </w:r>
+      <w:r>
+        <w:rPr>
+          <w:b/>
+          <w:bCs/>
+        </w:rPr>
+        <w:t xml:space="preserve">Acercar</w:t>
+      </w:r>
+      <w:r>
+        <w:t xml:space="preserve"> </w:t>
+      </w:r>
+      <w:r>
+        <w:t xml:space="preserve">y</w:t>
+      </w:r>
+      <w:r>
+        <w:t xml:space="preserve"> </w:t>
+      </w:r>
+      <w:r>
+        <w:rPr>
+          <w:b/>
+          <w:bCs/>
+        </w:rPr>
+        <w:t xml:space="preserve">Alejar</w:t>
+      </w:r>
+      <w:r>
+        <w:t xml:space="preserve"> </w:t>
+      </w:r>
+      <w:r>
+        <w:t xml:space="preserve">(también con la rueda del mouse o con doble clic).</w:t>
       </w:r>
     </w:p>
     <w:p>
@@ -8409,7 +8565,7 @@
         <w:t xml:space="preserve">Confirma tu pago</w:t>
       </w:r>
       <w:r>
-        <w:t xml:space="preserve">, arrastrar la imagen del comprobante o hacer clic para buscarla (JPG o PNG, máximo 10 MB).</w:t>
+        <w:t xml:space="preserve">, arrastrar la imagen del comprobante o hacer clic para buscarla (JPG o PNG de hasta 10 MB). La página la reduce a menos de 2 MB antes de enviarla; mientras tanto muestra "Preparando el comprobante...".</w:t>
       </w:r>
     </w:p>
     <w:p>
@@ -8598,6 +8754,18 @@
       </w:pPr>
       <w:r>
         <w:t xml:space="preserve">Si el administrador rechaza el pago, el cliente puede reportarlo de nuevo con un comprobante correcto.</w:t>
+      </w:r>
+    </w:p>
+    <w:p>
+      <w:pPr>
+        <w:pStyle w:val="Compact"/>
+        <w:numPr>
+          <w:ilvl w:val="0"/>
+          <w:numId w:val="1022"/>
+        </w:numPr>
+      </w:pPr>
+      <w:r>
+        <w:t xml:space="preserve">Si la imagen no se puede reducir a menos de 2 MB, aparece "No pudimos reducir la imagen a menos de 2 MB. Prueba con una captura de pantalla del comprobante."</w:t>
       </w:r>
     </w:p>
     <w:p>
@@ -12609,7 +12777,36 @@
         <w:t xml:space="preserve"> </w:t>
       </w:r>
       <w:r>
-        <w:t xml:space="preserve">El servicio se puede iniciar desde 15 minutos antes de la hora reservada. El operario solo puede actualizar los servicios que tiene asignados.</w:t>
+        <w:t xml:space="preserve">El servicio se puede iniciar desde 15 minutos antes de la hora reservada. El operario solo puede actualizar los servicios que tiene asignados. Cada servicio se debe registrar con</w:t>
+      </w:r>
+      <w:r>
+        <w:t xml:space="preserve"> </w:t>
+      </w:r>
+      <w:r>
+        <w:rPr>
+          <w:b/>
+          <w:bCs/>
+        </w:rPr>
+        <w:t xml:space="preserve">Iniciar</w:t>
+      </w:r>
+      <w:r>
+        <w:t xml:space="preserve"> </w:t>
+      </w:r>
+      <w:r>
+        <w:t xml:space="preserve">y</w:t>
+      </w:r>
+      <w:r>
+        <w:t xml:space="preserve"> </w:t>
+      </w:r>
+      <w:r>
+        <w:rPr>
+          <w:b/>
+          <w:bCs/>
+        </w:rPr>
+        <w:t xml:space="preserve">Finalizar</w:t>
+      </w:r>
+      <w:r>
+        <w:t xml:space="preserve">, aunque se haga tarde: si la hora del servicio ya pasó, todavía se puede iniciar y finalizar ese mismo día, y cuentan las horas reales. Si un servicio asignado no se inició cuando terminó su hora, o se inició y no se finalizó una hora después de su hora de fin, el operario recibe el aviso "¿Atendiste este servicio?" y el administrador ve la reserva en su lista de reservas por cerrar; si ya no es posible registrarlo, el operario le informa al administrador si atendió o no el vehículo, y el administrador lo cierra. La agenda y la lista de servicios asignados no muestran las reservas canceladas ni las que quedaron en No asistió.</w:t>
       </w:r>
     </w:p>
     <w:p>
@@ -12966,7 +13163,7 @@
         <w:pStyle w:val="FirstParagraph"/>
       </w:pPr>
       <w:r>
-        <w:t xml:space="preserve">Las notificaciones del operario funcionan como las del cliente (sección 10.1.7). Los avisos más frecuentes son un nuevo servicio asignado, un servicio movido a otra hora, un servicio cancelado y un servicio reasignado a otro operario. Estos avisos al personal llegan a la bandeja y como notificación push, nunca por correo. El operario los abre con</w:t>
+        <w:t xml:space="preserve">Las notificaciones del operario funcionan como las del cliente (sección 10.1.7). Los avisos más frecuentes son un nuevo servicio asignado, un servicio movido a otra hora, un servicio cancelado y un servicio reasignado a otro operario. Desde el 21 de octubre de 2026 también llega el aviso "¿Atendiste este servicio?" cuando un servicio terminó su hora y no se inició o no se finalizó (una sola vez por reserva; sección 10.2.3). Estos avisos al personal llegan a la bandeja y como notificación push, nunca por correo. El operario los abre con</w:t>
       </w:r>
       <w:r>
         <w:t xml:space="preserve"> </w:t>
@@ -14772,7 +14969,7 @@
               <w:pStyle w:val="Compact"/>
             </w:pPr>
             <w:r>
-              <w:t xml:space="preserve">Terminó la sesión de una hora.</w:t>
+              <w:t xml:space="preserve">Terminó la sesión de una hora, o la sesión se cerró (por ejemplo, porque el administrador desactivó la cuenta).</w:t>
             </w:r>
           </w:p>
         </w:tc>
@@ -15239,6 +15436,41 @@
             </w:pPr>
             <w:r>
               <w:t xml:space="preserve">Adjuntar una imagen válida.</w:t>
+            </w:r>
+          </w:p>
+        </w:tc>
+      </w:tr>
+      <w:tr>
+        <w:tc>
+          <w:tcPr/>
+          <w:p>
+            <w:pPr>
+              <w:pStyle w:val="Compact"/>
+            </w:pPr>
+            <w:r>
+              <w:t xml:space="preserve">No pudimos reducir la imagen a menos de 2 MB. Prueba con una captura de pantalla del comprobante.</w:t>
+            </w:r>
+          </w:p>
+        </w:tc>
+        <w:tc>
+          <w:tcPr/>
+          <w:p>
+            <w:pPr>
+              <w:pStyle w:val="Compact"/>
+            </w:pPr>
+            <w:r>
+              <w:t xml:space="preserve">La foto del comprobante es demasiado pesada aun después de reducirla.</w:t>
+            </w:r>
+          </w:p>
+        </w:tc>
+        <w:tc>
+          <w:tcPr/>
+          <w:p>
+            <w:pPr>
+              <w:pStyle w:val="Compact"/>
+            </w:pPr>
+            <w:r>
+              <w:t xml:space="preserve">Adjuntar una captura de pantalla del comprobante.</w:t>
             </w:r>
           </w:p>
         </w:tc>
@@ -15618,6 +15850,14 @@
     <w:p>
       <w:pPr>
         <w:pStyle w:val="FirstParagraph"/>
+      </w:pPr>
+      <w:r>
+        <w:t xml:space="preserve">Al cerrar sesión, las demás pestañas del mismo navegador también vuelven a la pantalla de inicio de sesión, y si en una pestaña se entra con otra cuenta, las otras se recargan con esa cuenta. Desde el 21 de octubre de 2026 la sesión cerrada tampoco sirve en el servidor, aunque alguien hubiera copiado su acceso.</w:t>
+      </w:r>
+    </w:p>
+    <w:p>
+      <w:pPr>
+        <w:pStyle w:val="BodyText"/>
       </w:pPr>
       <w:r>
         <w:rPr>
@@ -15687,7 +15927,7 @@
       </w:r>
     </w:p>
     <w:bookmarkEnd w:id="158"/>
-    <w:bookmarkStart w:id="175" w:name="Xf910ca678986d15045638a6d2c742a7d5deabf2"/>
+    <w:bookmarkStart w:id="177" w:name="Xf910ca678986d15045638a6d2c742a7d5deabf2"/>
     <w:p>
       <w:pPr>
         <w:pStyle w:val="Heading2"/>
@@ -15854,12 +16094,30 @@
       </w:r>
     </w:p>
     <w:bookmarkEnd w:id="165"/>
-    <w:bookmarkStart w:id="166" w:name="cómo-pago-mi-servicio"/>
+    <w:bookmarkStart w:id="166" w:name="qué-pasa-si-no-llego-a-mi-reserva"/>
     <w:p>
       <w:pPr>
         <w:pStyle w:val="Heading5"/>
       </w:pPr>
       <w:r>
+        <w:t xml:space="preserve">¿Qué pasa si no llego a mi reserva?</w:t>
+      </w:r>
+    </w:p>
+    <w:p>
+      <w:pPr>
+        <w:pStyle w:val="FirstParagraph"/>
+      </w:pPr>
+      <w:r>
+        <w:t xml:space="preserve">El lavadero registra la reserva como No asistió. Si la reserva no tenía operario asignado, el sistema la marca así una hora después de la hora de fin. Si ya había pagado, contacte al lavadero: el reembolso lo decide el administrador.</w:t>
+      </w:r>
+    </w:p>
+    <w:bookmarkEnd w:id="166"/>
+    <w:bookmarkStart w:id="167" w:name="cómo-pago-mi-servicio"/>
+    <w:p>
+      <w:pPr>
+        <w:pStyle w:val="Heading5"/>
+      </w:pPr>
+      <w:r>
         <w:t xml:space="preserve">¿Cómo pago mi servicio?</w:t>
       </w:r>
     </w:p>
@@ -15868,11 +16126,11 @@
         <w:pStyle w:val="FirstParagraph"/>
       </w:pPr>
       <w:r>
-        <w:t xml:space="preserve">En Pagar servicio, elija el método. Con Nequi, Daviplata o Transferencia, escanee el código QR, transfiera el monto exacto y adjunte el comprobante con la referencia de la transacción; con Efectivo, pague en el lavadero.</w:t>
-      </w:r>
-    </w:p>
-    <w:bookmarkEnd w:id="166"/>
-    <w:bookmarkStart w:id="167" w:name="Xa400369ccdedad642878da0d2855923d027f5d9"/>
+        <w:t xml:space="preserve">En Pagar servicio, elija el método. Con Nequi, Daviplata o Transferencia, escanee el código QR, transfiera el monto exacto y adjunte el comprobante con la referencia de la transacción; con Efectivo (si el lavadero lo tiene activo), pague en el lavadero.</w:t>
+      </w:r>
+    </w:p>
+    <w:bookmarkEnd w:id="167"/>
+    <w:bookmarkStart w:id="168" w:name="Xa400369ccdedad642878da0d2855923d027f5d9"/>
     <w:p>
       <w:pPr>
         <w:pStyle w:val="Heading5"/>
@@ -15889,8 +16147,8 @@
         <w:t xml:space="preserve">No. El sistema no solicita ni guarda datos de tarjetas.</w:t>
       </w:r>
     </w:p>
-    <w:bookmarkEnd w:id="167"/>
-    <w:bookmarkStart w:id="168" w:name="por-qué-mi-pago-aparece-en-revisión"/>
+    <w:bookmarkEnd w:id="168"/>
+    <w:bookmarkStart w:id="169" w:name="por-qué-mi-pago-aparece-en-revisión"/>
     <w:p>
       <w:pPr>
         <w:pStyle w:val="Heading5"/>
@@ -15907,8 +16165,8 @@
         <w:t xml:space="preserve">Porque un administrador debe verificar que el dinero llegó a la cuenta del lavadero. Cuando lo apruebe o lo rechace, usted recibirá una notificación y un correo; también puede consultar el estado en el Historial.</w:t>
       </w:r>
     </w:p>
-    <w:bookmarkEnd w:id="168"/>
-    <w:bookmarkStart w:id="169" w:name="puedo-usar-un-código-de-promoción"/>
+    <w:bookmarkEnd w:id="169"/>
+    <w:bookmarkStart w:id="170" w:name="puedo-usar-un-código-de-promoción"/>
     <w:p>
       <w:pPr>
         <w:pStyle w:val="Heading5"/>
@@ -15925,8 +16183,8 @@
         <w:t xml:space="preserve">Sí. Cuando sus puntos desbloquean un cupón, usted recibe un aviso con su código. En Pagar servicio, escríbalo en Código del cupón y haga clic en Aplicar antes de confirmar el pago.</w:t>
       </w:r>
     </w:p>
-    <w:bookmarkEnd w:id="169"/>
-    <w:bookmarkStart w:id="170" w:name="cómo-gano-puntos-de-fidelización"/>
+    <w:bookmarkEnd w:id="170"/>
+    <w:bookmarkStart w:id="171" w:name="cómo-gano-puntos-de-fidelización"/>
     <w:p>
       <w:pPr>
         <w:pStyle w:val="Heading5"/>
@@ -15943,8 +16201,8 @@
         <w:t xml:space="preserve">Cada servicio suma los puntos que aparecen al reservar ("Suma N puntos"). Los puntos se acreditan cuando el administrador aprueba el pago de la reserva, y su progreso se ve en el panel. Los puntos no se gastan: desbloquean cupones.</w:t>
       </w:r>
     </w:p>
-    <w:bookmarkEnd w:id="170"/>
-    <w:bookmarkStart w:id="171" w:name="cómo-califico-un-servicio"/>
+    <w:bookmarkEnd w:id="171"/>
+    <w:bookmarkStart w:id="172" w:name="cómo-califico-un-servicio"/>
     <w:p>
       <w:pPr>
         <w:pStyle w:val="Heading5"/>
@@ -15961,8 +16219,8 @@
         <w:t xml:space="preserve">Cuando la reserva esté Completada, abra el Historial, haga clic en "Calificar Servicio", elija de una a cinco estrellas y, si lo desea, escriba un comentario. Cada reserva se puede calificar una sola vez.</w:t>
       </w:r>
     </w:p>
-    <w:bookmarkEnd w:id="171"/>
-    <w:bookmarkStart w:id="172" w:name="puedo-cambiar-el-idioma-o-los-colores"/>
+    <w:bookmarkEnd w:id="172"/>
+    <w:bookmarkStart w:id="173" w:name="puedo-cambiar-el-idioma-o-los-colores"/>
     <w:p>
       <w:pPr>
         <w:pStyle w:val="Heading5"/>
@@ -15979,8 +16237,8 @@
         <w:t xml:space="preserve">Sí. En Configuración puede elegir español, inglés, francés o portugués y uno de cuatro temas de color; la elección se guarda en su cuenta.</w:t>
       </w:r>
     </w:p>
-    <w:bookmarkEnd w:id="172"/>
-    <w:bookmarkStart w:id="173" w:name="puedo-eliminar-o-desactivar-mi-cuenta"/>
+    <w:bookmarkEnd w:id="173"/>
+    <w:bookmarkStart w:id="174" w:name="puedo-eliminar-o-desactivar-mi-cuenta"/>
     <w:p>
       <w:pPr>
         <w:pStyle w:val="Heading5"/>
@@ -16013,8 +16271,8 @@
         <w:t xml:space="preserve">desactiva la cuenta, no la borra: no podrá ingresar, pero su historial se conserva. Para reactivarla, contacte al administrador. Las cuentas de administrador no tienen esta opción.</w:t>
       </w:r>
     </w:p>
-    <w:bookmarkEnd w:id="173"/>
-    <w:bookmarkStart w:id="174" w:name="X30c37db94ebb54899b47fa333c3a9ab3ff5cda3"/>
+    <w:bookmarkEnd w:id="174"/>
+    <w:bookmarkStart w:id="175" w:name="X30c37db94ebb54899b47fa333c3a9ab3ff5cda3"/>
     <w:p>
       <w:pPr>
         <w:pStyle w:val="Heading5"/>
@@ -16031,9 +16289,56 @@
         <w:t xml:space="preserve">Un servicio solo se puede iniciar el día de la reserva, solo si está asignado a usted y solo cuando no tiene otro servicio en curso. Si el servicio es suyo y el problema continúa, informe al administrador.</w:t>
       </w:r>
     </w:p>
-    <w:bookmarkEnd w:id="174"/>
     <w:bookmarkEnd w:id="175"/>
-    <w:bookmarkStart w:id="176" w:name="X0da19bed606ac5b85df44bb666d43cc5fe8dad2"/>
+    <w:bookmarkStart w:id="176" w:name="Xb697bc15d0de4dfb802fe3a219c2c39a5a87b37"/>
+    <w:p>
+      <w:pPr>
+        <w:pStyle w:val="Heading5"/>
+      </w:pPr>
+      <w:r>
+        <w:t xml:space="preserve">Atendí un vehículo y olvidé marcar Iniciar. ¿Qué hago?</w:t>
+      </w:r>
+    </w:p>
+    <w:p>
+      <w:pPr>
+        <w:pStyle w:val="FirstParagraph"/>
+      </w:pPr>
+      <w:r>
+        <w:t xml:space="preserve">Si todavía es el mismo día, abra el servicio y márquelo con</w:t>
+      </w:r>
+      <w:r>
+        <w:t xml:space="preserve"> </w:t>
+      </w:r>
+      <w:r>
+        <w:rPr>
+          <w:b/>
+          <w:bCs/>
+        </w:rPr>
+        <w:t xml:space="preserve">Iniciar</w:t>
+      </w:r>
+      <w:r>
+        <w:t xml:space="preserve"> </w:t>
+      </w:r>
+      <w:r>
+        <w:t xml:space="preserve">y luego con</w:t>
+      </w:r>
+      <w:r>
+        <w:t xml:space="preserve"> </w:t>
+      </w:r>
+      <w:r>
+        <w:rPr>
+          <w:b/>
+          <w:bCs/>
+        </w:rPr>
+        <w:t xml:space="preserve">Finalizar</w:t>
+      </w:r>
+      <w:r>
+        <w:t xml:space="preserve">; el sistema lo acepta aunque sea tarde. Si ya no puede hacerlo, informe al administrador que el vehículo sí se atendió, para que cierre la reserva como atendida y no como No asistió.</w:t>
+      </w:r>
+    </w:p>
+    <w:bookmarkEnd w:id="176"/>
+    <w:bookmarkEnd w:id="177"/>
+    <w:bookmarkStart w:id="178" w:name="X0da19bed606ac5b85df44bb666d43cc5fe8dad2"/>
     <w:p>
       <w:pPr>
         <w:pStyle w:val="Heading2"/>
@@ -16530,8 +16835,8 @@
         <w:t xml:space="preserve">Basado en el glosario de la documentación del proyecto.</w:t>
       </w:r>
     </w:p>
-    <w:bookmarkEnd w:id="176"/>
-    <w:bookmarkStart w:id="180" w:name="referencias"/>
+    <w:bookmarkEnd w:id="178"/>
+    <w:bookmarkStart w:id="182" w:name="referencias"/>
     <w:p>
       <w:pPr>
         <w:pStyle w:val="Heading2"/>
@@ -16563,7 +16868,7 @@
       <w:r>
         <w:t xml:space="preserve"> </w:t>
       </w:r>
-      <w:hyperlink r:id="rId177">
+      <w:hyperlink r:id="rId179">
         <w:r>
           <w:rPr>
             <w:rStyle w:val="Hyperlink"/>
@@ -16598,7 +16903,7 @@
       <w:r>
         <w:t xml:space="preserve"> </w:t>
       </w:r>
-      <w:hyperlink r:id="rId178">
+      <w:hyperlink r:id="rId180">
         <w:r>
           <w:rPr>
             <w:rStyle w:val="Hyperlink"/>
@@ -16633,7 +16938,7 @@
       <w:r>
         <w:t xml:space="preserve"> </w:t>
       </w:r>
-      <w:hyperlink r:id="rId179">
+      <w:hyperlink r:id="rId181">
         <w:r>
           <w:rPr>
             <w:rStyle w:val="Hyperlink"/>
@@ -16666,8 +16971,8 @@
         <w:t xml:space="preserve">[Material de formación no publicado]. Programa Tecnólogo en Análisis y Desarrollo de Software.</w:t>
       </w:r>
     </w:p>
-    <w:bookmarkEnd w:id="180"/>
-    <w:bookmarkStart w:id="183" w:name="X255ced412c2df704acebb526f0726616a787b49"/>
+    <w:bookmarkEnd w:id="182"/>
+    <w:bookmarkStart w:id="185" w:name="X255ced412c2df704acebb526f0726616a787b49"/>
     <w:p>
       <w:pPr>
         <w:pStyle w:val="Heading2"/>
@@ -16676,7 +16981,7 @@
         <w:t xml:space="preserve">15. Anexos</w:t>
       </w:r>
     </w:p>
-    <w:bookmarkStart w:id="181" w:name="anexo-a-origen-de-las-capturas"/>
+    <w:bookmarkStart w:id="183" w:name="anexo-a-origen-de-las-capturas"/>
     <w:p>
       <w:pPr>
         <w:pStyle w:val="Heading3"/>
@@ -16732,8 +17037,8 @@
         <w:t xml:space="preserve">.</w:t>
       </w:r>
     </w:p>
-    <w:bookmarkEnd w:id="181"/>
-    <w:bookmarkStart w:id="182" w:name="X34afeeb88a72e7f3d88bff03b64d75d94b908ab"/>
+    <w:bookmarkEnd w:id="183"/>
+    <w:bookmarkStart w:id="184" w:name="X34afeeb88a72e7f3d88bff03b64d75d94b908ab"/>
     <w:p>
       <w:pPr>
         <w:pStyle w:val="Heading3"/>
@@ -17038,9 +17343,9 @@
         <w:t xml:space="preserve">Adaptado de la lista de verificación de la guía para elaborar manuales de software (SENA, 2026).</w:t>
       </w:r>
     </w:p>
-    <w:bookmarkEnd w:id="182"/>
-    <w:bookmarkEnd w:id="183"/>
     <w:bookmarkEnd w:id="184"/>
+    <w:bookmarkEnd w:id="185"/>
+    <w:bookmarkEnd w:id="186"/>
     <w:sectPr>
       <w:footnotePr>
         <w:numRestart w:val="eachSect"/>

--- a/09_MANUALES/ES/WORD/09_Manual_De_Usuario.docx
+++ b/09_MANUALES/ES/WORD/09_Manual_De_Usuario.docx
@@ -72,7 +72,7 @@
         <w:pStyle w:val="BodyText"/>
       </w:pPr>
       <w:r>
-        <w:t xml:space="preserve">Tipo de manual: Manual de usuario (roles Cliente y Operario, en la web y en la aplicación móvil) · Versión 4.10</w:t>
+        <w:t xml:space="preserve">Tipo de manual: Manual de usuario (roles Cliente y Operario, en la web y en la aplicación móvil) · Versión 4.11</w:t>
       </w:r>
     </w:p>
     <w:bookmarkStart w:id="9" w:name="control-de-versiones"/>
@@ -993,6 +993,68 @@
             </w:r>
             <w:r>
               <w:t xml:space="preserve">ya se publicó (10.3.4).</w:t>
+            </w:r>
+          </w:p>
+        </w:tc>
+        <w:tc>
+          <w:tcPr/>
+          <w:p>
+            <w:pPr>
+              <w:pStyle w:val="Compact"/>
+            </w:pPr>
+            <w:r>
+              <w:t xml:space="preserve">Equipo de desarrollo</w:t>
+            </w:r>
+          </w:p>
+        </w:tc>
+      </w:tr>
+      <w:tr>
+        <w:tc>
+          <w:tcPr/>
+          <w:p>
+            <w:pPr>
+              <w:pStyle w:val="Compact"/>
+            </w:pPr>
+            <w:r>
+              <w:t xml:space="preserve">4.11</w:t>
+            </w:r>
+          </w:p>
+        </w:tc>
+        <w:tc>
+          <w:tcPr/>
+          <w:p>
+            <w:pPr>
+              <w:pStyle w:val="Compact"/>
+            </w:pPr>
+            <w:r>
+              <w:t xml:space="preserve">2026-10-26</w:t>
+            </w:r>
+          </w:p>
+        </w:tc>
+        <w:tc>
+          <w:tcPr/>
+          <w:p>
+            <w:pPr>
+              <w:pStyle w:val="Compact"/>
+            </w:pPr>
+            <w:r>
+              <w:t xml:space="preserve">Aplicación móvil 1.1.1: APK</w:t>
+            </w:r>
+            <w:r>
+              <w:t xml:space="preserve"> </w:t>
+            </w:r>
+            <w:r>
+              <w:rPr>
+                <w:i/>
+                <w:iCs/>
+              </w:rPr>
+              <w:t xml:space="preserve">versionCode</w:t>
+            </w:r>
+            <w:r>
+              <w:t xml:space="preserve"> </w:t>
+            </w:r>
+            <w:r>
+              <w:t xml:space="preserve">6 y actualización por internet publicados el 26 de octubre de 2026 (10.3 y 10.3.4).</w:t>
             </w:r>
           </w:p>
         </w:tc>
@@ -14874,7 +14936,23 @@
         <w:pStyle w:val="FirstParagraph"/>
       </w:pPr>
       <w:r>
-        <w:t xml:space="preserve">La aplicación LavaRapidoVehicular (versión 1.1.0, paquete</w:t>
+        <w:t xml:space="preserve">La aplicación LavaRapidoVehicular (versión 1.1.1, APK</w:t>
+      </w:r>
+      <w:r>
+        <w:t xml:space="preserve"> </w:t>
+      </w:r>
+      <w:r>
+        <w:rPr>
+          <w:i/>
+          <w:iCs/>
+        </w:rPr>
+        <w:t xml:space="preserve">versionCode</w:t>
+      </w:r>
+      <w:r>
+        <w:t xml:space="preserve"> </w:t>
+      </w:r>
+      <w:r>
+        <w:t xml:space="preserve">6 publicado el 26 de octubre de 2026, paquete</w:t>
       </w:r>
       <w:r>
         <w:t xml:space="preserve"> </w:t>
@@ -15992,7 +16070,7 @@
         <w:t xml:space="preserve"> </w:t>
       </w:r>
       <w:r>
-        <w:t xml:space="preserve">lleva a pagar con el plazo; con efectivo, muestra el resumen y que se paga en el lavadero (sección 10.1.3). El cambio está en la versión</w:t>
+        <w:t xml:space="preserve">lleva a pagar con el plazo; con efectivo, muestra el resumen y que se paga en el lavadero (sección 10.1.3). El cambio está en la app desde</w:t>
       </w:r>
       <w:r>
         <w:t xml:space="preserve"> </w:t>
@@ -16005,10 +16083,23 @@
         <w:t xml:space="preserve">v1.1.0</w:t>
       </w:r>
       <w:r>
-        <w:t xml:space="preserve"> </w:t>
-      </w:r>
-      <w:r>
-        <w:t xml:space="preserve">de la app, publicada el 26 de octubre de 2026.</w:t>
+        <w:t xml:space="preserve">; el 26 de octubre de 2026 se publicó el APK</w:t>
+      </w:r>
+      <w:r>
+        <w:t xml:space="preserve"> </w:t>
+      </w:r>
+      <w:r>
+        <w:rPr>
+          <w:i/>
+          <w:iCs/>
+        </w:rPr>
+        <w:t xml:space="preserve">versionCode</w:t>
+      </w:r>
+      <w:r>
+        <w:t xml:space="preserve"> </w:t>
+      </w:r>
+      <w:r>
+        <w:t xml:space="preserve">6 (1.1.1) y la actualización por internet.</w:t>
       </w:r>
     </w:p>
     <w:p>

--- a/09_MANUALES/ES/WORD/09_Manual_De_Usuario.docx
+++ b/09_MANUALES/ES/WORD/09_Manual_De_Usuario.docx
@@ -72,7 +72,7 @@
         <w:pStyle w:val="BodyText"/>
       </w:pPr>
       <w:r>
-        <w:t xml:space="preserve">Tipo de manual: Manual de usuario (roles Cliente y Operario, en la web y en la aplicación móvil) · Versión 4.11</w:t>
+        <w:t xml:space="preserve">Tipo de manual: Manual de usuario (roles Cliente y Operario, en la web y en la aplicación móvil) · Versión 4.12</w:t>
       </w:r>
     </w:p>
     <w:bookmarkStart w:id="9" w:name="control-de-versiones"/>
@@ -1055,6 +1055,52 @@
             </w:r>
             <w:r>
               <w:t xml:space="preserve">6 y actualización por internet publicados el 26 de octubre de 2026 (10.3 y 10.3.4).</w:t>
+            </w:r>
+          </w:p>
+        </w:tc>
+        <w:tc>
+          <w:tcPr/>
+          <w:p>
+            <w:pPr>
+              <w:pStyle w:val="Compact"/>
+            </w:pPr>
+            <w:r>
+              <w:t xml:space="preserve">Equipo de desarrollo</w:t>
+            </w:r>
+          </w:p>
+        </w:tc>
+      </w:tr>
+      <w:tr>
+        <w:tc>
+          <w:tcPr/>
+          <w:p>
+            <w:pPr>
+              <w:pStyle w:val="Compact"/>
+            </w:pPr>
+            <w:r>
+              <w:t xml:space="preserve">4.12</w:t>
+            </w:r>
+          </w:p>
+        </w:tc>
+        <w:tc>
+          <w:tcPr/>
+          <w:p>
+            <w:pPr>
+              <w:pStyle w:val="Compact"/>
+            </w:pPr>
+            <w:r>
+              <w:t xml:space="preserve">2026-10-27</w:t>
+            </w:r>
+          </w:p>
+        </w:tc>
+        <w:tc>
+          <w:tcPr/>
+          <w:p>
+            <w:pPr>
+              <w:pStyle w:val="Compact"/>
+            </w:pPr>
+            <w:r>
+              <w:t xml:space="preserve">Las horas alternativas de "Esa hora ya se ocupó" respetan las otras reservas del mismo vehículo (10.1.3 y 13).</w:t>
             </w:r>
           </w:p>
         </w:tc>
@@ -7464,7 +7510,23 @@
         </w:numPr>
       </w:pPr>
       <w:r>
-        <w:t xml:space="preserve">Si otra persona toma la hora mientras el cliente está reservando, el sistema no guarda nada, muestra "Esa hora ya se ocupó" y lista las horas libres más cercanas de ese mismo día (hasta cinco) para que el cliente elija otra.</w:t>
+        <w:t xml:space="preserve">Si otra persona toma la hora mientras el cliente está reservando, el sistema no guarda nada, muestra "Esa hora ya se ocupó: Te mostramos las horas libres más cercanas de ese día." y deja en</w:t>
+      </w:r>
+      <w:r>
+        <w:t xml:space="preserve"> </w:t>
+      </w:r>
+      <w:r>
+        <w:rPr>
+          <w:b/>
+          <w:bCs/>
+        </w:rPr>
+        <w:t xml:space="preserve">Selecciona una hora</w:t>
+      </w:r>
+      <w:r>
+        <w:t xml:space="preserve"> </w:t>
+      </w:r>
+      <w:r>
+        <w:t xml:space="preserve">solo las horas libres más cercanas de ese mismo día (hasta cinco) para que el cliente elija otra. Desde el 27 de octubre de 2026 esas horas también respetan las otras reservas del mismo vehículo: no se ofrece una hora que se cruce con otra reserva activa de ese vehículo, porque un vehículo no puede estar en dos bahías al mismo tiempo.</w:t>
       </w:r>
     </w:p>
     <w:p>
@@ -19745,7 +19807,7 @@
         <w:pStyle w:val="FirstParagraph"/>
       </w:pPr>
       <w:r>
-        <w:t xml:space="preserve">La pantalla solo ofrece horas libres. Si otra persona toma la hora mientras usted reserva, el sistema sugiere las horas libres más cercanas del mismo día; elija una y confirme.</w:t>
+        <w:t xml:space="preserve">La pantalla solo ofrece horas libres. Si otra persona toma la hora mientras usted reserva, el sistema sugiere las horas libres más cercanas del mismo día que su vehículo puede tomar (no las que se cruzan con otra reserva suya); elija una y confirme.</w:t>
       </w:r>
     </w:p>
     <w:bookmarkEnd w:id="160"/>

--- a/09_MANUALES/ES/WORD/09_Manual_De_Usuario.docx
+++ b/09_MANUALES/ES/WORD/09_Manual_De_Usuario.docx
@@ -72,7 +72,7 @@
         <w:pStyle w:val="BodyText"/>
       </w:pPr>
       <w:r>
-        <w:t xml:space="preserve">Tipo de manual: Manual de usuario (roles Cliente y Operario, en la web y en la aplicación móvil) · Versión 4.12</w:t>
+        <w:t xml:space="preserve">Tipo de manual: Manual de usuario (roles Cliente y Operario, en la web y en la aplicación móvil) · Versión 4.13</w:t>
       </w:r>
     </w:p>
     <w:bookmarkStart w:id="9" w:name="control-de-versiones"/>
@@ -1101,6 +1101,52 @@
             </w:pPr>
             <w:r>
               <w:t xml:space="preserve">Las horas alternativas de "Esa hora ya se ocupó" respetan las otras reservas del mismo vehículo (10.1.3 y 13).</w:t>
+            </w:r>
+          </w:p>
+        </w:tc>
+        <w:tc>
+          <w:tcPr/>
+          <w:p>
+            <w:pPr>
+              <w:pStyle w:val="Compact"/>
+            </w:pPr>
+            <w:r>
+              <w:t xml:space="preserve">Equipo de desarrollo</w:t>
+            </w:r>
+          </w:p>
+        </w:tc>
+      </w:tr>
+      <w:tr>
+        <w:tc>
+          <w:tcPr/>
+          <w:p>
+            <w:pPr>
+              <w:pStyle w:val="Compact"/>
+            </w:pPr>
+            <w:r>
+              <w:t xml:space="preserve">4.13</w:t>
+            </w:r>
+          </w:p>
+        </w:tc>
+        <w:tc>
+          <w:tcPr/>
+          <w:p>
+            <w:pPr>
+              <w:pStyle w:val="Compact"/>
+            </w:pPr>
+            <w:r>
+              <w:t xml:space="preserve">2026-10-27</w:t>
+            </w:r>
+          </w:p>
+        </w:tc>
+        <w:tc>
+          <w:tcPr/>
+          <w:p>
+            <w:pPr>
+              <w:pStyle w:val="Compact"/>
+            </w:pPr>
+            <w:r>
+              <w:t xml:space="preserve">La sección 10.3 remite a las capturas de la aplicación móvil de los manuales por rol.</w:t>
             </w:r>
           </w:p>
         </w:tc>
@@ -15027,7 +15073,7 @@
         <w:t xml:space="preserve">com.vehiclecarwash.app</w:t>
       </w:r>
       <w:r>
-        <w:t xml:space="preserve">) ofrece a los tres roles las mismas funciones que la web, con las mismas reglas y los mismos datos: lo que se hace en una se ve en la otra. Esta sección explica cómo instalarla y en qué cambia su uso; las reglas de cada módulo son las de las secciones 10.1 y 10.2, y las del administrador, las del Manual de Administrador. Se escribió a partir de las 31 pantallas del código de la app del 23 de octubre de 2026 (3 de ingreso, 8 del cliente, 8 del operario y 12 del administrador) y todavía no tiene capturas.</w:t>
+        <w:t xml:space="preserve">) ofrece a los tres roles las mismas funciones que la web, con las mismas reglas y los mismos datos: lo que se hace en una se ve en la otra. Esta sección explica cómo instalarla y en qué cambia su uso; las reglas de cada módulo son las de las secciones 10.1 y 10.2, y las del administrador, las del Manual de Administrador. Se escribió a partir de las 31 pantallas del código de la app del 23 de octubre de 2026 (3 de ingreso, 8 del cliente, 8 del operario y 12 del administrador); sus capturas están en el Manual de Usuario del Cliente (Figuras 26 a 32) y en el Manual de Usuario del Operario (Figuras 15 a 18).</w:t>
       </w:r>
     </w:p>
     <w:bookmarkStart w:id="142" w:name="X7f2331d3baf9fbda88b5696ddf798dde8a00233"/>

--- a/09_MANUALES/ES/WORD/09_Manual_De_Usuario.docx
+++ b/09_MANUALES/ES/WORD/09_Manual_De_Usuario.docx
@@ -64,7 +64,7 @@
         <w:pStyle w:val="BodyText"/>
       </w:pPr>
       <w:r>
-        <w:t xml:space="preserve">26 de octubre de 2026</w:t>
+        <w:t xml:space="preserve">27 de octubre de 2026</w:t>
       </w:r>
     </w:p>
     <w:p>
